--- a/docs/DAB_Payment_SAGA_Platform.docx
+++ b/docs/DAB_Payment_SAGA_Platform.docx
@@ -5962,6 +5962,20 @@
     </w:p>
     <w:p>
       <w:pPr>
+        <w:spacing w:before="80" w:after="80"/>
+      </w:pPr>
+      <w:r>
+        <w:rPr>
+          <w:rFonts w:ascii="Arial" w:cs="Arial" w:eastAsia="Arial" w:hAnsi="Arial"/>
+          <w:color w:val="444444"/>
+          <w:sz w:val="20"/>
+          <w:szCs w:val="20"/>
+        </w:rPr>
+        <w:t xml:space="preserve">The architecture is described using the C4 model at three levels of abstraction, preceded by an Enterprise Architecture Context showing how the Payment SAGA Platform fits within the bank-wide payment ecosystem.</w:t>
+      </w:r>
+    </w:p>
+    <w:p>
+      <w:pPr>
         <w:pStyle w:val="Heading2"/>
         <w:spacing w:before="300" w:after="150"/>
       </w:pPr>
@@ -5969,7 +5983,7 @@
         <w:rPr>
           <w:rFonts w:ascii="Arial" w:cs="Arial" w:eastAsia="Arial" w:hAnsi="Arial"/>
         </w:rPr>
-        <w:t xml:space="preserve">Application Context</w:t>
+        <w:t xml:space="preserve">Enterprise Architecture Context</w:t>
       </w:r>
     </w:p>
     <w:p>
@@ -5979,13 +5993,11 @@
       <w:r>
         <w:rPr>
           <w:rFonts w:ascii="Arial" w:cs="Arial" w:eastAsia="Arial" w:hAnsi="Arial"/>
-          <w:i/>
-          <w:iCs/>
           <w:color w:val="444444"/>
           <w:sz w:val="20"/>
           <w:szCs w:val="20"/>
         </w:rPr>
-        <w:t xml:space="preserve">The platform follows a layered architecture with clear separation between edge security, API gateway, service mesh, microservices, infrastructure, and data layers.</w:t>
+        <w:t xml:space="preserve">The following describes the bank-wide payment enterprise architecture. The Payment SAGA Platform (highlighted in the center) implements the Payment Orchestrator, Payment Core, Financial Gateways, and Payment Product layers.</w:t>
       </w:r>
     </w:p>
     <w:p>
@@ -6006,7 +6018,7 @@
           <w:sz w:val="20"/>
           <w:szCs w:val="20"/>
         </w:rPr>
-        <w:t xml:space="preserve">External Actors: </w:t>
+        <w:t xml:space="preserve">Inbound Channels: </w:t>
       </w:r>
       <w:r>
         <w:rPr>
@@ -6015,7 +6027,7 @@
           <w:sz w:val="20"/>
           <w:szCs w:val="20"/>
         </w:rPr>
-        <w:t xml:space="preserve">Customer (Web/Mobile), Third-Party Provider (Open Banking), Payment Service Provider (Stripe/PayPal/Adyen/Square), Operations Team</w:t>
+        <w:t xml:space="preserve">ROC/COC (Retail/Corporate Online Channels), Open Banking API, Direct Integration, TWO/CMS (Transaction Workflow/Cash Management), Partners (ERP, C-CASH, MISA, MoMo, Shopee, VCI, VND, SSI, DNSE, VPS), Payment Gateway Channels (Cybersource, NAPAS)</w:t>
       </w:r>
     </w:p>
     <w:p>
@@ -6031,7 +6043,7 @@
           <w:sz w:val="20"/>
           <w:szCs w:val="20"/>
         </w:rPr>
-        <w:t xml:space="preserve">Edge Layer: </w:t>
+        <w:t xml:space="preserve">Bank-wide Integration Layer: </w:t>
       </w:r>
       <w:r>
         <w:rPr>
@@ -6040,7 +6052,262 @@
           <w:sz w:val="20"/>
           <w:szCs w:val="20"/>
         </w:rPr>
-        <w:t xml:space="preserve">AWS WAF + Shield → AWS ALB</w:t>
+        <w:t xml:space="preserve">ESB / API Gateway — connects inbound channels, core systems, and external networks</w:t>
+      </w:r>
+    </w:p>
+    <w:p>
+      <w:pPr>
+        <w:spacing w:before="100" w:after="100"/>
+      </w:pPr>
+    </w:p>
+    <w:p>
+      <w:pPr>
+        <w:spacing w:before="80" w:after="80"/>
+      </w:pPr>
+      <w:r>
+        <w:rPr>
+          <w:rFonts w:ascii="Arial" w:cs="Arial" w:eastAsia="Arial" w:hAnsi="Arial"/>
+          <w:b/>
+          <w:bCs/>
+          <w:color w:val="444444"/>
+          <w:sz w:val="20"/>
+          <w:szCs w:val="20"/>
+        </w:rPr>
+        <w:t xml:space="preserve">Payment Platform (center):</w:t>
+      </w:r>
+    </w:p>
+    <w:p>
+      <w:pPr>
+        <w:spacing w:before="80" w:after="80"/>
+      </w:pPr>
+      <w:r>
+        <w:rPr>
+          <w:rFonts w:ascii="Arial" w:cs="Arial" w:eastAsia="Arial" w:hAnsi="Arial"/>
+          <w:color w:val="444444"/>
+          <w:sz w:val="20"/>
+          <w:szCs w:val="20"/>
+        </w:rPr>
+        <w:t xml:space="preserve">  • </w:t>
+      </w:r>
+      <w:r>
+        <w:rPr>
+          <w:rFonts w:ascii="Arial" w:cs="Arial" w:eastAsia="Arial" w:hAnsi="Arial"/>
+          <w:b/>
+          <w:bCs/>
+          <w:color w:val="444444"/>
+          <w:sz w:val="20"/>
+          <w:szCs w:val="20"/>
+        </w:rPr>
+        <w:t xml:space="preserve">Financial Gateways: </w:t>
+      </w:r>
+      <w:r>
+        <w:rPr>
+          <w:rFonts w:ascii="Arial" w:cs="Arial" w:eastAsia="Arial" w:hAnsi="Arial"/>
+          <w:color w:val="444444"/>
+          <w:sz w:val="20"/>
+          <w:szCs w:val="20"/>
+        </w:rPr>
+        <w:t xml:space="preserve">Payment Network Management, Network Routing, Messaging Formatting, Clearing Limit</w:t>
+      </w:r>
+    </w:p>
+    <w:p>
+      <w:pPr>
+        <w:spacing w:before="80" w:after="80"/>
+      </w:pPr>
+      <w:r>
+        <w:rPr>
+          <w:rFonts w:ascii="Arial" w:cs="Arial" w:eastAsia="Arial" w:hAnsi="Arial"/>
+          <w:color w:val="444444"/>
+          <w:sz w:val="20"/>
+          <w:szCs w:val="20"/>
+        </w:rPr>
+        <w:t xml:space="preserve">  • </w:t>
+      </w:r>
+      <w:r>
+        <w:rPr>
+          <w:rFonts w:ascii="Arial" w:cs="Arial" w:eastAsia="Arial" w:hAnsi="Arial"/>
+          <w:b/>
+          <w:bCs/>
+          <w:color w:val="444444"/>
+          <w:sz w:val="20"/>
+          <w:szCs w:val="20"/>
+        </w:rPr>
+        <w:t xml:space="preserve">Payment Product: </w:t>
+      </w:r>
+      <w:r>
+        <w:rPr>
+          <w:rFonts w:ascii="Arial" w:cs="Arial" w:eastAsia="Arial" w:hAnsi="Arial"/>
+          <w:color w:val="444444"/>
+          <w:sz w:val="20"/>
+          <w:szCs w:val="20"/>
+        </w:rPr>
+        <w:t xml:space="preserve">Direct Payment (Payment Portal, Direct Debit, Instant Payment), Features Rich (Billings, FXTT, Schedule, Others)</w:t>
+      </w:r>
+    </w:p>
+    <w:p>
+      <w:pPr>
+        <w:spacing w:before="80" w:after="80"/>
+      </w:pPr>
+      <w:r>
+        <w:rPr>
+          <w:rFonts w:ascii="Arial" w:cs="Arial" w:eastAsia="Arial" w:hAnsi="Arial"/>
+          <w:color w:val="444444"/>
+          <w:sz w:val="20"/>
+          <w:szCs w:val="20"/>
+        </w:rPr>
+        <w:t xml:space="preserve">  • </w:t>
+      </w:r>
+      <w:r>
+        <w:rPr>
+          <w:rFonts w:ascii="Arial" w:cs="Arial" w:eastAsia="Arial" w:hAnsi="Arial"/>
+          <w:b/>
+          <w:bCs/>
+          <w:color w:val="444444"/>
+          <w:sz w:val="20"/>
+          <w:szCs w:val="20"/>
+        </w:rPr>
+        <w:t xml:space="preserve">Payment Orchestrator: </w:t>
+      </w:r>
+      <w:r>
+        <w:rPr>
+          <w:rFonts w:ascii="Arial" w:cs="Arial" w:eastAsia="Arial" w:hAnsi="Arial"/>
+          <w:color w:val="444444"/>
+          <w:sz w:val="20"/>
+          <w:szCs w:val="20"/>
+        </w:rPr>
+        <w:t xml:space="preserve">Payment Init, Orchestration Engine, Data Converter</w:t>
+      </w:r>
+    </w:p>
+    <w:p>
+      <w:pPr>
+        <w:spacing w:before="80" w:after="80"/>
+      </w:pPr>
+      <w:r>
+        <w:rPr>
+          <w:rFonts w:ascii="Arial" w:cs="Arial" w:eastAsia="Arial" w:hAnsi="Arial"/>
+          <w:color w:val="444444"/>
+          <w:sz w:val="20"/>
+          <w:szCs w:val="20"/>
+        </w:rPr>
+        <w:t xml:space="preserve">  • </w:t>
+      </w:r>
+      <w:r>
+        <w:rPr>
+          <w:rFonts w:ascii="Arial" w:cs="Arial" w:eastAsia="Arial" w:hAnsi="Arial"/>
+          <w:b/>
+          <w:bCs/>
+          <w:color w:val="444444"/>
+          <w:sz w:val="20"/>
+          <w:szCs w:val="20"/>
+        </w:rPr>
+        <w:t xml:space="preserve">Payment Core — Preparing: </w:t>
+      </w:r>
+      <w:r>
+        <w:rPr>
+          <w:rFonts w:ascii="Arial" w:cs="Arial" w:eastAsia="Arial" w:hAnsi="Arial"/>
+          <w:color w:val="444444"/>
+          <w:sz w:val="20"/>
+          <w:szCs w:val="20"/>
+        </w:rPr>
+        <w:t xml:space="preserve">Acceptance &amp; Mapping, Deduplication &amp; Prioritising, Business Validations, Fraud &amp; Risk Filters</w:t>
+      </w:r>
+    </w:p>
+    <w:p>
+      <w:pPr>
+        <w:spacing w:before="80" w:after="80"/>
+      </w:pPr>
+      <w:r>
+        <w:rPr>
+          <w:rFonts w:ascii="Arial" w:cs="Arial" w:eastAsia="Arial" w:hAnsi="Arial"/>
+          <w:color w:val="444444"/>
+          <w:sz w:val="20"/>
+          <w:szCs w:val="20"/>
+        </w:rPr>
+        <w:t xml:space="preserve">  • </w:t>
+      </w:r>
+      <w:r>
+        <w:rPr>
+          <w:rFonts w:ascii="Arial" w:cs="Arial" w:eastAsia="Arial" w:hAnsi="Arial"/>
+          <w:b/>
+          <w:bCs/>
+          <w:color w:val="444444"/>
+          <w:sz w:val="20"/>
+          <w:szCs w:val="20"/>
+        </w:rPr>
+        <w:t xml:space="preserve">Payment Core — Processing: </w:t>
+      </w:r>
+      <w:r>
+        <w:rPr>
+          <w:rFonts w:ascii="Arial" w:cs="Arial" w:eastAsia="Arial" w:hAnsi="Arial"/>
+          <w:color w:val="444444"/>
+          <w:sz w:val="20"/>
+          <w:szCs w:val="20"/>
+        </w:rPr>
+        <w:t xml:space="preserve">Fund Reservation, FX Conversion, Fee &amp; Posting Scheme, Routing &amp; Settlement</w:t>
+      </w:r>
+    </w:p>
+    <w:p>
+      <w:pPr>
+        <w:spacing w:before="80" w:after="80"/>
+      </w:pPr>
+      <w:r>
+        <w:rPr>
+          <w:rFonts w:ascii="Arial" w:cs="Arial" w:eastAsia="Arial" w:hAnsi="Arial"/>
+          <w:color w:val="444444"/>
+          <w:sz w:val="20"/>
+          <w:szCs w:val="20"/>
+        </w:rPr>
+        <w:t xml:space="preserve">  • </w:t>
+      </w:r>
+      <w:r>
+        <w:rPr>
+          <w:rFonts w:ascii="Arial" w:cs="Arial" w:eastAsia="Arial" w:hAnsi="Arial"/>
+          <w:b/>
+          <w:bCs/>
+          <w:color w:val="444444"/>
+          <w:sz w:val="20"/>
+          <w:szCs w:val="20"/>
+        </w:rPr>
+        <w:t xml:space="preserve">Payment Core — Finalizing: </w:t>
+      </w:r>
+      <w:r>
+        <w:rPr>
+          <w:rFonts w:ascii="Arial" w:cs="Arial" w:eastAsia="Arial" w:hAnsi="Arial"/>
+          <w:color w:val="444444"/>
+          <w:sz w:val="20"/>
+          <w:szCs w:val="20"/>
+        </w:rPr>
+        <w:t xml:space="preserve">Automated Repair, Clearing, Interfacing, Housekeeping</w:t>
+      </w:r>
+    </w:p>
+    <w:p>
+      <w:pPr>
+        <w:spacing w:before="100" w:after="100"/>
+      </w:pPr>
+    </w:p>
+    <w:p>
+      <w:pPr>
+        <w:spacing w:before="80" w:after="80"/>
+      </w:pPr>
+      <w:r>
+        <w:rPr>
+          <w:rFonts w:ascii="Arial" w:cs="Arial" w:eastAsia="Arial" w:hAnsi="Arial"/>
+          <w:b/>
+          <w:bCs/>
+          <w:color w:val="444444"/>
+          <w:sz w:val="20"/>
+          <w:szCs w:val="20"/>
+        </w:rPr>
+        <w:t xml:space="preserve">Outbound: </w:t>
+      </w:r>
+      <w:r>
+        <w:rPr>
+          <w:rFonts w:ascii="Arial" w:cs="Arial" w:eastAsia="Arial" w:hAnsi="Arial"/>
+          <w:color w:val="444444"/>
+          <w:sz w:val="20"/>
+          <w:szCs w:val="20"/>
+        </w:rPr>
+        <w:t xml:space="preserve">Payment Networks (CITAD, NAPAS/BFTZ.8, SWIFT MX/MT, VCB, BIDV), Service Providers (EVN, VinHome/Vinschool, VNPay, PAYOO, Hawacom)</w:t>
       </w:r>
     </w:p>
     <w:p>
@@ -6056,7 +6323,7 @@
           <w:sz w:val="20"/>
           <w:szCs w:val="20"/>
         </w:rPr>
-        <w:t xml:space="preserve">API Gateway: </w:t>
+        <w:t xml:space="preserve">Bank Infrastructure: </w:t>
       </w:r>
       <w:r>
         <w:rPr>
@@ -6065,8 +6332,3341 @@
           <w:sz w:val="20"/>
           <w:szCs w:val="20"/>
         </w:rPr>
-        <w:t xml:space="preserve">Kong Ingress Controller (JWT Authentication, Rate Limiting, Security Headers, Correlation ID)</w:t>
+        <w:t xml:space="preserve">Bank-wide Integration Layer, BPA/IDA Workflow, TCI, Visual FX, Source of Funds (T24, CMS, Loyalty, AE+)</w:t>
       </w:r>
+    </w:p>
+    <w:p>
+      <w:pPr>
+        <w:spacing w:before="100" w:after="100"/>
+      </w:pPr>
+    </w:p>
+    <w:p>
+      <w:pPr>
+        <w:pStyle w:val="Heading2"/>
+        <w:spacing w:before="300" w:after="150"/>
+      </w:pPr>
+      <w:r>
+        <w:rPr>
+          <w:rFonts w:ascii="Arial" w:cs="Arial" w:eastAsia="Arial" w:hAnsi="Arial"/>
+        </w:rPr>
+        <w:t xml:space="preserve">EA → Payment SAGA Platform Component Mapping</w:t>
+      </w:r>
+    </w:p>
+    <w:tbl>
+      <w:tblPr>
+        <w:tblW w:type="auto" w:w="100"/>
+        <w:tblBorders>
+          <w:top w:val="single" w:color="auto" w:sz="4"/>
+          <w:left w:val="single" w:color="auto" w:sz="4"/>
+          <w:bottom w:val="single" w:color="auto" w:sz="4"/>
+          <w:right w:val="single" w:color="auto" w:sz="4"/>
+          <w:insideH w:val="single" w:color="auto" w:sz="4"/>
+          <w:insideV w:val="single" w:color="auto" w:sz="4"/>
+        </w:tblBorders>
+      </w:tblPr>
+      <w:tblGrid>
+        <w:gridCol w:w="2000"/>
+        <w:gridCol w:w="2000"/>
+        <w:gridCol w:w="4200"/>
+        <w:gridCol w:w="1160"/>
+      </w:tblGrid>
+      <w:tr>
+        <w:trPr>
+          <w:tblHeader/>
+        </w:trPr>
+        <w:tc>
+          <w:tcPr>
+            <w:tcW w:type="dxa" w:w="2000"/>
+            <w:tcBorders>
+              <w:top w:val="single" w:color="B0B0B0" w:sz="1"/>
+              <w:left w:val="single" w:color="B0B0B0" w:sz="1"/>
+              <w:bottom w:val="single" w:color="B0B0B0" w:sz="1"/>
+              <w:right w:val="single" w:color="B0B0B0" w:sz="1"/>
+            </w:tcBorders>
+            <w:shd w:fill="1B3A5C" w:val="clear"/>
+            <w:vAlign w:val="center"/>
+          </w:tcPr>
+          <w:p>
+            <w:pPr>
+              <w:spacing w:before="40" w:after="40"/>
+              <w:jc w:val="left"/>
+            </w:pPr>
+            <w:r>
+              <w:rPr>
+                <w:rFonts w:ascii="Arial" w:cs="Arial" w:eastAsia="Arial" w:hAnsi="Arial"/>
+                <w:b/>
+                <w:bCs/>
+                <w:color w:val="FFFFFF"/>
+                <w:sz w:val="20"/>
+                <w:szCs w:val="20"/>
+              </w:rPr>
+              <w:t xml:space="preserve">EA Layer</w:t>
+            </w:r>
+          </w:p>
+        </w:tc>
+        <w:tc>
+          <w:tcPr>
+            <w:tcW w:type="dxa" w:w="2000"/>
+            <w:tcBorders>
+              <w:top w:val="single" w:color="B0B0B0" w:sz="1"/>
+              <w:left w:val="single" w:color="B0B0B0" w:sz="1"/>
+              <w:bottom w:val="single" w:color="B0B0B0" w:sz="1"/>
+              <w:right w:val="single" w:color="B0B0B0" w:sz="1"/>
+            </w:tcBorders>
+            <w:shd w:fill="1B3A5C" w:val="clear"/>
+            <w:vAlign w:val="center"/>
+          </w:tcPr>
+          <w:p>
+            <w:pPr>
+              <w:spacing w:before="40" w:after="40"/>
+              <w:jc w:val="left"/>
+            </w:pPr>
+            <w:r>
+              <w:rPr>
+                <w:rFonts w:ascii="Arial" w:cs="Arial" w:eastAsia="Arial" w:hAnsi="Arial"/>
+                <w:b/>
+                <w:bCs/>
+                <w:color w:val="FFFFFF"/>
+                <w:sz w:val="20"/>
+                <w:szCs w:val="20"/>
+              </w:rPr>
+              <w:t xml:space="preserve">EA Component</w:t>
+            </w:r>
+          </w:p>
+        </w:tc>
+        <w:tc>
+          <w:tcPr>
+            <w:tcW w:type="dxa" w:w="4200"/>
+            <w:tcBorders>
+              <w:top w:val="single" w:color="B0B0B0" w:sz="1"/>
+              <w:left w:val="single" w:color="B0B0B0" w:sz="1"/>
+              <w:bottom w:val="single" w:color="B0B0B0" w:sz="1"/>
+              <w:right w:val="single" w:color="B0B0B0" w:sz="1"/>
+            </w:tcBorders>
+            <w:shd w:fill="1B3A5C" w:val="clear"/>
+            <w:vAlign w:val="center"/>
+          </w:tcPr>
+          <w:p>
+            <w:pPr>
+              <w:spacing w:before="40" w:after="40"/>
+              <w:jc w:val="left"/>
+            </w:pPr>
+            <w:r>
+              <w:rPr>
+                <w:rFonts w:ascii="Arial" w:cs="Arial" w:eastAsia="Arial" w:hAnsi="Arial"/>
+                <w:b/>
+                <w:bCs/>
+                <w:color w:val="FFFFFF"/>
+                <w:sz w:val="20"/>
+                <w:szCs w:val="20"/>
+              </w:rPr>
+              <w:t xml:space="preserve">SAGA Platform Component</w:t>
+            </w:r>
+          </w:p>
+        </w:tc>
+        <w:tc>
+          <w:tcPr>
+            <w:tcW w:type="dxa" w:w="1160"/>
+            <w:tcBorders>
+              <w:top w:val="single" w:color="B0B0B0" w:sz="1"/>
+              <w:left w:val="single" w:color="B0B0B0" w:sz="1"/>
+              <w:bottom w:val="single" w:color="B0B0B0" w:sz="1"/>
+              <w:right w:val="single" w:color="B0B0B0" w:sz="1"/>
+            </w:tcBorders>
+            <w:shd w:fill="1B3A5C" w:val="clear"/>
+            <w:vAlign w:val="center"/>
+          </w:tcPr>
+          <w:p>
+            <w:pPr>
+              <w:spacing w:before="40" w:after="40"/>
+              <w:jc w:val="left"/>
+            </w:pPr>
+            <w:r>
+              <w:rPr>
+                <w:rFonts w:ascii="Arial" w:cs="Arial" w:eastAsia="Arial" w:hAnsi="Arial"/>
+                <w:b/>
+                <w:bCs/>
+                <w:color w:val="FFFFFF"/>
+                <w:sz w:val="20"/>
+                <w:szCs w:val="20"/>
+              </w:rPr>
+              <w:t xml:space="preserve">Status</w:t>
+            </w:r>
+          </w:p>
+        </w:tc>
+      </w:tr>
+      <w:tr>
+        <w:tc>
+          <w:tcPr>
+            <w:tcW w:type="dxa" w:w="2000"/>
+            <w:tcBorders>
+              <w:top w:val="single" w:color="B0B0B0" w:sz="1"/>
+              <w:left w:val="single" w:color="B0B0B0" w:sz="1"/>
+              <w:bottom w:val="single" w:color="B0B0B0" w:sz="1"/>
+              <w:right w:val="single" w:color="B0B0B0" w:sz="1"/>
+            </w:tcBorders>
+            <w:vAlign w:val="center"/>
+          </w:tcPr>
+          <w:p>
+            <w:pPr>
+              <w:spacing w:before="30" w:after="30"/>
+              <w:jc w:val="left"/>
+            </w:pPr>
+            <w:r>
+              <w:rPr>
+                <w:rFonts w:ascii="Arial" w:cs="Arial" w:eastAsia="Arial" w:hAnsi="Arial"/>
+                <w:color w:val="444444"/>
+                <w:sz w:val="20"/>
+                <w:szCs w:val="20"/>
+              </w:rPr>
+              <w:t xml:space="preserve">Payment Orchestrator</w:t>
+            </w:r>
+          </w:p>
+        </w:tc>
+        <w:tc>
+          <w:tcPr>
+            <w:tcW w:type="dxa" w:w="2000"/>
+            <w:tcBorders>
+              <w:top w:val="single" w:color="B0B0B0" w:sz="1"/>
+              <w:left w:val="single" w:color="B0B0B0" w:sz="1"/>
+              <w:bottom w:val="single" w:color="B0B0B0" w:sz="1"/>
+              <w:right w:val="single" w:color="B0B0B0" w:sz="1"/>
+            </w:tcBorders>
+            <w:vAlign w:val="center"/>
+          </w:tcPr>
+          <w:p>
+            <w:pPr>
+              <w:spacing w:before="30" w:after="30"/>
+              <w:jc w:val="left"/>
+            </w:pPr>
+            <w:r>
+              <w:rPr>
+                <w:rFonts w:ascii="Arial" w:cs="Arial" w:eastAsia="Arial" w:hAnsi="Arial"/>
+                <w:color w:val="444444"/>
+                <w:sz w:val="20"/>
+                <w:szCs w:val="20"/>
+              </w:rPr>
+              <w:t xml:space="preserve">Payment Init</w:t>
+            </w:r>
+          </w:p>
+        </w:tc>
+        <w:tc>
+          <w:tcPr>
+            <w:tcW w:type="dxa" w:w="4200"/>
+            <w:tcBorders>
+              <w:top w:val="single" w:color="B0B0B0" w:sz="1"/>
+              <w:left w:val="single" w:color="B0B0B0" w:sz="1"/>
+              <w:bottom w:val="single" w:color="B0B0B0" w:sz="1"/>
+              <w:right w:val="single" w:color="B0B0B0" w:sz="1"/>
+            </w:tcBorders>
+            <w:vAlign w:val="center"/>
+          </w:tcPr>
+          <w:p>
+            <w:pPr>
+              <w:spacing w:before="30" w:after="30"/>
+              <w:jc w:val="left"/>
+            </w:pPr>
+            <w:r>
+              <w:rPr>
+                <w:rFonts w:ascii="Arial" w:cs="Arial" w:eastAsia="Arial" w:hAnsi="Arial"/>
+                <w:color w:val="444444"/>
+                <w:sz w:val="20"/>
+                <w:szCs w:val="20"/>
+              </w:rPr>
+              <w:t xml:space="preserve">PaymentController — REST API entry point (POST /api/v1/payments)</w:t>
+            </w:r>
+          </w:p>
+        </w:tc>
+        <w:tc>
+          <w:tcPr>
+            <w:tcW w:type="dxa" w:w="1160"/>
+            <w:tcBorders>
+              <w:top w:val="single" w:color="B0B0B0" w:sz="1"/>
+              <w:left w:val="single" w:color="B0B0B0" w:sz="1"/>
+              <w:bottom w:val="single" w:color="B0B0B0" w:sz="1"/>
+              <w:right w:val="single" w:color="B0B0B0" w:sz="1"/>
+            </w:tcBorders>
+            <w:vAlign w:val="center"/>
+          </w:tcPr>
+          <w:p>
+            <w:pPr>
+              <w:spacing w:before="30" w:after="30"/>
+              <w:jc w:val="left"/>
+            </w:pPr>
+            <w:r>
+              <w:rPr>
+                <w:rFonts w:ascii="Arial" w:cs="Arial" w:eastAsia="Arial" w:hAnsi="Arial"/>
+                <w:color w:val="444444"/>
+                <w:sz w:val="20"/>
+                <w:szCs w:val="20"/>
+              </w:rPr>
+              <w:t xml:space="preserve">Implemented</w:t>
+            </w:r>
+          </w:p>
+        </w:tc>
+      </w:tr>
+      <w:tr>
+        <w:tc>
+          <w:tcPr>
+            <w:tcW w:type="dxa" w:w="2000"/>
+            <w:tcBorders>
+              <w:top w:val="single" w:color="B0B0B0" w:sz="1"/>
+              <w:left w:val="single" w:color="B0B0B0" w:sz="1"/>
+              <w:bottom w:val="single" w:color="B0B0B0" w:sz="1"/>
+              <w:right w:val="single" w:color="B0B0B0" w:sz="1"/>
+            </w:tcBorders>
+            <w:shd w:fill="E8F0FE" w:val="clear"/>
+            <w:vAlign w:val="center"/>
+          </w:tcPr>
+          <w:p>
+            <w:pPr>
+              <w:spacing w:before="30" w:after="30"/>
+              <w:jc w:val="left"/>
+            </w:pPr>
+            <w:r>
+              <w:rPr>
+                <w:rFonts w:ascii="Arial" w:cs="Arial" w:eastAsia="Arial" w:hAnsi="Arial"/>
+                <w:color w:val="444444"/>
+                <w:sz w:val="20"/>
+                <w:szCs w:val="20"/>
+              </w:rPr>
+              <w:t xml:space="preserve">Payment Orchestrator</w:t>
+            </w:r>
+          </w:p>
+        </w:tc>
+        <w:tc>
+          <w:tcPr>
+            <w:tcW w:type="dxa" w:w="2000"/>
+            <w:tcBorders>
+              <w:top w:val="single" w:color="B0B0B0" w:sz="1"/>
+              <w:left w:val="single" w:color="B0B0B0" w:sz="1"/>
+              <w:bottom w:val="single" w:color="B0B0B0" w:sz="1"/>
+              <w:right w:val="single" w:color="B0B0B0" w:sz="1"/>
+            </w:tcBorders>
+            <w:shd w:fill="E8F0FE" w:val="clear"/>
+            <w:vAlign w:val="center"/>
+          </w:tcPr>
+          <w:p>
+            <w:pPr>
+              <w:spacing w:before="30" w:after="30"/>
+              <w:jc w:val="left"/>
+            </w:pPr>
+            <w:r>
+              <w:rPr>
+                <w:rFonts w:ascii="Arial" w:cs="Arial" w:eastAsia="Arial" w:hAnsi="Arial"/>
+                <w:color w:val="444444"/>
+                <w:sz w:val="20"/>
+                <w:szCs w:val="20"/>
+              </w:rPr>
+              <w:t xml:space="preserve">Orchestration Engine</w:t>
+            </w:r>
+          </w:p>
+        </w:tc>
+        <w:tc>
+          <w:tcPr>
+            <w:tcW w:type="dxa" w:w="4200"/>
+            <w:tcBorders>
+              <w:top w:val="single" w:color="B0B0B0" w:sz="1"/>
+              <w:left w:val="single" w:color="B0B0B0" w:sz="1"/>
+              <w:bottom w:val="single" w:color="B0B0B0" w:sz="1"/>
+              <w:right w:val="single" w:color="B0B0B0" w:sz="1"/>
+            </w:tcBorders>
+            <w:shd w:fill="E8F0FE" w:val="clear"/>
+            <w:vAlign w:val="center"/>
+          </w:tcPr>
+          <w:p>
+            <w:pPr>
+              <w:spacing w:before="30" w:after="30"/>
+              <w:jc w:val="left"/>
+            </w:pPr>
+            <w:r>
+              <w:rPr>
+                <w:rFonts w:ascii="Arial" w:cs="Arial" w:eastAsia="Arial" w:hAnsi="Arial"/>
+                <w:color w:val="444444"/>
+                <w:sz w:val="20"/>
+                <w:szCs w:val="20"/>
+              </w:rPr>
+              <w:t xml:space="preserve">PaymentSagaWorkflowImpl (Temporal) + PaymentStateMachineConfig (Spring SM)</w:t>
+            </w:r>
+          </w:p>
+        </w:tc>
+        <w:tc>
+          <w:tcPr>
+            <w:tcW w:type="dxa" w:w="1160"/>
+            <w:tcBorders>
+              <w:top w:val="single" w:color="B0B0B0" w:sz="1"/>
+              <w:left w:val="single" w:color="B0B0B0" w:sz="1"/>
+              <w:bottom w:val="single" w:color="B0B0B0" w:sz="1"/>
+              <w:right w:val="single" w:color="B0B0B0" w:sz="1"/>
+            </w:tcBorders>
+            <w:shd w:fill="E8F0FE" w:val="clear"/>
+            <w:vAlign w:val="center"/>
+          </w:tcPr>
+          <w:p>
+            <w:pPr>
+              <w:spacing w:before="30" w:after="30"/>
+              <w:jc w:val="left"/>
+            </w:pPr>
+            <w:r>
+              <w:rPr>
+                <w:rFonts w:ascii="Arial" w:cs="Arial" w:eastAsia="Arial" w:hAnsi="Arial"/>
+                <w:color w:val="444444"/>
+                <w:sz w:val="20"/>
+                <w:szCs w:val="20"/>
+              </w:rPr>
+              <w:t xml:space="preserve">Implemented</w:t>
+            </w:r>
+          </w:p>
+        </w:tc>
+      </w:tr>
+      <w:tr>
+        <w:tc>
+          <w:tcPr>
+            <w:tcW w:type="dxa" w:w="2000"/>
+            <w:tcBorders>
+              <w:top w:val="single" w:color="B0B0B0" w:sz="1"/>
+              <w:left w:val="single" w:color="B0B0B0" w:sz="1"/>
+              <w:bottom w:val="single" w:color="B0B0B0" w:sz="1"/>
+              <w:right w:val="single" w:color="B0B0B0" w:sz="1"/>
+            </w:tcBorders>
+            <w:vAlign w:val="center"/>
+          </w:tcPr>
+          <w:p>
+            <w:pPr>
+              <w:spacing w:before="30" w:after="30"/>
+              <w:jc w:val="left"/>
+            </w:pPr>
+            <w:r>
+              <w:rPr>
+                <w:rFonts w:ascii="Arial" w:cs="Arial" w:eastAsia="Arial" w:hAnsi="Arial"/>
+                <w:color w:val="444444"/>
+                <w:sz w:val="20"/>
+                <w:szCs w:val="20"/>
+              </w:rPr>
+              <w:t xml:space="preserve">Payment Orchestrator</w:t>
+            </w:r>
+          </w:p>
+        </w:tc>
+        <w:tc>
+          <w:tcPr>
+            <w:tcW w:type="dxa" w:w="2000"/>
+            <w:tcBorders>
+              <w:top w:val="single" w:color="B0B0B0" w:sz="1"/>
+              <w:left w:val="single" w:color="B0B0B0" w:sz="1"/>
+              <w:bottom w:val="single" w:color="B0B0B0" w:sz="1"/>
+              <w:right w:val="single" w:color="B0B0B0" w:sz="1"/>
+            </w:tcBorders>
+            <w:vAlign w:val="center"/>
+          </w:tcPr>
+          <w:p>
+            <w:pPr>
+              <w:spacing w:before="30" w:after="30"/>
+              <w:jc w:val="left"/>
+            </w:pPr>
+            <w:r>
+              <w:rPr>
+                <w:rFonts w:ascii="Arial" w:cs="Arial" w:eastAsia="Arial" w:hAnsi="Arial"/>
+                <w:color w:val="444444"/>
+                <w:sz w:val="20"/>
+                <w:szCs w:val="20"/>
+              </w:rPr>
+              <w:t xml:space="preserve">Data Converter</w:t>
+            </w:r>
+          </w:p>
+        </w:tc>
+        <w:tc>
+          <w:tcPr>
+            <w:tcW w:type="dxa" w:w="4200"/>
+            <w:tcBorders>
+              <w:top w:val="single" w:color="B0B0B0" w:sz="1"/>
+              <w:left w:val="single" w:color="B0B0B0" w:sz="1"/>
+              <w:bottom w:val="single" w:color="B0B0B0" w:sz="1"/>
+              <w:right w:val="single" w:color="B0B0B0" w:sz="1"/>
+            </w:tcBorders>
+            <w:vAlign w:val="center"/>
+          </w:tcPr>
+          <w:p>
+            <w:pPr>
+              <w:spacing w:before="30" w:after="30"/>
+              <w:jc w:val="left"/>
+            </w:pPr>
+            <w:r>
+              <w:rPr>
+                <w:rFonts w:ascii="Arial" w:cs="Arial" w:eastAsia="Arial" w:hAnsi="Arial"/>
+                <w:color w:val="444444"/>
+                <w:sz w:val="20"/>
+                <w:szCs w:val="20"/>
+              </w:rPr>
+              <w:t xml:space="preserve">DataActivities + Jackson ObjectMapper serialization</w:t>
+            </w:r>
+          </w:p>
+        </w:tc>
+        <w:tc>
+          <w:tcPr>
+            <w:tcW w:type="dxa" w:w="1160"/>
+            <w:tcBorders>
+              <w:top w:val="single" w:color="B0B0B0" w:sz="1"/>
+              <w:left w:val="single" w:color="B0B0B0" w:sz="1"/>
+              <w:bottom w:val="single" w:color="B0B0B0" w:sz="1"/>
+              <w:right w:val="single" w:color="B0B0B0" w:sz="1"/>
+            </w:tcBorders>
+            <w:vAlign w:val="center"/>
+          </w:tcPr>
+          <w:p>
+            <w:pPr>
+              <w:spacing w:before="30" w:after="30"/>
+              <w:jc w:val="left"/>
+            </w:pPr>
+            <w:r>
+              <w:rPr>
+                <w:rFonts w:ascii="Arial" w:cs="Arial" w:eastAsia="Arial" w:hAnsi="Arial"/>
+                <w:color w:val="444444"/>
+                <w:sz w:val="20"/>
+                <w:szCs w:val="20"/>
+              </w:rPr>
+              <w:t xml:space="preserve">Implemented</w:t>
+            </w:r>
+          </w:p>
+        </w:tc>
+      </w:tr>
+      <w:tr>
+        <w:tc>
+          <w:tcPr>
+            <w:tcW w:type="dxa" w:w="2000"/>
+            <w:tcBorders>
+              <w:top w:val="single" w:color="B0B0B0" w:sz="1"/>
+              <w:left w:val="single" w:color="B0B0B0" w:sz="1"/>
+              <w:bottom w:val="single" w:color="B0B0B0" w:sz="1"/>
+              <w:right w:val="single" w:color="B0B0B0" w:sz="1"/>
+            </w:tcBorders>
+            <w:shd w:fill="E8F0FE" w:val="clear"/>
+            <w:vAlign w:val="center"/>
+          </w:tcPr>
+          <w:p>
+            <w:pPr>
+              <w:spacing w:before="30" w:after="30"/>
+              <w:jc w:val="left"/>
+            </w:pPr>
+            <w:r>
+              <w:rPr>
+                <w:rFonts w:ascii="Arial" w:cs="Arial" w:eastAsia="Arial" w:hAnsi="Arial"/>
+                <w:color w:val="444444"/>
+                <w:sz w:val="20"/>
+                <w:szCs w:val="20"/>
+              </w:rPr>
+              <w:t xml:space="preserve">Payment Core — Preparing</w:t>
+            </w:r>
+          </w:p>
+        </w:tc>
+        <w:tc>
+          <w:tcPr>
+            <w:tcW w:type="dxa" w:w="2000"/>
+            <w:tcBorders>
+              <w:top w:val="single" w:color="B0B0B0" w:sz="1"/>
+              <w:left w:val="single" w:color="B0B0B0" w:sz="1"/>
+              <w:bottom w:val="single" w:color="B0B0B0" w:sz="1"/>
+              <w:right w:val="single" w:color="B0B0B0" w:sz="1"/>
+            </w:tcBorders>
+            <w:shd w:fill="E8F0FE" w:val="clear"/>
+            <w:vAlign w:val="center"/>
+          </w:tcPr>
+          <w:p>
+            <w:pPr>
+              <w:spacing w:before="30" w:after="30"/>
+              <w:jc w:val="left"/>
+            </w:pPr>
+            <w:r>
+              <w:rPr>
+                <w:rFonts w:ascii="Arial" w:cs="Arial" w:eastAsia="Arial" w:hAnsi="Arial"/>
+                <w:color w:val="444444"/>
+                <w:sz w:val="20"/>
+                <w:szCs w:val="20"/>
+              </w:rPr>
+              <w:t xml:space="preserve">Acceptance &amp; Mapping</w:t>
+            </w:r>
+          </w:p>
+        </w:tc>
+        <w:tc>
+          <w:tcPr>
+            <w:tcW w:type="dxa" w:w="4200"/>
+            <w:tcBorders>
+              <w:top w:val="single" w:color="B0B0B0" w:sz="1"/>
+              <w:left w:val="single" w:color="B0B0B0" w:sz="1"/>
+              <w:bottom w:val="single" w:color="B0B0B0" w:sz="1"/>
+              <w:right w:val="single" w:color="B0B0B0" w:sz="1"/>
+            </w:tcBorders>
+            <w:shd w:fill="E8F0FE" w:val="clear"/>
+            <w:vAlign w:val="center"/>
+          </w:tcPr>
+          <w:p>
+            <w:pPr>
+              <w:spacing w:before="30" w:after="30"/>
+              <w:jc w:val="left"/>
+            </w:pPr>
+            <w:r>
+              <w:rPr>
+                <w:rFonts w:ascii="Arial" w:cs="Arial" w:eastAsia="Arial" w:hAnsi="Arial"/>
+                <w:color w:val="444444"/>
+                <w:sz w:val="20"/>
+                <w:szCs w:val="20"/>
+              </w:rPr>
+              <w:t xml:space="preserve">Order Service — order validation, request mapping</w:t>
+            </w:r>
+          </w:p>
+        </w:tc>
+        <w:tc>
+          <w:tcPr>
+            <w:tcW w:type="dxa" w:w="1160"/>
+            <w:tcBorders>
+              <w:top w:val="single" w:color="B0B0B0" w:sz="1"/>
+              <w:left w:val="single" w:color="B0B0B0" w:sz="1"/>
+              <w:bottom w:val="single" w:color="B0B0B0" w:sz="1"/>
+              <w:right w:val="single" w:color="B0B0B0" w:sz="1"/>
+            </w:tcBorders>
+            <w:shd w:fill="E8F0FE" w:val="clear"/>
+            <w:vAlign w:val="center"/>
+          </w:tcPr>
+          <w:p>
+            <w:pPr>
+              <w:spacing w:before="30" w:after="30"/>
+              <w:jc w:val="left"/>
+            </w:pPr>
+            <w:r>
+              <w:rPr>
+                <w:rFonts w:ascii="Arial" w:cs="Arial" w:eastAsia="Arial" w:hAnsi="Arial"/>
+                <w:color w:val="444444"/>
+                <w:sz w:val="20"/>
+                <w:szCs w:val="20"/>
+              </w:rPr>
+              <w:t xml:space="preserve">Implemented</w:t>
+            </w:r>
+          </w:p>
+        </w:tc>
+      </w:tr>
+      <w:tr>
+        <w:tc>
+          <w:tcPr>
+            <w:tcW w:type="dxa" w:w="2000"/>
+            <w:tcBorders>
+              <w:top w:val="single" w:color="B0B0B0" w:sz="1"/>
+              <w:left w:val="single" w:color="B0B0B0" w:sz="1"/>
+              <w:bottom w:val="single" w:color="B0B0B0" w:sz="1"/>
+              <w:right w:val="single" w:color="B0B0B0" w:sz="1"/>
+            </w:tcBorders>
+            <w:vAlign w:val="center"/>
+          </w:tcPr>
+          <w:p>
+            <w:pPr>
+              <w:spacing w:before="30" w:after="30"/>
+              <w:jc w:val="left"/>
+            </w:pPr>
+            <w:r>
+              <w:rPr>
+                <w:rFonts w:ascii="Arial" w:cs="Arial" w:eastAsia="Arial" w:hAnsi="Arial"/>
+                <w:color w:val="444444"/>
+                <w:sz w:val="20"/>
+                <w:szCs w:val="20"/>
+              </w:rPr>
+              <w:t xml:space="preserve">Payment Core — Preparing</w:t>
+            </w:r>
+          </w:p>
+        </w:tc>
+        <w:tc>
+          <w:tcPr>
+            <w:tcW w:type="dxa" w:w="2000"/>
+            <w:tcBorders>
+              <w:top w:val="single" w:color="B0B0B0" w:sz="1"/>
+              <w:left w:val="single" w:color="B0B0B0" w:sz="1"/>
+              <w:bottom w:val="single" w:color="B0B0B0" w:sz="1"/>
+              <w:right w:val="single" w:color="B0B0B0" w:sz="1"/>
+            </w:tcBorders>
+            <w:vAlign w:val="center"/>
+          </w:tcPr>
+          <w:p>
+            <w:pPr>
+              <w:spacing w:before="30" w:after="30"/>
+              <w:jc w:val="left"/>
+            </w:pPr>
+            <w:r>
+              <w:rPr>
+                <w:rFonts w:ascii="Arial" w:cs="Arial" w:eastAsia="Arial" w:hAnsi="Arial"/>
+                <w:color w:val="444444"/>
+                <w:sz w:val="20"/>
+                <w:szCs w:val="20"/>
+              </w:rPr>
+              <w:t xml:space="preserve">Deduplication &amp; Prioritising</w:t>
+            </w:r>
+          </w:p>
+        </w:tc>
+        <w:tc>
+          <w:tcPr>
+            <w:tcW w:type="dxa" w:w="4200"/>
+            <w:tcBorders>
+              <w:top w:val="single" w:color="B0B0B0" w:sz="1"/>
+              <w:left w:val="single" w:color="B0B0B0" w:sz="1"/>
+              <w:bottom w:val="single" w:color="B0B0B0" w:sz="1"/>
+              <w:right w:val="single" w:color="B0B0B0" w:sz="1"/>
+            </w:tcBorders>
+            <w:vAlign w:val="center"/>
+          </w:tcPr>
+          <w:p>
+            <w:pPr>
+              <w:spacing w:before="30" w:after="30"/>
+              <w:jc w:val="left"/>
+            </w:pPr>
+            <w:r>
+              <w:rPr>
+                <w:rFonts w:ascii="Arial" w:cs="Arial" w:eastAsia="Arial" w:hAnsi="Arial"/>
+                <w:color w:val="444444"/>
+                <w:sz w:val="20"/>
+                <w:szCs w:val="20"/>
+              </w:rPr>
+              <w:t xml:space="preserve">PaymentRouter (customer-hash sharding, 4 priorities) + WebhookIdempotencyService</w:t>
+            </w:r>
+          </w:p>
+        </w:tc>
+        <w:tc>
+          <w:tcPr>
+            <w:tcW w:type="dxa" w:w="1160"/>
+            <w:tcBorders>
+              <w:top w:val="single" w:color="B0B0B0" w:sz="1"/>
+              <w:left w:val="single" w:color="B0B0B0" w:sz="1"/>
+              <w:bottom w:val="single" w:color="B0B0B0" w:sz="1"/>
+              <w:right w:val="single" w:color="B0B0B0" w:sz="1"/>
+            </w:tcBorders>
+            <w:vAlign w:val="center"/>
+          </w:tcPr>
+          <w:p>
+            <w:pPr>
+              <w:spacing w:before="30" w:after="30"/>
+              <w:jc w:val="left"/>
+            </w:pPr>
+            <w:r>
+              <w:rPr>
+                <w:rFonts w:ascii="Arial" w:cs="Arial" w:eastAsia="Arial" w:hAnsi="Arial"/>
+                <w:color w:val="444444"/>
+                <w:sz w:val="20"/>
+                <w:szCs w:val="20"/>
+              </w:rPr>
+              <w:t xml:space="preserve">Implemented</w:t>
+            </w:r>
+          </w:p>
+        </w:tc>
+      </w:tr>
+      <w:tr>
+        <w:tc>
+          <w:tcPr>
+            <w:tcW w:type="dxa" w:w="2000"/>
+            <w:tcBorders>
+              <w:top w:val="single" w:color="B0B0B0" w:sz="1"/>
+              <w:left w:val="single" w:color="B0B0B0" w:sz="1"/>
+              <w:bottom w:val="single" w:color="B0B0B0" w:sz="1"/>
+              <w:right w:val="single" w:color="B0B0B0" w:sz="1"/>
+            </w:tcBorders>
+            <w:shd w:fill="E8F0FE" w:val="clear"/>
+            <w:vAlign w:val="center"/>
+          </w:tcPr>
+          <w:p>
+            <w:pPr>
+              <w:spacing w:before="30" w:after="30"/>
+              <w:jc w:val="left"/>
+            </w:pPr>
+            <w:r>
+              <w:rPr>
+                <w:rFonts w:ascii="Arial" w:cs="Arial" w:eastAsia="Arial" w:hAnsi="Arial"/>
+                <w:color w:val="444444"/>
+                <w:sz w:val="20"/>
+                <w:szCs w:val="20"/>
+              </w:rPr>
+              <w:t xml:space="preserve">Payment Core — Preparing</w:t>
+            </w:r>
+          </w:p>
+        </w:tc>
+        <w:tc>
+          <w:tcPr>
+            <w:tcW w:type="dxa" w:w="2000"/>
+            <w:tcBorders>
+              <w:top w:val="single" w:color="B0B0B0" w:sz="1"/>
+              <w:left w:val="single" w:color="B0B0B0" w:sz="1"/>
+              <w:bottom w:val="single" w:color="B0B0B0" w:sz="1"/>
+              <w:right w:val="single" w:color="B0B0B0" w:sz="1"/>
+            </w:tcBorders>
+            <w:shd w:fill="E8F0FE" w:val="clear"/>
+            <w:vAlign w:val="center"/>
+          </w:tcPr>
+          <w:p>
+            <w:pPr>
+              <w:spacing w:before="30" w:after="30"/>
+              <w:jc w:val="left"/>
+            </w:pPr>
+            <w:r>
+              <w:rPr>
+                <w:rFonts w:ascii="Arial" w:cs="Arial" w:eastAsia="Arial" w:hAnsi="Arial"/>
+                <w:color w:val="444444"/>
+                <w:sz w:val="20"/>
+                <w:szCs w:val="20"/>
+              </w:rPr>
+              <w:t xml:space="preserve">Business Validations</w:t>
+            </w:r>
+          </w:p>
+        </w:tc>
+        <w:tc>
+          <w:tcPr>
+            <w:tcW w:type="dxa" w:w="4200"/>
+            <w:tcBorders>
+              <w:top w:val="single" w:color="B0B0B0" w:sz="1"/>
+              <w:left w:val="single" w:color="B0B0B0" w:sz="1"/>
+              <w:bottom w:val="single" w:color="B0B0B0" w:sz="1"/>
+              <w:right w:val="single" w:color="B0B0B0" w:sz="1"/>
+            </w:tcBorders>
+            <w:shd w:fill="E8F0FE" w:val="clear"/>
+            <w:vAlign w:val="center"/>
+          </w:tcPr>
+          <w:p>
+            <w:pPr>
+              <w:spacing w:before="30" w:after="30"/>
+              <w:jc w:val="left"/>
+            </w:pPr>
+            <w:r>
+              <w:rPr>
+                <w:rFonts w:ascii="Arial" w:cs="Arial" w:eastAsia="Arial" w:hAnsi="Arial"/>
+                <w:color w:val="444444"/>
+                <w:sz w:val="20"/>
+                <w:szCs w:val="20"/>
+              </w:rPr>
+              <w:t xml:space="preserve">Order Service — business rule validation, amount/currency checks</w:t>
+            </w:r>
+          </w:p>
+        </w:tc>
+        <w:tc>
+          <w:tcPr>
+            <w:tcW w:type="dxa" w:w="1160"/>
+            <w:tcBorders>
+              <w:top w:val="single" w:color="B0B0B0" w:sz="1"/>
+              <w:left w:val="single" w:color="B0B0B0" w:sz="1"/>
+              <w:bottom w:val="single" w:color="B0B0B0" w:sz="1"/>
+              <w:right w:val="single" w:color="B0B0B0" w:sz="1"/>
+            </w:tcBorders>
+            <w:shd w:fill="E8F0FE" w:val="clear"/>
+            <w:vAlign w:val="center"/>
+          </w:tcPr>
+          <w:p>
+            <w:pPr>
+              <w:spacing w:before="30" w:after="30"/>
+              <w:jc w:val="left"/>
+            </w:pPr>
+            <w:r>
+              <w:rPr>
+                <w:rFonts w:ascii="Arial" w:cs="Arial" w:eastAsia="Arial" w:hAnsi="Arial"/>
+                <w:color w:val="444444"/>
+                <w:sz w:val="20"/>
+                <w:szCs w:val="20"/>
+              </w:rPr>
+              <w:t xml:space="preserve">Implemented</w:t>
+            </w:r>
+          </w:p>
+        </w:tc>
+      </w:tr>
+      <w:tr>
+        <w:tc>
+          <w:tcPr>
+            <w:tcW w:type="dxa" w:w="2000"/>
+            <w:tcBorders>
+              <w:top w:val="single" w:color="B0B0B0" w:sz="1"/>
+              <w:left w:val="single" w:color="B0B0B0" w:sz="1"/>
+              <w:bottom w:val="single" w:color="B0B0B0" w:sz="1"/>
+              <w:right w:val="single" w:color="B0B0B0" w:sz="1"/>
+            </w:tcBorders>
+            <w:vAlign w:val="center"/>
+          </w:tcPr>
+          <w:p>
+            <w:pPr>
+              <w:spacing w:before="30" w:after="30"/>
+              <w:jc w:val="left"/>
+            </w:pPr>
+            <w:r>
+              <w:rPr>
+                <w:rFonts w:ascii="Arial" w:cs="Arial" w:eastAsia="Arial" w:hAnsi="Arial"/>
+                <w:color w:val="444444"/>
+                <w:sz w:val="20"/>
+                <w:szCs w:val="20"/>
+              </w:rPr>
+              <w:t xml:space="preserve">Payment Core — Preparing</w:t>
+            </w:r>
+          </w:p>
+        </w:tc>
+        <w:tc>
+          <w:tcPr>
+            <w:tcW w:type="dxa" w:w="2000"/>
+            <w:tcBorders>
+              <w:top w:val="single" w:color="B0B0B0" w:sz="1"/>
+              <w:left w:val="single" w:color="B0B0B0" w:sz="1"/>
+              <w:bottom w:val="single" w:color="B0B0B0" w:sz="1"/>
+              <w:right w:val="single" w:color="B0B0B0" w:sz="1"/>
+            </w:tcBorders>
+            <w:vAlign w:val="center"/>
+          </w:tcPr>
+          <w:p>
+            <w:pPr>
+              <w:spacing w:before="30" w:after="30"/>
+              <w:jc w:val="left"/>
+            </w:pPr>
+            <w:r>
+              <w:rPr>
+                <w:rFonts w:ascii="Arial" w:cs="Arial" w:eastAsia="Arial" w:hAnsi="Arial"/>
+                <w:color w:val="444444"/>
+                <w:sz w:val="20"/>
+                <w:szCs w:val="20"/>
+              </w:rPr>
+              <w:t xml:space="preserve">Fraud &amp; Risk Filters</w:t>
+            </w:r>
+          </w:p>
+        </w:tc>
+        <w:tc>
+          <w:tcPr>
+            <w:tcW w:type="dxa" w:w="4200"/>
+            <w:tcBorders>
+              <w:top w:val="single" w:color="B0B0B0" w:sz="1"/>
+              <w:left w:val="single" w:color="B0B0B0" w:sz="1"/>
+              <w:bottom w:val="single" w:color="B0B0B0" w:sz="1"/>
+              <w:right w:val="single" w:color="B0B0B0" w:sz="1"/>
+            </w:tcBorders>
+            <w:vAlign w:val="center"/>
+          </w:tcPr>
+          <w:p>
+            <w:pPr>
+              <w:spacing w:before="30" w:after="30"/>
+              <w:jc w:val="left"/>
+            </w:pPr>
+            <w:r>
+              <w:rPr>
+                <w:rFonts w:ascii="Arial" w:cs="Arial" w:eastAsia="Arial" w:hAnsi="Arial"/>
+                <w:color w:val="444444"/>
+                <w:sz w:val="20"/>
+                <w:szCs w:val="20"/>
+              </w:rPr>
+              <w:t xml:space="preserve">Payment Gateway Service — delegated to PSP fraud engines (Stripe Radar, etc.)</w:t>
+            </w:r>
+          </w:p>
+        </w:tc>
+        <w:tc>
+          <w:tcPr>
+            <w:tcW w:type="dxa" w:w="1160"/>
+            <w:tcBorders>
+              <w:top w:val="single" w:color="B0B0B0" w:sz="1"/>
+              <w:left w:val="single" w:color="B0B0B0" w:sz="1"/>
+              <w:bottom w:val="single" w:color="B0B0B0" w:sz="1"/>
+              <w:right w:val="single" w:color="B0B0B0" w:sz="1"/>
+            </w:tcBorders>
+            <w:vAlign w:val="center"/>
+          </w:tcPr>
+          <w:p>
+            <w:pPr>
+              <w:spacing w:before="30" w:after="30"/>
+              <w:jc w:val="left"/>
+            </w:pPr>
+            <w:r>
+              <w:rPr>
+                <w:rFonts w:ascii="Arial" w:cs="Arial" w:eastAsia="Arial" w:hAnsi="Arial"/>
+                <w:color w:val="444444"/>
+                <w:sz w:val="20"/>
+                <w:szCs w:val="20"/>
+              </w:rPr>
+              <w:t xml:space="preserve">Delegated</w:t>
+            </w:r>
+          </w:p>
+        </w:tc>
+      </w:tr>
+      <w:tr>
+        <w:tc>
+          <w:tcPr>
+            <w:tcW w:type="dxa" w:w="2000"/>
+            <w:tcBorders>
+              <w:top w:val="single" w:color="B0B0B0" w:sz="1"/>
+              <w:left w:val="single" w:color="B0B0B0" w:sz="1"/>
+              <w:bottom w:val="single" w:color="B0B0B0" w:sz="1"/>
+              <w:right w:val="single" w:color="B0B0B0" w:sz="1"/>
+            </w:tcBorders>
+            <w:shd w:fill="E8F0FE" w:val="clear"/>
+            <w:vAlign w:val="center"/>
+          </w:tcPr>
+          <w:p>
+            <w:pPr>
+              <w:spacing w:before="30" w:after="30"/>
+              <w:jc w:val="left"/>
+            </w:pPr>
+            <w:r>
+              <w:rPr>
+                <w:rFonts w:ascii="Arial" w:cs="Arial" w:eastAsia="Arial" w:hAnsi="Arial"/>
+                <w:color w:val="444444"/>
+                <w:sz w:val="20"/>
+                <w:szCs w:val="20"/>
+              </w:rPr>
+              <w:t xml:space="preserve">Payment Core — Processing</w:t>
+            </w:r>
+          </w:p>
+        </w:tc>
+        <w:tc>
+          <w:tcPr>
+            <w:tcW w:type="dxa" w:w="2000"/>
+            <w:tcBorders>
+              <w:top w:val="single" w:color="B0B0B0" w:sz="1"/>
+              <w:left w:val="single" w:color="B0B0B0" w:sz="1"/>
+              <w:bottom w:val="single" w:color="B0B0B0" w:sz="1"/>
+              <w:right w:val="single" w:color="B0B0B0" w:sz="1"/>
+            </w:tcBorders>
+            <w:shd w:fill="E8F0FE" w:val="clear"/>
+            <w:vAlign w:val="center"/>
+          </w:tcPr>
+          <w:p>
+            <w:pPr>
+              <w:spacing w:before="30" w:after="30"/>
+              <w:jc w:val="left"/>
+            </w:pPr>
+            <w:r>
+              <w:rPr>
+                <w:rFonts w:ascii="Arial" w:cs="Arial" w:eastAsia="Arial" w:hAnsi="Arial"/>
+                <w:color w:val="444444"/>
+                <w:sz w:val="20"/>
+                <w:szCs w:val="20"/>
+              </w:rPr>
+              <w:t xml:space="preserve">Fund Reservation</w:t>
+            </w:r>
+          </w:p>
+        </w:tc>
+        <w:tc>
+          <w:tcPr>
+            <w:tcW w:type="dxa" w:w="4200"/>
+            <w:tcBorders>
+              <w:top w:val="single" w:color="B0B0B0" w:sz="1"/>
+              <w:left w:val="single" w:color="B0B0B0" w:sz="1"/>
+              <w:bottom w:val="single" w:color="B0B0B0" w:sz="1"/>
+              <w:right w:val="single" w:color="B0B0B0" w:sz="1"/>
+            </w:tcBorders>
+            <w:shd w:fill="E8F0FE" w:val="clear"/>
+            <w:vAlign w:val="center"/>
+          </w:tcPr>
+          <w:p>
+            <w:pPr>
+              <w:spacing w:before="30" w:after="30"/>
+              <w:jc w:val="left"/>
+            </w:pPr>
+            <w:r>
+              <w:rPr>
+                <w:rFonts w:ascii="Arial" w:cs="Arial" w:eastAsia="Arial" w:hAnsi="Arial"/>
+                <w:color w:val="444444"/>
+                <w:sz w:val="20"/>
+                <w:szCs w:val="20"/>
+              </w:rPr>
+              <w:t xml:space="preserve">Inventory Service — inventory reservation with TTL and optimistic locking</w:t>
+            </w:r>
+          </w:p>
+        </w:tc>
+        <w:tc>
+          <w:tcPr>
+            <w:tcW w:type="dxa" w:w="1160"/>
+            <w:tcBorders>
+              <w:top w:val="single" w:color="B0B0B0" w:sz="1"/>
+              <w:left w:val="single" w:color="B0B0B0" w:sz="1"/>
+              <w:bottom w:val="single" w:color="B0B0B0" w:sz="1"/>
+              <w:right w:val="single" w:color="B0B0B0" w:sz="1"/>
+            </w:tcBorders>
+            <w:shd w:fill="E8F0FE" w:val="clear"/>
+            <w:vAlign w:val="center"/>
+          </w:tcPr>
+          <w:p>
+            <w:pPr>
+              <w:spacing w:before="30" w:after="30"/>
+              <w:jc w:val="left"/>
+            </w:pPr>
+            <w:r>
+              <w:rPr>
+                <w:rFonts w:ascii="Arial" w:cs="Arial" w:eastAsia="Arial" w:hAnsi="Arial"/>
+                <w:color w:val="444444"/>
+                <w:sz w:val="20"/>
+                <w:szCs w:val="20"/>
+              </w:rPr>
+              <w:t xml:space="preserve">Implemented</w:t>
+            </w:r>
+          </w:p>
+        </w:tc>
+      </w:tr>
+      <w:tr>
+        <w:tc>
+          <w:tcPr>
+            <w:tcW w:type="dxa" w:w="2000"/>
+            <w:tcBorders>
+              <w:top w:val="single" w:color="B0B0B0" w:sz="1"/>
+              <w:left w:val="single" w:color="B0B0B0" w:sz="1"/>
+              <w:bottom w:val="single" w:color="B0B0B0" w:sz="1"/>
+              <w:right w:val="single" w:color="B0B0B0" w:sz="1"/>
+            </w:tcBorders>
+            <w:vAlign w:val="center"/>
+          </w:tcPr>
+          <w:p>
+            <w:pPr>
+              <w:spacing w:before="30" w:after="30"/>
+              <w:jc w:val="left"/>
+            </w:pPr>
+            <w:r>
+              <w:rPr>
+                <w:rFonts w:ascii="Arial" w:cs="Arial" w:eastAsia="Arial" w:hAnsi="Arial"/>
+                <w:color w:val="444444"/>
+                <w:sz w:val="20"/>
+                <w:szCs w:val="20"/>
+              </w:rPr>
+              <w:t xml:space="preserve">Payment Core — Processing</w:t>
+            </w:r>
+          </w:p>
+        </w:tc>
+        <w:tc>
+          <w:tcPr>
+            <w:tcW w:type="dxa" w:w="2000"/>
+            <w:tcBorders>
+              <w:top w:val="single" w:color="B0B0B0" w:sz="1"/>
+              <w:left w:val="single" w:color="B0B0B0" w:sz="1"/>
+              <w:bottom w:val="single" w:color="B0B0B0" w:sz="1"/>
+              <w:right w:val="single" w:color="B0B0B0" w:sz="1"/>
+            </w:tcBorders>
+            <w:vAlign w:val="center"/>
+          </w:tcPr>
+          <w:p>
+            <w:pPr>
+              <w:spacing w:before="30" w:after="30"/>
+              <w:jc w:val="left"/>
+            </w:pPr>
+            <w:r>
+              <w:rPr>
+                <w:rFonts w:ascii="Arial" w:cs="Arial" w:eastAsia="Arial" w:hAnsi="Arial"/>
+                <w:color w:val="444444"/>
+                <w:sz w:val="20"/>
+                <w:szCs w:val="20"/>
+              </w:rPr>
+              <w:t xml:space="preserve">FX Conversion</w:t>
+            </w:r>
+          </w:p>
+        </w:tc>
+        <w:tc>
+          <w:tcPr>
+            <w:tcW w:type="dxa" w:w="4200"/>
+            <w:tcBorders>
+              <w:top w:val="single" w:color="B0B0B0" w:sz="1"/>
+              <w:left w:val="single" w:color="B0B0B0" w:sz="1"/>
+              <w:bottom w:val="single" w:color="B0B0B0" w:sz="1"/>
+              <w:right w:val="single" w:color="B0B0B0" w:sz="1"/>
+            </w:tcBorders>
+            <w:vAlign w:val="center"/>
+          </w:tcPr>
+          <w:p>
+            <w:pPr>
+              <w:spacing w:before="30" w:after="30"/>
+              <w:jc w:val="left"/>
+            </w:pPr>
+            <w:r>
+              <w:rPr>
+                <w:rFonts w:ascii="Arial" w:cs="Arial" w:eastAsia="Arial" w:hAnsi="Arial"/>
+                <w:color w:val="444444"/>
+                <w:sz w:val="20"/>
+                <w:szCs w:val="20"/>
+              </w:rPr>
+              <w:t xml:space="preserve">Not in v1.0 scope — future integration with Visual FX / Core Banking</w:t>
+            </w:r>
+          </w:p>
+        </w:tc>
+        <w:tc>
+          <w:tcPr>
+            <w:tcW w:type="dxa" w:w="1160"/>
+            <w:tcBorders>
+              <w:top w:val="single" w:color="B0B0B0" w:sz="1"/>
+              <w:left w:val="single" w:color="B0B0B0" w:sz="1"/>
+              <w:bottom w:val="single" w:color="B0B0B0" w:sz="1"/>
+              <w:right w:val="single" w:color="B0B0B0" w:sz="1"/>
+            </w:tcBorders>
+            <w:vAlign w:val="center"/>
+          </w:tcPr>
+          <w:p>
+            <w:pPr>
+              <w:spacing w:before="30" w:after="30"/>
+              <w:jc w:val="left"/>
+            </w:pPr>
+            <w:r>
+              <w:rPr>
+                <w:rFonts w:ascii="Arial" w:cs="Arial" w:eastAsia="Arial" w:hAnsi="Arial"/>
+                <w:color w:val="444444"/>
+                <w:sz w:val="20"/>
+                <w:szCs w:val="20"/>
+              </w:rPr>
+              <w:t xml:space="preserve">Planned</w:t>
+            </w:r>
+          </w:p>
+        </w:tc>
+      </w:tr>
+      <w:tr>
+        <w:tc>
+          <w:tcPr>
+            <w:tcW w:type="dxa" w:w="2000"/>
+            <w:tcBorders>
+              <w:top w:val="single" w:color="B0B0B0" w:sz="1"/>
+              <w:left w:val="single" w:color="B0B0B0" w:sz="1"/>
+              <w:bottom w:val="single" w:color="B0B0B0" w:sz="1"/>
+              <w:right w:val="single" w:color="B0B0B0" w:sz="1"/>
+            </w:tcBorders>
+            <w:shd w:fill="E8F0FE" w:val="clear"/>
+            <w:vAlign w:val="center"/>
+          </w:tcPr>
+          <w:p>
+            <w:pPr>
+              <w:spacing w:before="30" w:after="30"/>
+              <w:jc w:val="left"/>
+            </w:pPr>
+            <w:r>
+              <w:rPr>
+                <w:rFonts w:ascii="Arial" w:cs="Arial" w:eastAsia="Arial" w:hAnsi="Arial"/>
+                <w:color w:val="444444"/>
+                <w:sz w:val="20"/>
+                <w:szCs w:val="20"/>
+              </w:rPr>
+              <w:t xml:space="preserve">Payment Core — Processing</w:t>
+            </w:r>
+          </w:p>
+        </w:tc>
+        <w:tc>
+          <w:tcPr>
+            <w:tcW w:type="dxa" w:w="2000"/>
+            <w:tcBorders>
+              <w:top w:val="single" w:color="B0B0B0" w:sz="1"/>
+              <w:left w:val="single" w:color="B0B0B0" w:sz="1"/>
+              <w:bottom w:val="single" w:color="B0B0B0" w:sz="1"/>
+              <w:right w:val="single" w:color="B0B0B0" w:sz="1"/>
+            </w:tcBorders>
+            <w:shd w:fill="E8F0FE" w:val="clear"/>
+            <w:vAlign w:val="center"/>
+          </w:tcPr>
+          <w:p>
+            <w:pPr>
+              <w:spacing w:before="30" w:after="30"/>
+              <w:jc w:val="left"/>
+            </w:pPr>
+            <w:r>
+              <w:rPr>
+                <w:rFonts w:ascii="Arial" w:cs="Arial" w:eastAsia="Arial" w:hAnsi="Arial"/>
+                <w:color w:val="444444"/>
+                <w:sz w:val="20"/>
+                <w:szCs w:val="20"/>
+              </w:rPr>
+              <w:t xml:space="preserve">Fee &amp; Posting Scheme</w:t>
+            </w:r>
+          </w:p>
+        </w:tc>
+        <w:tc>
+          <w:tcPr>
+            <w:tcW w:type="dxa" w:w="4200"/>
+            <w:tcBorders>
+              <w:top w:val="single" w:color="B0B0B0" w:sz="1"/>
+              <w:left w:val="single" w:color="B0B0B0" w:sz="1"/>
+              <w:bottom w:val="single" w:color="B0B0B0" w:sz="1"/>
+              <w:right w:val="single" w:color="B0B0B0" w:sz="1"/>
+            </w:tcBorders>
+            <w:shd w:fill="E8F0FE" w:val="clear"/>
+            <w:vAlign w:val="center"/>
+          </w:tcPr>
+          <w:p>
+            <w:pPr>
+              <w:spacing w:before="30" w:after="30"/>
+              <w:jc w:val="left"/>
+            </w:pPr>
+            <w:r>
+              <w:rPr>
+                <w:rFonts w:ascii="Arial" w:cs="Arial" w:eastAsia="Arial" w:hAnsi="Arial"/>
+                <w:color w:val="444444"/>
+                <w:sz w:val="20"/>
+                <w:szCs w:val="20"/>
+              </w:rPr>
+              <w:t xml:space="preserve">Payment Gateway Service — authorize and capture via PSP APIs</w:t>
+            </w:r>
+          </w:p>
+        </w:tc>
+        <w:tc>
+          <w:tcPr>
+            <w:tcW w:type="dxa" w:w="1160"/>
+            <w:tcBorders>
+              <w:top w:val="single" w:color="B0B0B0" w:sz="1"/>
+              <w:left w:val="single" w:color="B0B0B0" w:sz="1"/>
+              <w:bottom w:val="single" w:color="B0B0B0" w:sz="1"/>
+              <w:right w:val="single" w:color="B0B0B0" w:sz="1"/>
+            </w:tcBorders>
+            <w:shd w:fill="E8F0FE" w:val="clear"/>
+            <w:vAlign w:val="center"/>
+          </w:tcPr>
+          <w:p>
+            <w:pPr>
+              <w:spacing w:before="30" w:after="30"/>
+              <w:jc w:val="left"/>
+            </w:pPr>
+            <w:r>
+              <w:rPr>
+                <w:rFonts w:ascii="Arial" w:cs="Arial" w:eastAsia="Arial" w:hAnsi="Arial"/>
+                <w:color w:val="444444"/>
+                <w:sz w:val="20"/>
+                <w:szCs w:val="20"/>
+              </w:rPr>
+              <w:t xml:space="preserve">Implemented</w:t>
+            </w:r>
+          </w:p>
+        </w:tc>
+      </w:tr>
+      <w:tr>
+        <w:tc>
+          <w:tcPr>
+            <w:tcW w:type="dxa" w:w="2000"/>
+            <w:tcBorders>
+              <w:top w:val="single" w:color="B0B0B0" w:sz="1"/>
+              <w:left w:val="single" w:color="B0B0B0" w:sz="1"/>
+              <w:bottom w:val="single" w:color="B0B0B0" w:sz="1"/>
+              <w:right w:val="single" w:color="B0B0B0" w:sz="1"/>
+            </w:tcBorders>
+            <w:vAlign w:val="center"/>
+          </w:tcPr>
+          <w:p>
+            <w:pPr>
+              <w:spacing w:before="30" w:after="30"/>
+              <w:jc w:val="left"/>
+            </w:pPr>
+            <w:r>
+              <w:rPr>
+                <w:rFonts w:ascii="Arial" w:cs="Arial" w:eastAsia="Arial" w:hAnsi="Arial"/>
+                <w:color w:val="444444"/>
+                <w:sz w:val="20"/>
+                <w:szCs w:val="20"/>
+              </w:rPr>
+              <w:t xml:space="preserve">Payment Core — Processing</w:t>
+            </w:r>
+          </w:p>
+        </w:tc>
+        <w:tc>
+          <w:tcPr>
+            <w:tcW w:type="dxa" w:w="2000"/>
+            <w:tcBorders>
+              <w:top w:val="single" w:color="B0B0B0" w:sz="1"/>
+              <w:left w:val="single" w:color="B0B0B0" w:sz="1"/>
+              <w:bottom w:val="single" w:color="B0B0B0" w:sz="1"/>
+              <w:right w:val="single" w:color="B0B0B0" w:sz="1"/>
+            </w:tcBorders>
+            <w:vAlign w:val="center"/>
+          </w:tcPr>
+          <w:p>
+            <w:pPr>
+              <w:spacing w:before="30" w:after="30"/>
+              <w:jc w:val="left"/>
+            </w:pPr>
+            <w:r>
+              <w:rPr>
+                <w:rFonts w:ascii="Arial" w:cs="Arial" w:eastAsia="Arial" w:hAnsi="Arial"/>
+                <w:color w:val="444444"/>
+                <w:sz w:val="20"/>
+                <w:szCs w:val="20"/>
+              </w:rPr>
+              <w:t xml:space="preserve">Routing &amp; Settlement</w:t>
+            </w:r>
+          </w:p>
+        </w:tc>
+        <w:tc>
+          <w:tcPr>
+            <w:tcW w:type="dxa" w:w="4200"/>
+            <w:tcBorders>
+              <w:top w:val="single" w:color="B0B0B0" w:sz="1"/>
+              <w:left w:val="single" w:color="B0B0B0" w:sz="1"/>
+              <w:bottom w:val="single" w:color="B0B0B0" w:sz="1"/>
+              <w:right w:val="single" w:color="B0B0B0" w:sz="1"/>
+            </w:tcBorders>
+            <w:vAlign w:val="center"/>
+          </w:tcPr>
+          <w:p>
+            <w:pPr>
+              <w:spacing w:before="30" w:after="30"/>
+              <w:jc w:val="left"/>
+            </w:pPr>
+            <w:r>
+              <w:rPr>
+                <w:rFonts w:ascii="Arial" w:cs="Arial" w:eastAsia="Arial" w:hAnsi="Arial"/>
+                <w:color w:val="444444"/>
+                <w:sz w:val="20"/>
+                <w:szCs w:val="20"/>
+              </w:rPr>
+              <w:t xml:space="preserve">PaymentRouter (36 task queues) + PSP settlement (Stripe/PayPal/Adyen/Square)</w:t>
+            </w:r>
+          </w:p>
+        </w:tc>
+        <w:tc>
+          <w:tcPr>
+            <w:tcW w:type="dxa" w:w="1160"/>
+            <w:tcBorders>
+              <w:top w:val="single" w:color="B0B0B0" w:sz="1"/>
+              <w:left w:val="single" w:color="B0B0B0" w:sz="1"/>
+              <w:bottom w:val="single" w:color="B0B0B0" w:sz="1"/>
+              <w:right w:val="single" w:color="B0B0B0" w:sz="1"/>
+            </w:tcBorders>
+            <w:vAlign w:val="center"/>
+          </w:tcPr>
+          <w:p>
+            <w:pPr>
+              <w:spacing w:before="30" w:after="30"/>
+              <w:jc w:val="left"/>
+            </w:pPr>
+            <w:r>
+              <w:rPr>
+                <w:rFonts w:ascii="Arial" w:cs="Arial" w:eastAsia="Arial" w:hAnsi="Arial"/>
+                <w:color w:val="444444"/>
+                <w:sz w:val="20"/>
+                <w:szCs w:val="20"/>
+              </w:rPr>
+              <w:t xml:space="preserve">Implemented</w:t>
+            </w:r>
+          </w:p>
+        </w:tc>
+      </w:tr>
+      <w:tr>
+        <w:tc>
+          <w:tcPr>
+            <w:tcW w:type="dxa" w:w="2000"/>
+            <w:tcBorders>
+              <w:top w:val="single" w:color="B0B0B0" w:sz="1"/>
+              <w:left w:val="single" w:color="B0B0B0" w:sz="1"/>
+              <w:bottom w:val="single" w:color="B0B0B0" w:sz="1"/>
+              <w:right w:val="single" w:color="B0B0B0" w:sz="1"/>
+            </w:tcBorders>
+            <w:shd w:fill="E8F0FE" w:val="clear"/>
+            <w:vAlign w:val="center"/>
+          </w:tcPr>
+          <w:p>
+            <w:pPr>
+              <w:spacing w:before="30" w:after="30"/>
+              <w:jc w:val="left"/>
+            </w:pPr>
+            <w:r>
+              <w:rPr>
+                <w:rFonts w:ascii="Arial" w:cs="Arial" w:eastAsia="Arial" w:hAnsi="Arial"/>
+                <w:color w:val="444444"/>
+                <w:sz w:val="20"/>
+                <w:szCs w:val="20"/>
+              </w:rPr>
+              <w:t xml:space="preserve">Payment Core — Finalizing</w:t>
+            </w:r>
+          </w:p>
+        </w:tc>
+        <w:tc>
+          <w:tcPr>
+            <w:tcW w:type="dxa" w:w="2000"/>
+            <w:tcBorders>
+              <w:top w:val="single" w:color="B0B0B0" w:sz="1"/>
+              <w:left w:val="single" w:color="B0B0B0" w:sz="1"/>
+              <w:bottom w:val="single" w:color="B0B0B0" w:sz="1"/>
+              <w:right w:val="single" w:color="B0B0B0" w:sz="1"/>
+            </w:tcBorders>
+            <w:shd w:fill="E8F0FE" w:val="clear"/>
+            <w:vAlign w:val="center"/>
+          </w:tcPr>
+          <w:p>
+            <w:pPr>
+              <w:spacing w:before="30" w:after="30"/>
+              <w:jc w:val="left"/>
+            </w:pPr>
+            <w:r>
+              <w:rPr>
+                <w:rFonts w:ascii="Arial" w:cs="Arial" w:eastAsia="Arial" w:hAnsi="Arial"/>
+                <w:color w:val="444444"/>
+                <w:sz w:val="20"/>
+                <w:szCs w:val="20"/>
+              </w:rPr>
+              <w:t xml:space="preserve">Automated Repair</w:t>
+            </w:r>
+          </w:p>
+        </w:tc>
+        <w:tc>
+          <w:tcPr>
+            <w:tcW w:type="dxa" w:w="4200"/>
+            <w:tcBorders>
+              <w:top w:val="single" w:color="B0B0B0" w:sz="1"/>
+              <w:left w:val="single" w:color="B0B0B0" w:sz="1"/>
+              <w:bottom w:val="single" w:color="B0B0B0" w:sz="1"/>
+              <w:right w:val="single" w:color="B0B0B0" w:sz="1"/>
+            </w:tcBorders>
+            <w:shd w:fill="E8F0FE" w:val="clear"/>
+            <w:vAlign w:val="center"/>
+          </w:tcPr>
+          <w:p>
+            <w:pPr>
+              <w:spacing w:before="30" w:after="30"/>
+              <w:jc w:val="left"/>
+            </w:pPr>
+            <w:r>
+              <w:rPr>
+                <w:rFonts w:ascii="Arial" w:cs="Arial" w:eastAsia="Arial" w:hAnsi="Arial"/>
+                <w:color w:val="444444"/>
+                <w:sz w:val="20"/>
+                <w:szCs w:val="20"/>
+              </w:rPr>
+              <w:t xml:space="preserve">LIFO compensation stack + DLT (webhook.payment.events.DLT) for manual review</w:t>
+            </w:r>
+          </w:p>
+        </w:tc>
+        <w:tc>
+          <w:tcPr>
+            <w:tcW w:type="dxa" w:w="1160"/>
+            <w:tcBorders>
+              <w:top w:val="single" w:color="B0B0B0" w:sz="1"/>
+              <w:left w:val="single" w:color="B0B0B0" w:sz="1"/>
+              <w:bottom w:val="single" w:color="B0B0B0" w:sz="1"/>
+              <w:right w:val="single" w:color="B0B0B0" w:sz="1"/>
+            </w:tcBorders>
+            <w:shd w:fill="E8F0FE" w:val="clear"/>
+            <w:vAlign w:val="center"/>
+          </w:tcPr>
+          <w:p>
+            <w:pPr>
+              <w:spacing w:before="30" w:after="30"/>
+              <w:jc w:val="left"/>
+            </w:pPr>
+            <w:r>
+              <w:rPr>
+                <w:rFonts w:ascii="Arial" w:cs="Arial" w:eastAsia="Arial" w:hAnsi="Arial"/>
+                <w:color w:val="444444"/>
+                <w:sz w:val="20"/>
+                <w:szCs w:val="20"/>
+              </w:rPr>
+              <w:t xml:space="preserve">Implemented</w:t>
+            </w:r>
+          </w:p>
+        </w:tc>
+      </w:tr>
+      <w:tr>
+        <w:tc>
+          <w:tcPr>
+            <w:tcW w:type="dxa" w:w="2000"/>
+            <w:tcBorders>
+              <w:top w:val="single" w:color="B0B0B0" w:sz="1"/>
+              <w:left w:val="single" w:color="B0B0B0" w:sz="1"/>
+              <w:bottom w:val="single" w:color="B0B0B0" w:sz="1"/>
+              <w:right w:val="single" w:color="B0B0B0" w:sz="1"/>
+            </w:tcBorders>
+            <w:vAlign w:val="center"/>
+          </w:tcPr>
+          <w:p>
+            <w:pPr>
+              <w:spacing w:before="30" w:after="30"/>
+              <w:jc w:val="left"/>
+            </w:pPr>
+            <w:r>
+              <w:rPr>
+                <w:rFonts w:ascii="Arial" w:cs="Arial" w:eastAsia="Arial" w:hAnsi="Arial"/>
+                <w:color w:val="444444"/>
+                <w:sz w:val="20"/>
+                <w:szCs w:val="20"/>
+              </w:rPr>
+              <w:t xml:space="preserve">Payment Core — Finalizing</w:t>
+            </w:r>
+          </w:p>
+        </w:tc>
+        <w:tc>
+          <w:tcPr>
+            <w:tcW w:type="dxa" w:w="2000"/>
+            <w:tcBorders>
+              <w:top w:val="single" w:color="B0B0B0" w:sz="1"/>
+              <w:left w:val="single" w:color="B0B0B0" w:sz="1"/>
+              <w:bottom w:val="single" w:color="B0B0B0" w:sz="1"/>
+              <w:right w:val="single" w:color="B0B0B0" w:sz="1"/>
+            </w:tcBorders>
+            <w:vAlign w:val="center"/>
+          </w:tcPr>
+          <w:p>
+            <w:pPr>
+              <w:spacing w:before="30" w:after="30"/>
+              <w:jc w:val="left"/>
+            </w:pPr>
+            <w:r>
+              <w:rPr>
+                <w:rFonts w:ascii="Arial" w:cs="Arial" w:eastAsia="Arial" w:hAnsi="Arial"/>
+                <w:color w:val="444444"/>
+                <w:sz w:val="20"/>
+                <w:szCs w:val="20"/>
+              </w:rPr>
+              <w:t xml:space="preserve">Clearing</w:t>
+            </w:r>
+          </w:p>
+        </w:tc>
+        <w:tc>
+          <w:tcPr>
+            <w:tcW w:type="dxa" w:w="4200"/>
+            <w:tcBorders>
+              <w:top w:val="single" w:color="B0B0B0" w:sz="1"/>
+              <w:left w:val="single" w:color="B0B0B0" w:sz="1"/>
+              <w:bottom w:val="single" w:color="B0B0B0" w:sz="1"/>
+              <w:right w:val="single" w:color="B0B0B0" w:sz="1"/>
+            </w:tcBorders>
+            <w:vAlign w:val="center"/>
+          </w:tcPr>
+          <w:p>
+            <w:pPr>
+              <w:spacing w:before="30" w:after="30"/>
+              <w:jc w:val="left"/>
+            </w:pPr>
+            <w:r>
+              <w:rPr>
+                <w:rFonts w:ascii="Arial" w:cs="Arial" w:eastAsia="Arial" w:hAnsi="Arial"/>
+                <w:color w:val="444444"/>
+                <w:sz w:val="20"/>
+                <w:szCs w:val="20"/>
+              </w:rPr>
+              <w:t xml:space="preserve">Post-capture reconciliation via domain events (payment.payment.captured)</w:t>
+            </w:r>
+          </w:p>
+        </w:tc>
+        <w:tc>
+          <w:tcPr>
+            <w:tcW w:type="dxa" w:w="1160"/>
+            <w:tcBorders>
+              <w:top w:val="single" w:color="B0B0B0" w:sz="1"/>
+              <w:left w:val="single" w:color="B0B0B0" w:sz="1"/>
+              <w:bottom w:val="single" w:color="B0B0B0" w:sz="1"/>
+              <w:right w:val="single" w:color="B0B0B0" w:sz="1"/>
+            </w:tcBorders>
+            <w:vAlign w:val="center"/>
+          </w:tcPr>
+          <w:p>
+            <w:pPr>
+              <w:spacing w:before="30" w:after="30"/>
+              <w:jc w:val="left"/>
+            </w:pPr>
+            <w:r>
+              <w:rPr>
+                <w:rFonts w:ascii="Arial" w:cs="Arial" w:eastAsia="Arial" w:hAnsi="Arial"/>
+                <w:color w:val="444444"/>
+                <w:sz w:val="20"/>
+                <w:szCs w:val="20"/>
+              </w:rPr>
+              <w:t xml:space="preserve">Implemented</w:t>
+            </w:r>
+          </w:p>
+        </w:tc>
+      </w:tr>
+      <w:tr>
+        <w:tc>
+          <w:tcPr>
+            <w:tcW w:type="dxa" w:w="2000"/>
+            <w:tcBorders>
+              <w:top w:val="single" w:color="B0B0B0" w:sz="1"/>
+              <w:left w:val="single" w:color="B0B0B0" w:sz="1"/>
+              <w:bottom w:val="single" w:color="B0B0B0" w:sz="1"/>
+              <w:right w:val="single" w:color="B0B0B0" w:sz="1"/>
+            </w:tcBorders>
+            <w:shd w:fill="E8F0FE" w:val="clear"/>
+            <w:vAlign w:val="center"/>
+          </w:tcPr>
+          <w:p>
+            <w:pPr>
+              <w:spacing w:before="30" w:after="30"/>
+              <w:jc w:val="left"/>
+            </w:pPr>
+            <w:r>
+              <w:rPr>
+                <w:rFonts w:ascii="Arial" w:cs="Arial" w:eastAsia="Arial" w:hAnsi="Arial"/>
+                <w:color w:val="444444"/>
+                <w:sz w:val="20"/>
+                <w:szCs w:val="20"/>
+              </w:rPr>
+              <w:t xml:space="preserve">Payment Core — Finalizing</w:t>
+            </w:r>
+          </w:p>
+        </w:tc>
+        <w:tc>
+          <w:tcPr>
+            <w:tcW w:type="dxa" w:w="2000"/>
+            <w:tcBorders>
+              <w:top w:val="single" w:color="B0B0B0" w:sz="1"/>
+              <w:left w:val="single" w:color="B0B0B0" w:sz="1"/>
+              <w:bottom w:val="single" w:color="B0B0B0" w:sz="1"/>
+              <w:right w:val="single" w:color="B0B0B0" w:sz="1"/>
+            </w:tcBorders>
+            <w:shd w:fill="E8F0FE" w:val="clear"/>
+            <w:vAlign w:val="center"/>
+          </w:tcPr>
+          <w:p>
+            <w:pPr>
+              <w:spacing w:before="30" w:after="30"/>
+              <w:jc w:val="left"/>
+            </w:pPr>
+            <w:r>
+              <w:rPr>
+                <w:rFonts w:ascii="Arial" w:cs="Arial" w:eastAsia="Arial" w:hAnsi="Arial"/>
+                <w:color w:val="444444"/>
+                <w:sz w:val="20"/>
+                <w:szCs w:val="20"/>
+              </w:rPr>
+              <w:t xml:space="preserve">Interfacing</w:t>
+            </w:r>
+          </w:p>
+        </w:tc>
+        <w:tc>
+          <w:tcPr>
+            <w:tcW w:type="dxa" w:w="4200"/>
+            <w:tcBorders>
+              <w:top w:val="single" w:color="B0B0B0" w:sz="1"/>
+              <w:left w:val="single" w:color="B0B0B0" w:sz="1"/>
+              <w:bottom w:val="single" w:color="B0B0B0" w:sz="1"/>
+              <w:right w:val="single" w:color="B0B0B0" w:sz="1"/>
+            </w:tcBorders>
+            <w:shd w:fill="E8F0FE" w:val="clear"/>
+            <w:vAlign w:val="center"/>
+          </w:tcPr>
+          <w:p>
+            <w:pPr>
+              <w:spacing w:before="30" w:after="30"/>
+              <w:jc w:val="left"/>
+            </w:pPr>
+            <w:r>
+              <w:rPr>
+                <w:rFonts w:ascii="Arial" w:cs="Arial" w:eastAsia="Arial" w:hAnsi="Arial"/>
+                <w:color w:val="444444"/>
+                <w:sz w:val="20"/>
+                <w:szCs w:val="20"/>
+              </w:rPr>
+              <w:t xml:space="preserve">CDC Outbox → Debezium → Kafka → downstream event consumers</w:t>
+            </w:r>
+          </w:p>
+        </w:tc>
+        <w:tc>
+          <w:tcPr>
+            <w:tcW w:type="dxa" w:w="1160"/>
+            <w:tcBorders>
+              <w:top w:val="single" w:color="B0B0B0" w:sz="1"/>
+              <w:left w:val="single" w:color="B0B0B0" w:sz="1"/>
+              <w:bottom w:val="single" w:color="B0B0B0" w:sz="1"/>
+              <w:right w:val="single" w:color="B0B0B0" w:sz="1"/>
+            </w:tcBorders>
+            <w:shd w:fill="E8F0FE" w:val="clear"/>
+            <w:vAlign w:val="center"/>
+          </w:tcPr>
+          <w:p>
+            <w:pPr>
+              <w:spacing w:before="30" w:after="30"/>
+              <w:jc w:val="left"/>
+            </w:pPr>
+            <w:r>
+              <w:rPr>
+                <w:rFonts w:ascii="Arial" w:cs="Arial" w:eastAsia="Arial" w:hAnsi="Arial"/>
+                <w:color w:val="444444"/>
+                <w:sz w:val="20"/>
+                <w:szCs w:val="20"/>
+              </w:rPr>
+              <w:t xml:space="preserve">Implemented</w:t>
+            </w:r>
+          </w:p>
+        </w:tc>
+      </w:tr>
+      <w:tr>
+        <w:tc>
+          <w:tcPr>
+            <w:tcW w:type="dxa" w:w="2000"/>
+            <w:tcBorders>
+              <w:top w:val="single" w:color="B0B0B0" w:sz="1"/>
+              <w:left w:val="single" w:color="B0B0B0" w:sz="1"/>
+              <w:bottom w:val="single" w:color="B0B0B0" w:sz="1"/>
+              <w:right w:val="single" w:color="B0B0B0" w:sz="1"/>
+            </w:tcBorders>
+            <w:vAlign w:val="center"/>
+          </w:tcPr>
+          <w:p>
+            <w:pPr>
+              <w:spacing w:before="30" w:after="30"/>
+              <w:jc w:val="left"/>
+            </w:pPr>
+            <w:r>
+              <w:rPr>
+                <w:rFonts w:ascii="Arial" w:cs="Arial" w:eastAsia="Arial" w:hAnsi="Arial"/>
+                <w:color w:val="444444"/>
+                <w:sz w:val="20"/>
+                <w:szCs w:val="20"/>
+              </w:rPr>
+              <w:t xml:space="preserve">Payment Core — Finalizing</w:t>
+            </w:r>
+          </w:p>
+        </w:tc>
+        <w:tc>
+          <w:tcPr>
+            <w:tcW w:type="dxa" w:w="2000"/>
+            <w:tcBorders>
+              <w:top w:val="single" w:color="B0B0B0" w:sz="1"/>
+              <w:left w:val="single" w:color="B0B0B0" w:sz="1"/>
+              <w:bottom w:val="single" w:color="B0B0B0" w:sz="1"/>
+              <w:right w:val="single" w:color="B0B0B0" w:sz="1"/>
+            </w:tcBorders>
+            <w:vAlign w:val="center"/>
+          </w:tcPr>
+          <w:p>
+            <w:pPr>
+              <w:spacing w:before="30" w:after="30"/>
+              <w:jc w:val="left"/>
+            </w:pPr>
+            <w:r>
+              <w:rPr>
+                <w:rFonts w:ascii="Arial" w:cs="Arial" w:eastAsia="Arial" w:hAnsi="Arial"/>
+                <w:color w:val="444444"/>
+                <w:sz w:val="20"/>
+                <w:szCs w:val="20"/>
+              </w:rPr>
+              <w:t xml:space="preserve">Housekeeping</w:t>
+            </w:r>
+          </w:p>
+        </w:tc>
+        <w:tc>
+          <w:tcPr>
+            <w:tcW w:type="dxa" w:w="4200"/>
+            <w:tcBorders>
+              <w:top w:val="single" w:color="B0B0B0" w:sz="1"/>
+              <w:left w:val="single" w:color="B0B0B0" w:sz="1"/>
+              <w:bottom w:val="single" w:color="B0B0B0" w:sz="1"/>
+              <w:right w:val="single" w:color="B0B0B0" w:sz="1"/>
+            </w:tcBorders>
+            <w:vAlign w:val="center"/>
+          </w:tcPr>
+          <w:p>
+            <w:pPr>
+              <w:spacing w:before="30" w:after="30"/>
+              <w:jc w:val="left"/>
+            </w:pPr>
+            <w:r>
+              <w:rPr>
+                <w:rFonts w:ascii="Arial" w:cs="Arial" w:eastAsia="Arial" w:hAnsi="Arial"/>
+                <w:color w:val="444444"/>
+                <w:sz w:val="20"/>
+                <w:szCs w:val="20"/>
+              </w:rPr>
+              <w:t xml:space="preserve">WebhookKafkaCdcCleanupJob (hourly), audit retention (7-year trigger-protected)</w:t>
+            </w:r>
+          </w:p>
+        </w:tc>
+        <w:tc>
+          <w:tcPr>
+            <w:tcW w:type="dxa" w:w="1160"/>
+            <w:tcBorders>
+              <w:top w:val="single" w:color="B0B0B0" w:sz="1"/>
+              <w:left w:val="single" w:color="B0B0B0" w:sz="1"/>
+              <w:bottom w:val="single" w:color="B0B0B0" w:sz="1"/>
+              <w:right w:val="single" w:color="B0B0B0" w:sz="1"/>
+            </w:tcBorders>
+            <w:vAlign w:val="center"/>
+          </w:tcPr>
+          <w:p>
+            <w:pPr>
+              <w:spacing w:before="30" w:after="30"/>
+              <w:jc w:val="left"/>
+            </w:pPr>
+            <w:r>
+              <w:rPr>
+                <w:rFonts w:ascii="Arial" w:cs="Arial" w:eastAsia="Arial" w:hAnsi="Arial"/>
+                <w:color w:val="444444"/>
+                <w:sz w:val="20"/>
+                <w:szCs w:val="20"/>
+              </w:rPr>
+              <w:t xml:space="preserve">Implemented</w:t>
+            </w:r>
+          </w:p>
+        </w:tc>
+      </w:tr>
+      <w:tr>
+        <w:tc>
+          <w:tcPr>
+            <w:tcW w:type="dxa" w:w="2000"/>
+            <w:tcBorders>
+              <w:top w:val="single" w:color="B0B0B0" w:sz="1"/>
+              <w:left w:val="single" w:color="B0B0B0" w:sz="1"/>
+              <w:bottom w:val="single" w:color="B0B0B0" w:sz="1"/>
+              <w:right w:val="single" w:color="B0B0B0" w:sz="1"/>
+            </w:tcBorders>
+            <w:shd w:fill="E8F0FE" w:val="clear"/>
+            <w:vAlign w:val="center"/>
+          </w:tcPr>
+          <w:p>
+            <w:pPr>
+              <w:spacing w:before="30" w:after="30"/>
+              <w:jc w:val="left"/>
+            </w:pPr>
+            <w:r>
+              <w:rPr>
+                <w:rFonts w:ascii="Arial" w:cs="Arial" w:eastAsia="Arial" w:hAnsi="Arial"/>
+                <w:color w:val="444444"/>
+                <w:sz w:val="20"/>
+                <w:szCs w:val="20"/>
+              </w:rPr>
+              <w:t xml:space="preserve">Financial Gateways</w:t>
+            </w:r>
+          </w:p>
+        </w:tc>
+        <w:tc>
+          <w:tcPr>
+            <w:tcW w:type="dxa" w:w="2000"/>
+            <w:tcBorders>
+              <w:top w:val="single" w:color="B0B0B0" w:sz="1"/>
+              <w:left w:val="single" w:color="B0B0B0" w:sz="1"/>
+              <w:bottom w:val="single" w:color="B0B0B0" w:sz="1"/>
+              <w:right w:val="single" w:color="B0B0B0" w:sz="1"/>
+            </w:tcBorders>
+            <w:shd w:fill="E8F0FE" w:val="clear"/>
+            <w:vAlign w:val="center"/>
+          </w:tcPr>
+          <w:p>
+            <w:pPr>
+              <w:spacing w:before="30" w:after="30"/>
+              <w:jc w:val="left"/>
+            </w:pPr>
+            <w:r>
+              <w:rPr>
+                <w:rFonts w:ascii="Arial" w:cs="Arial" w:eastAsia="Arial" w:hAnsi="Arial"/>
+                <w:color w:val="444444"/>
+                <w:sz w:val="20"/>
+                <w:szCs w:val="20"/>
+              </w:rPr>
+              <w:t xml:space="preserve">Payment Network Mgmt</w:t>
+            </w:r>
+          </w:p>
+        </w:tc>
+        <w:tc>
+          <w:tcPr>
+            <w:tcW w:type="dxa" w:w="4200"/>
+            <w:tcBorders>
+              <w:top w:val="single" w:color="B0B0B0" w:sz="1"/>
+              <w:left w:val="single" w:color="B0B0B0" w:sz="1"/>
+              <w:bottom w:val="single" w:color="B0B0B0" w:sz="1"/>
+              <w:right w:val="single" w:color="B0B0B0" w:sz="1"/>
+            </w:tcBorders>
+            <w:shd w:fill="E8F0FE" w:val="clear"/>
+            <w:vAlign w:val="center"/>
+          </w:tcPr>
+          <w:p>
+            <w:pPr>
+              <w:spacing w:before="30" w:after="30"/>
+              <w:jc w:val="left"/>
+            </w:pPr>
+            <w:r>
+              <w:rPr>
+                <w:rFonts w:ascii="Arial" w:cs="Arial" w:eastAsia="Arial" w:hAnsi="Arial"/>
+                <w:color w:val="444444"/>
+                <w:sz w:val="20"/>
+                <w:szCs w:val="20"/>
+              </w:rPr>
+              <w:t xml:space="preserve">Payment Gateway Service — PSP adapters (Stripe, PayPal, Adyen, Square)</w:t>
+            </w:r>
+          </w:p>
+        </w:tc>
+        <w:tc>
+          <w:tcPr>
+            <w:tcW w:type="dxa" w:w="1160"/>
+            <w:tcBorders>
+              <w:top w:val="single" w:color="B0B0B0" w:sz="1"/>
+              <w:left w:val="single" w:color="B0B0B0" w:sz="1"/>
+              <w:bottom w:val="single" w:color="B0B0B0" w:sz="1"/>
+              <w:right w:val="single" w:color="B0B0B0" w:sz="1"/>
+            </w:tcBorders>
+            <w:shd w:fill="E8F0FE" w:val="clear"/>
+            <w:vAlign w:val="center"/>
+          </w:tcPr>
+          <w:p>
+            <w:pPr>
+              <w:spacing w:before="30" w:after="30"/>
+              <w:jc w:val="left"/>
+            </w:pPr>
+            <w:r>
+              <w:rPr>
+                <w:rFonts w:ascii="Arial" w:cs="Arial" w:eastAsia="Arial" w:hAnsi="Arial"/>
+                <w:color w:val="444444"/>
+                <w:sz w:val="20"/>
+                <w:szCs w:val="20"/>
+              </w:rPr>
+              <w:t xml:space="preserve">Implemented</w:t>
+            </w:r>
+          </w:p>
+        </w:tc>
+      </w:tr>
+      <w:tr>
+        <w:tc>
+          <w:tcPr>
+            <w:tcW w:type="dxa" w:w="2000"/>
+            <w:tcBorders>
+              <w:top w:val="single" w:color="B0B0B0" w:sz="1"/>
+              <w:left w:val="single" w:color="B0B0B0" w:sz="1"/>
+              <w:bottom w:val="single" w:color="B0B0B0" w:sz="1"/>
+              <w:right w:val="single" w:color="B0B0B0" w:sz="1"/>
+            </w:tcBorders>
+            <w:vAlign w:val="center"/>
+          </w:tcPr>
+          <w:p>
+            <w:pPr>
+              <w:spacing w:before="30" w:after="30"/>
+              <w:jc w:val="left"/>
+            </w:pPr>
+            <w:r>
+              <w:rPr>
+                <w:rFonts w:ascii="Arial" w:cs="Arial" w:eastAsia="Arial" w:hAnsi="Arial"/>
+                <w:color w:val="444444"/>
+                <w:sz w:val="20"/>
+                <w:szCs w:val="20"/>
+              </w:rPr>
+              <w:t xml:space="preserve">Financial Gateways</w:t>
+            </w:r>
+          </w:p>
+        </w:tc>
+        <w:tc>
+          <w:tcPr>
+            <w:tcW w:type="dxa" w:w="2000"/>
+            <w:tcBorders>
+              <w:top w:val="single" w:color="B0B0B0" w:sz="1"/>
+              <w:left w:val="single" w:color="B0B0B0" w:sz="1"/>
+              <w:bottom w:val="single" w:color="B0B0B0" w:sz="1"/>
+              <w:right w:val="single" w:color="B0B0B0" w:sz="1"/>
+            </w:tcBorders>
+            <w:vAlign w:val="center"/>
+          </w:tcPr>
+          <w:p>
+            <w:pPr>
+              <w:spacing w:before="30" w:after="30"/>
+              <w:jc w:val="left"/>
+            </w:pPr>
+            <w:r>
+              <w:rPr>
+                <w:rFonts w:ascii="Arial" w:cs="Arial" w:eastAsia="Arial" w:hAnsi="Arial"/>
+                <w:color w:val="444444"/>
+                <w:sz w:val="20"/>
+                <w:szCs w:val="20"/>
+              </w:rPr>
+              <w:t xml:space="preserve">Network Routing</w:t>
+            </w:r>
+          </w:p>
+        </w:tc>
+        <w:tc>
+          <w:tcPr>
+            <w:tcW w:type="dxa" w:w="4200"/>
+            <w:tcBorders>
+              <w:top w:val="single" w:color="B0B0B0" w:sz="1"/>
+              <w:left w:val="single" w:color="B0B0B0" w:sz="1"/>
+              <w:bottom w:val="single" w:color="B0B0B0" w:sz="1"/>
+              <w:right w:val="single" w:color="B0B0B0" w:sz="1"/>
+            </w:tcBorders>
+            <w:vAlign w:val="center"/>
+          </w:tcPr>
+          <w:p>
+            <w:pPr>
+              <w:spacing w:before="30" w:after="30"/>
+              <w:jc w:val="left"/>
+            </w:pPr>
+            <w:r>
+              <w:rPr>
+                <w:rFonts w:ascii="Arial" w:cs="Arial" w:eastAsia="Arial" w:hAnsi="Arial"/>
+                <w:color w:val="444444"/>
+                <w:sz w:val="20"/>
+                <w:szCs w:val="20"/>
+              </w:rPr>
+              <w:t xml:space="preserve">WebhookProcessorEngine — provider-specific webhook routing and dispatch</w:t>
+            </w:r>
+          </w:p>
+        </w:tc>
+        <w:tc>
+          <w:tcPr>
+            <w:tcW w:type="dxa" w:w="1160"/>
+            <w:tcBorders>
+              <w:top w:val="single" w:color="B0B0B0" w:sz="1"/>
+              <w:left w:val="single" w:color="B0B0B0" w:sz="1"/>
+              <w:bottom w:val="single" w:color="B0B0B0" w:sz="1"/>
+              <w:right w:val="single" w:color="B0B0B0" w:sz="1"/>
+            </w:tcBorders>
+            <w:vAlign w:val="center"/>
+          </w:tcPr>
+          <w:p>
+            <w:pPr>
+              <w:spacing w:before="30" w:after="30"/>
+              <w:jc w:val="left"/>
+            </w:pPr>
+            <w:r>
+              <w:rPr>
+                <w:rFonts w:ascii="Arial" w:cs="Arial" w:eastAsia="Arial" w:hAnsi="Arial"/>
+                <w:color w:val="444444"/>
+                <w:sz w:val="20"/>
+                <w:szCs w:val="20"/>
+              </w:rPr>
+              <w:t xml:space="preserve">Implemented</w:t>
+            </w:r>
+          </w:p>
+        </w:tc>
+      </w:tr>
+      <w:tr>
+        <w:tc>
+          <w:tcPr>
+            <w:tcW w:type="dxa" w:w="2000"/>
+            <w:tcBorders>
+              <w:top w:val="single" w:color="B0B0B0" w:sz="1"/>
+              <w:left w:val="single" w:color="B0B0B0" w:sz="1"/>
+              <w:bottom w:val="single" w:color="B0B0B0" w:sz="1"/>
+              <w:right w:val="single" w:color="B0B0B0" w:sz="1"/>
+            </w:tcBorders>
+            <w:shd w:fill="E8F0FE" w:val="clear"/>
+            <w:vAlign w:val="center"/>
+          </w:tcPr>
+          <w:p>
+            <w:pPr>
+              <w:spacing w:before="30" w:after="30"/>
+              <w:jc w:val="left"/>
+            </w:pPr>
+            <w:r>
+              <w:rPr>
+                <w:rFonts w:ascii="Arial" w:cs="Arial" w:eastAsia="Arial" w:hAnsi="Arial"/>
+                <w:color w:val="444444"/>
+                <w:sz w:val="20"/>
+                <w:szCs w:val="20"/>
+              </w:rPr>
+              <w:t xml:space="preserve">Financial Gateways</w:t>
+            </w:r>
+          </w:p>
+        </w:tc>
+        <w:tc>
+          <w:tcPr>
+            <w:tcW w:type="dxa" w:w="2000"/>
+            <w:tcBorders>
+              <w:top w:val="single" w:color="B0B0B0" w:sz="1"/>
+              <w:left w:val="single" w:color="B0B0B0" w:sz="1"/>
+              <w:bottom w:val="single" w:color="B0B0B0" w:sz="1"/>
+              <w:right w:val="single" w:color="B0B0B0" w:sz="1"/>
+            </w:tcBorders>
+            <w:shd w:fill="E8F0FE" w:val="clear"/>
+            <w:vAlign w:val="center"/>
+          </w:tcPr>
+          <w:p>
+            <w:pPr>
+              <w:spacing w:before="30" w:after="30"/>
+              <w:jc w:val="left"/>
+            </w:pPr>
+            <w:r>
+              <w:rPr>
+                <w:rFonts w:ascii="Arial" w:cs="Arial" w:eastAsia="Arial" w:hAnsi="Arial"/>
+                <w:color w:val="444444"/>
+                <w:sz w:val="20"/>
+                <w:szCs w:val="20"/>
+              </w:rPr>
+              <w:t xml:space="preserve">Messaging Formatting</w:t>
+            </w:r>
+          </w:p>
+        </w:tc>
+        <w:tc>
+          <w:tcPr>
+            <w:tcW w:type="dxa" w:w="4200"/>
+            <w:tcBorders>
+              <w:top w:val="single" w:color="B0B0B0" w:sz="1"/>
+              <w:left w:val="single" w:color="B0B0B0" w:sz="1"/>
+              <w:bottom w:val="single" w:color="B0B0B0" w:sz="1"/>
+              <w:right w:val="single" w:color="B0B0B0" w:sz="1"/>
+            </w:tcBorders>
+            <w:shd w:fill="E8F0FE" w:val="clear"/>
+            <w:vAlign w:val="center"/>
+          </w:tcPr>
+          <w:p>
+            <w:pPr>
+              <w:spacing w:before="30" w:after="30"/>
+              <w:jc w:val="left"/>
+            </w:pPr>
+            <w:r>
+              <w:rPr>
+                <w:rFonts w:ascii="Arial" w:cs="Arial" w:eastAsia="Arial" w:hAnsi="Arial"/>
+                <w:color w:val="444444"/>
+                <w:sz w:val="20"/>
+                <w:szCs w:val="20"/>
+              </w:rPr>
+              <w:t xml:space="preserve">Jackson serialization, webhook event mapping, WebhookKafkaEvent DTO</w:t>
+            </w:r>
+          </w:p>
+        </w:tc>
+        <w:tc>
+          <w:tcPr>
+            <w:tcW w:type="dxa" w:w="1160"/>
+            <w:tcBorders>
+              <w:top w:val="single" w:color="B0B0B0" w:sz="1"/>
+              <w:left w:val="single" w:color="B0B0B0" w:sz="1"/>
+              <w:bottom w:val="single" w:color="B0B0B0" w:sz="1"/>
+              <w:right w:val="single" w:color="B0B0B0" w:sz="1"/>
+            </w:tcBorders>
+            <w:shd w:fill="E8F0FE" w:val="clear"/>
+            <w:vAlign w:val="center"/>
+          </w:tcPr>
+          <w:p>
+            <w:pPr>
+              <w:spacing w:before="30" w:after="30"/>
+              <w:jc w:val="left"/>
+            </w:pPr>
+            <w:r>
+              <w:rPr>
+                <w:rFonts w:ascii="Arial" w:cs="Arial" w:eastAsia="Arial" w:hAnsi="Arial"/>
+                <w:color w:val="444444"/>
+                <w:sz w:val="20"/>
+                <w:szCs w:val="20"/>
+              </w:rPr>
+              <w:t xml:space="preserve">Implemented</w:t>
+            </w:r>
+          </w:p>
+        </w:tc>
+      </w:tr>
+      <w:tr>
+        <w:tc>
+          <w:tcPr>
+            <w:tcW w:type="dxa" w:w="2000"/>
+            <w:tcBorders>
+              <w:top w:val="single" w:color="B0B0B0" w:sz="1"/>
+              <w:left w:val="single" w:color="B0B0B0" w:sz="1"/>
+              <w:bottom w:val="single" w:color="B0B0B0" w:sz="1"/>
+              <w:right w:val="single" w:color="B0B0B0" w:sz="1"/>
+            </w:tcBorders>
+            <w:vAlign w:val="center"/>
+          </w:tcPr>
+          <w:p>
+            <w:pPr>
+              <w:spacing w:before="30" w:after="30"/>
+              <w:jc w:val="left"/>
+            </w:pPr>
+            <w:r>
+              <w:rPr>
+                <w:rFonts w:ascii="Arial" w:cs="Arial" w:eastAsia="Arial" w:hAnsi="Arial"/>
+                <w:color w:val="444444"/>
+                <w:sz w:val="20"/>
+                <w:szCs w:val="20"/>
+              </w:rPr>
+              <w:t xml:space="preserve">Financial Gateways</w:t>
+            </w:r>
+          </w:p>
+        </w:tc>
+        <w:tc>
+          <w:tcPr>
+            <w:tcW w:type="dxa" w:w="2000"/>
+            <w:tcBorders>
+              <w:top w:val="single" w:color="B0B0B0" w:sz="1"/>
+              <w:left w:val="single" w:color="B0B0B0" w:sz="1"/>
+              <w:bottom w:val="single" w:color="B0B0B0" w:sz="1"/>
+              <w:right w:val="single" w:color="B0B0B0" w:sz="1"/>
+            </w:tcBorders>
+            <w:vAlign w:val="center"/>
+          </w:tcPr>
+          <w:p>
+            <w:pPr>
+              <w:spacing w:before="30" w:after="30"/>
+              <w:jc w:val="left"/>
+            </w:pPr>
+            <w:r>
+              <w:rPr>
+                <w:rFonts w:ascii="Arial" w:cs="Arial" w:eastAsia="Arial" w:hAnsi="Arial"/>
+                <w:color w:val="444444"/>
+                <w:sz w:val="20"/>
+                <w:szCs w:val="20"/>
+              </w:rPr>
+              <w:t xml:space="preserve">Clearing Limit</w:t>
+            </w:r>
+          </w:p>
+        </w:tc>
+        <w:tc>
+          <w:tcPr>
+            <w:tcW w:type="dxa" w:w="4200"/>
+            <w:tcBorders>
+              <w:top w:val="single" w:color="B0B0B0" w:sz="1"/>
+              <w:left w:val="single" w:color="B0B0B0" w:sz="1"/>
+              <w:bottom w:val="single" w:color="B0B0B0" w:sz="1"/>
+              <w:right w:val="single" w:color="B0B0B0" w:sz="1"/>
+            </w:tcBorders>
+            <w:vAlign w:val="center"/>
+          </w:tcPr>
+          <w:p>
+            <w:pPr>
+              <w:spacing w:before="30" w:after="30"/>
+              <w:jc w:val="left"/>
+            </w:pPr>
+            <w:r>
+              <w:rPr>
+                <w:rFonts w:ascii="Arial" w:cs="Arial" w:eastAsia="Arial" w:hAnsi="Arial"/>
+                <w:color w:val="444444"/>
+                <w:sz w:val="20"/>
+                <w:szCs w:val="20"/>
+              </w:rPr>
+              <w:t xml:space="preserve">PSP-enforced authorization limits + application-level amount validation</w:t>
+            </w:r>
+          </w:p>
+        </w:tc>
+        <w:tc>
+          <w:tcPr>
+            <w:tcW w:type="dxa" w:w="1160"/>
+            <w:tcBorders>
+              <w:top w:val="single" w:color="B0B0B0" w:sz="1"/>
+              <w:left w:val="single" w:color="B0B0B0" w:sz="1"/>
+              <w:bottom w:val="single" w:color="B0B0B0" w:sz="1"/>
+              <w:right w:val="single" w:color="B0B0B0" w:sz="1"/>
+            </w:tcBorders>
+            <w:vAlign w:val="center"/>
+          </w:tcPr>
+          <w:p>
+            <w:pPr>
+              <w:spacing w:before="30" w:after="30"/>
+              <w:jc w:val="left"/>
+            </w:pPr>
+            <w:r>
+              <w:rPr>
+                <w:rFonts w:ascii="Arial" w:cs="Arial" w:eastAsia="Arial" w:hAnsi="Arial"/>
+                <w:color w:val="444444"/>
+                <w:sz w:val="20"/>
+                <w:szCs w:val="20"/>
+              </w:rPr>
+              <w:t xml:space="preserve">Delegated</w:t>
+            </w:r>
+          </w:p>
+        </w:tc>
+      </w:tr>
+      <w:tr>
+        <w:tc>
+          <w:tcPr>
+            <w:tcW w:type="dxa" w:w="2000"/>
+            <w:tcBorders>
+              <w:top w:val="single" w:color="B0B0B0" w:sz="1"/>
+              <w:left w:val="single" w:color="B0B0B0" w:sz="1"/>
+              <w:bottom w:val="single" w:color="B0B0B0" w:sz="1"/>
+              <w:right w:val="single" w:color="B0B0B0" w:sz="1"/>
+            </w:tcBorders>
+            <w:shd w:fill="E8F0FE" w:val="clear"/>
+            <w:vAlign w:val="center"/>
+          </w:tcPr>
+          <w:p>
+            <w:pPr>
+              <w:spacing w:before="30" w:after="30"/>
+              <w:jc w:val="left"/>
+            </w:pPr>
+            <w:r>
+              <w:rPr>
+                <w:rFonts w:ascii="Arial" w:cs="Arial" w:eastAsia="Arial" w:hAnsi="Arial"/>
+                <w:color w:val="444444"/>
+                <w:sz w:val="20"/>
+                <w:szCs w:val="20"/>
+              </w:rPr>
+              <w:t xml:space="preserve">Payment Product</w:t>
+            </w:r>
+          </w:p>
+        </w:tc>
+        <w:tc>
+          <w:tcPr>
+            <w:tcW w:type="dxa" w:w="2000"/>
+            <w:tcBorders>
+              <w:top w:val="single" w:color="B0B0B0" w:sz="1"/>
+              <w:left w:val="single" w:color="B0B0B0" w:sz="1"/>
+              <w:bottom w:val="single" w:color="B0B0B0" w:sz="1"/>
+              <w:right w:val="single" w:color="B0B0B0" w:sz="1"/>
+            </w:tcBorders>
+            <w:shd w:fill="E8F0FE" w:val="clear"/>
+            <w:vAlign w:val="center"/>
+          </w:tcPr>
+          <w:p>
+            <w:pPr>
+              <w:spacing w:before="30" w:after="30"/>
+              <w:jc w:val="left"/>
+            </w:pPr>
+            <w:r>
+              <w:rPr>
+                <w:rFonts w:ascii="Arial" w:cs="Arial" w:eastAsia="Arial" w:hAnsi="Arial"/>
+                <w:color w:val="444444"/>
+                <w:sz w:val="20"/>
+                <w:szCs w:val="20"/>
+              </w:rPr>
+              <w:t xml:space="preserve">Direct Payment</w:t>
+            </w:r>
+          </w:p>
+        </w:tc>
+        <w:tc>
+          <w:tcPr>
+            <w:tcW w:type="dxa" w:w="4200"/>
+            <w:tcBorders>
+              <w:top w:val="single" w:color="B0B0B0" w:sz="1"/>
+              <w:left w:val="single" w:color="B0B0B0" w:sz="1"/>
+              <w:bottom w:val="single" w:color="B0B0B0" w:sz="1"/>
+              <w:right w:val="single" w:color="B0B0B0" w:sz="1"/>
+            </w:tcBorders>
+            <w:shd w:fill="E8F0FE" w:val="clear"/>
+            <w:vAlign w:val="center"/>
+          </w:tcPr>
+          <w:p>
+            <w:pPr>
+              <w:spacing w:before="30" w:after="30"/>
+              <w:jc w:val="left"/>
+            </w:pPr>
+            <w:r>
+              <w:rPr>
+                <w:rFonts w:ascii="Arial" w:cs="Arial" w:eastAsia="Arial" w:hAnsi="Arial"/>
+                <w:color w:val="444444"/>
+                <w:sz w:val="20"/>
+                <w:szCs w:val="20"/>
+              </w:rPr>
+              <w:t xml:space="preserve">REST APIs via Kong (/api/v1/payments, /api/v1/orders)</w:t>
+            </w:r>
+          </w:p>
+        </w:tc>
+        <w:tc>
+          <w:tcPr>
+            <w:tcW w:type="dxa" w:w="1160"/>
+            <w:tcBorders>
+              <w:top w:val="single" w:color="B0B0B0" w:sz="1"/>
+              <w:left w:val="single" w:color="B0B0B0" w:sz="1"/>
+              <w:bottom w:val="single" w:color="B0B0B0" w:sz="1"/>
+              <w:right w:val="single" w:color="B0B0B0" w:sz="1"/>
+            </w:tcBorders>
+            <w:shd w:fill="E8F0FE" w:val="clear"/>
+            <w:vAlign w:val="center"/>
+          </w:tcPr>
+          <w:p>
+            <w:pPr>
+              <w:spacing w:before="30" w:after="30"/>
+              <w:jc w:val="left"/>
+            </w:pPr>
+            <w:r>
+              <w:rPr>
+                <w:rFonts w:ascii="Arial" w:cs="Arial" w:eastAsia="Arial" w:hAnsi="Arial"/>
+                <w:color w:val="444444"/>
+                <w:sz w:val="20"/>
+                <w:szCs w:val="20"/>
+              </w:rPr>
+              <w:t xml:space="preserve">Implemented</w:t>
+            </w:r>
+          </w:p>
+        </w:tc>
+      </w:tr>
+      <w:tr>
+        <w:tc>
+          <w:tcPr>
+            <w:tcW w:type="dxa" w:w="2000"/>
+            <w:tcBorders>
+              <w:top w:val="single" w:color="B0B0B0" w:sz="1"/>
+              <w:left w:val="single" w:color="B0B0B0" w:sz="1"/>
+              <w:bottom w:val="single" w:color="B0B0B0" w:sz="1"/>
+              <w:right w:val="single" w:color="B0B0B0" w:sz="1"/>
+            </w:tcBorders>
+            <w:vAlign w:val="center"/>
+          </w:tcPr>
+          <w:p>
+            <w:pPr>
+              <w:spacing w:before="30" w:after="30"/>
+              <w:jc w:val="left"/>
+            </w:pPr>
+            <w:r>
+              <w:rPr>
+                <w:rFonts w:ascii="Arial" w:cs="Arial" w:eastAsia="Arial" w:hAnsi="Arial"/>
+                <w:color w:val="444444"/>
+                <w:sz w:val="20"/>
+                <w:szCs w:val="20"/>
+              </w:rPr>
+              <w:t xml:space="preserve">Payment Product</w:t>
+            </w:r>
+          </w:p>
+        </w:tc>
+        <w:tc>
+          <w:tcPr>
+            <w:tcW w:type="dxa" w:w="2000"/>
+            <w:tcBorders>
+              <w:top w:val="single" w:color="B0B0B0" w:sz="1"/>
+              <w:left w:val="single" w:color="B0B0B0" w:sz="1"/>
+              <w:bottom w:val="single" w:color="B0B0B0" w:sz="1"/>
+              <w:right w:val="single" w:color="B0B0B0" w:sz="1"/>
+            </w:tcBorders>
+            <w:vAlign w:val="center"/>
+          </w:tcPr>
+          <w:p>
+            <w:pPr>
+              <w:spacing w:before="30" w:after="30"/>
+              <w:jc w:val="left"/>
+            </w:pPr>
+            <w:r>
+              <w:rPr>
+                <w:rFonts w:ascii="Arial" w:cs="Arial" w:eastAsia="Arial" w:hAnsi="Arial"/>
+                <w:color w:val="444444"/>
+                <w:sz w:val="20"/>
+                <w:szCs w:val="20"/>
+              </w:rPr>
+              <w:t xml:space="preserve">Open Banking</w:t>
+            </w:r>
+          </w:p>
+        </w:tc>
+        <w:tc>
+          <w:tcPr>
+            <w:tcW w:type="dxa" w:w="4200"/>
+            <w:tcBorders>
+              <w:top w:val="single" w:color="B0B0B0" w:sz="1"/>
+              <w:left w:val="single" w:color="B0B0B0" w:sz="1"/>
+              <w:bottom w:val="single" w:color="B0B0B0" w:sz="1"/>
+              <w:right w:val="single" w:color="B0B0B0" w:sz="1"/>
+            </w:tcBorders>
+            <w:vAlign w:val="center"/>
+          </w:tcPr>
+          <w:p>
+            <w:pPr>
+              <w:spacing w:before="30" w:after="30"/>
+              <w:jc w:val="left"/>
+            </w:pPr>
+            <w:r>
+              <w:rPr>
+                <w:rFonts w:ascii="Arial" w:cs="Arial" w:eastAsia="Arial" w:hAnsi="Arial"/>
+                <w:color w:val="444444"/>
+                <w:sz w:val="20"/>
+                <w:szCs w:val="20"/>
+              </w:rPr>
+              <w:t xml:space="preserve">Open Banking API module — SBV Circular 64, TPP tiering, consent, SCA</w:t>
+            </w:r>
+          </w:p>
+        </w:tc>
+        <w:tc>
+          <w:tcPr>
+            <w:tcW w:type="dxa" w:w="1160"/>
+            <w:tcBorders>
+              <w:top w:val="single" w:color="B0B0B0" w:sz="1"/>
+              <w:left w:val="single" w:color="B0B0B0" w:sz="1"/>
+              <w:bottom w:val="single" w:color="B0B0B0" w:sz="1"/>
+              <w:right w:val="single" w:color="B0B0B0" w:sz="1"/>
+            </w:tcBorders>
+            <w:vAlign w:val="center"/>
+          </w:tcPr>
+          <w:p>
+            <w:pPr>
+              <w:spacing w:before="30" w:after="30"/>
+              <w:jc w:val="left"/>
+            </w:pPr>
+            <w:r>
+              <w:rPr>
+                <w:rFonts w:ascii="Arial" w:cs="Arial" w:eastAsia="Arial" w:hAnsi="Arial"/>
+                <w:color w:val="444444"/>
+                <w:sz w:val="20"/>
+                <w:szCs w:val="20"/>
+              </w:rPr>
+              <w:t xml:space="preserve">Implemented</w:t>
+            </w:r>
+          </w:p>
+        </w:tc>
+      </w:tr>
+      <w:tr>
+        <w:tc>
+          <w:tcPr>
+            <w:tcW w:type="dxa" w:w="2000"/>
+            <w:tcBorders>
+              <w:top w:val="single" w:color="B0B0B0" w:sz="1"/>
+              <w:left w:val="single" w:color="B0B0B0" w:sz="1"/>
+              <w:bottom w:val="single" w:color="B0B0B0" w:sz="1"/>
+              <w:right w:val="single" w:color="B0B0B0" w:sz="1"/>
+            </w:tcBorders>
+            <w:shd w:fill="E8F0FE" w:val="clear"/>
+            <w:vAlign w:val="center"/>
+          </w:tcPr>
+          <w:p>
+            <w:pPr>
+              <w:spacing w:before="30" w:after="30"/>
+              <w:jc w:val="left"/>
+            </w:pPr>
+            <w:r>
+              <w:rPr>
+                <w:rFonts w:ascii="Arial" w:cs="Arial" w:eastAsia="Arial" w:hAnsi="Arial"/>
+                <w:color w:val="444444"/>
+                <w:sz w:val="20"/>
+                <w:szCs w:val="20"/>
+              </w:rPr>
+              <w:t xml:space="preserve">Payment Product</w:t>
+            </w:r>
+          </w:p>
+        </w:tc>
+        <w:tc>
+          <w:tcPr>
+            <w:tcW w:type="dxa" w:w="2000"/>
+            <w:tcBorders>
+              <w:top w:val="single" w:color="B0B0B0" w:sz="1"/>
+              <w:left w:val="single" w:color="B0B0B0" w:sz="1"/>
+              <w:bottom w:val="single" w:color="B0B0B0" w:sz="1"/>
+              <w:right w:val="single" w:color="B0B0B0" w:sz="1"/>
+            </w:tcBorders>
+            <w:shd w:fill="E8F0FE" w:val="clear"/>
+            <w:vAlign w:val="center"/>
+          </w:tcPr>
+          <w:p>
+            <w:pPr>
+              <w:spacing w:before="30" w:after="30"/>
+              <w:jc w:val="left"/>
+            </w:pPr>
+            <w:r>
+              <w:rPr>
+                <w:rFonts w:ascii="Arial" w:cs="Arial" w:eastAsia="Arial" w:hAnsi="Arial"/>
+                <w:color w:val="444444"/>
+                <w:sz w:val="20"/>
+                <w:szCs w:val="20"/>
+              </w:rPr>
+              <w:t xml:space="preserve">Features Rich</w:t>
+            </w:r>
+          </w:p>
+        </w:tc>
+        <w:tc>
+          <w:tcPr>
+            <w:tcW w:type="dxa" w:w="4200"/>
+            <w:tcBorders>
+              <w:top w:val="single" w:color="B0B0B0" w:sz="1"/>
+              <w:left w:val="single" w:color="B0B0B0" w:sz="1"/>
+              <w:bottom w:val="single" w:color="B0B0B0" w:sz="1"/>
+              <w:right w:val="single" w:color="B0B0B0" w:sz="1"/>
+            </w:tcBorders>
+            <w:shd w:fill="E8F0FE" w:val="clear"/>
+            <w:vAlign w:val="center"/>
+          </w:tcPr>
+          <w:p>
+            <w:pPr>
+              <w:spacing w:before="30" w:after="30"/>
+              <w:jc w:val="left"/>
+            </w:pPr>
+            <w:r>
+              <w:rPr>
+                <w:rFonts w:ascii="Arial" w:cs="Arial" w:eastAsia="Arial" w:hAnsi="Arial"/>
+                <w:color w:val="444444"/>
+                <w:sz w:val="20"/>
+                <w:szCs w:val="20"/>
+              </w:rPr>
+              <w:t xml:space="preserve">Not in v1.0 scope — future product modules</w:t>
+            </w:r>
+          </w:p>
+        </w:tc>
+        <w:tc>
+          <w:tcPr>
+            <w:tcW w:type="dxa" w:w="1160"/>
+            <w:tcBorders>
+              <w:top w:val="single" w:color="B0B0B0" w:sz="1"/>
+              <w:left w:val="single" w:color="B0B0B0" w:sz="1"/>
+              <w:bottom w:val="single" w:color="B0B0B0" w:sz="1"/>
+              <w:right w:val="single" w:color="B0B0B0" w:sz="1"/>
+            </w:tcBorders>
+            <w:shd w:fill="E8F0FE" w:val="clear"/>
+            <w:vAlign w:val="center"/>
+          </w:tcPr>
+          <w:p>
+            <w:pPr>
+              <w:spacing w:before="30" w:after="30"/>
+              <w:jc w:val="left"/>
+            </w:pPr>
+            <w:r>
+              <w:rPr>
+                <w:rFonts w:ascii="Arial" w:cs="Arial" w:eastAsia="Arial" w:hAnsi="Arial"/>
+                <w:color w:val="444444"/>
+                <w:sz w:val="20"/>
+                <w:szCs w:val="20"/>
+              </w:rPr>
+              <w:t xml:space="preserve">Planned</w:t>
+            </w:r>
+          </w:p>
+        </w:tc>
+      </w:tr>
+      <w:tr>
+        <w:tc>
+          <w:tcPr>
+            <w:tcW w:type="dxa" w:w="2000"/>
+            <w:tcBorders>
+              <w:top w:val="single" w:color="B0B0B0" w:sz="1"/>
+              <w:left w:val="single" w:color="B0B0B0" w:sz="1"/>
+              <w:bottom w:val="single" w:color="B0B0B0" w:sz="1"/>
+              <w:right w:val="single" w:color="B0B0B0" w:sz="1"/>
+            </w:tcBorders>
+            <w:vAlign w:val="center"/>
+          </w:tcPr>
+          <w:p>
+            <w:pPr>
+              <w:spacing w:before="30" w:after="30"/>
+              <w:jc w:val="left"/>
+            </w:pPr>
+            <w:r>
+              <w:rPr>
+                <w:rFonts w:ascii="Arial" w:cs="Arial" w:eastAsia="Arial" w:hAnsi="Arial"/>
+                <w:color w:val="444444"/>
+                <w:sz w:val="20"/>
+                <w:szCs w:val="20"/>
+              </w:rPr>
+              <w:t xml:space="preserve">Bank-wide Integration</w:t>
+            </w:r>
+          </w:p>
+        </w:tc>
+        <w:tc>
+          <w:tcPr>
+            <w:tcW w:type="dxa" w:w="2000"/>
+            <w:tcBorders>
+              <w:top w:val="single" w:color="B0B0B0" w:sz="1"/>
+              <w:left w:val="single" w:color="B0B0B0" w:sz="1"/>
+              <w:bottom w:val="single" w:color="B0B0B0" w:sz="1"/>
+              <w:right w:val="single" w:color="B0B0B0" w:sz="1"/>
+            </w:tcBorders>
+            <w:vAlign w:val="center"/>
+          </w:tcPr>
+          <w:p>
+            <w:pPr>
+              <w:spacing w:before="30" w:after="30"/>
+              <w:jc w:val="left"/>
+            </w:pPr>
+            <w:r>
+              <w:rPr>
+                <w:rFonts w:ascii="Arial" w:cs="Arial" w:eastAsia="Arial" w:hAnsi="Arial"/>
+                <w:color w:val="444444"/>
+                <w:sz w:val="20"/>
+                <w:szCs w:val="20"/>
+              </w:rPr>
+              <w:t xml:space="preserve">ESB / Integration Layer</w:t>
+            </w:r>
+          </w:p>
+        </w:tc>
+        <w:tc>
+          <w:tcPr>
+            <w:tcW w:type="dxa" w:w="4200"/>
+            <w:tcBorders>
+              <w:top w:val="single" w:color="B0B0B0" w:sz="1"/>
+              <w:left w:val="single" w:color="B0B0B0" w:sz="1"/>
+              <w:bottom w:val="single" w:color="B0B0B0" w:sz="1"/>
+              <w:right w:val="single" w:color="B0B0B0" w:sz="1"/>
+            </w:tcBorders>
+            <w:vAlign w:val="center"/>
+          </w:tcPr>
+          <w:p>
+            <w:pPr>
+              <w:spacing w:before="30" w:after="30"/>
+              <w:jc w:val="left"/>
+            </w:pPr>
+            <w:r>
+              <w:rPr>
+                <w:rFonts w:ascii="Arial" w:cs="Arial" w:eastAsia="Arial" w:hAnsi="Arial"/>
+                <w:color w:val="444444"/>
+                <w:sz w:val="20"/>
+                <w:szCs w:val="20"/>
+              </w:rPr>
+              <w:t xml:space="preserve">Kong API Gateway (north-south) + Istio Service Mesh (east-west)</w:t>
+            </w:r>
+          </w:p>
+        </w:tc>
+        <w:tc>
+          <w:tcPr>
+            <w:tcW w:type="dxa" w:w="1160"/>
+            <w:tcBorders>
+              <w:top w:val="single" w:color="B0B0B0" w:sz="1"/>
+              <w:left w:val="single" w:color="B0B0B0" w:sz="1"/>
+              <w:bottom w:val="single" w:color="B0B0B0" w:sz="1"/>
+              <w:right w:val="single" w:color="B0B0B0" w:sz="1"/>
+            </w:tcBorders>
+            <w:vAlign w:val="center"/>
+          </w:tcPr>
+          <w:p>
+            <w:pPr>
+              <w:spacing w:before="30" w:after="30"/>
+              <w:jc w:val="left"/>
+            </w:pPr>
+            <w:r>
+              <w:rPr>
+                <w:rFonts w:ascii="Arial" w:cs="Arial" w:eastAsia="Arial" w:hAnsi="Arial"/>
+                <w:color w:val="444444"/>
+                <w:sz w:val="20"/>
+                <w:szCs w:val="20"/>
+              </w:rPr>
+              <w:t xml:space="preserve">Implemented</w:t>
+            </w:r>
+          </w:p>
+        </w:tc>
+      </w:tr>
+      <w:tr>
+        <w:tc>
+          <w:tcPr>
+            <w:tcW w:type="dxa" w:w="2000"/>
+            <w:tcBorders>
+              <w:top w:val="single" w:color="B0B0B0" w:sz="1"/>
+              <w:left w:val="single" w:color="B0B0B0" w:sz="1"/>
+              <w:bottom w:val="single" w:color="B0B0B0" w:sz="1"/>
+              <w:right w:val="single" w:color="B0B0B0" w:sz="1"/>
+            </w:tcBorders>
+            <w:shd w:fill="E8F0FE" w:val="clear"/>
+            <w:vAlign w:val="center"/>
+          </w:tcPr>
+          <w:p>
+            <w:pPr>
+              <w:spacing w:before="30" w:after="30"/>
+              <w:jc w:val="left"/>
+            </w:pPr>
+            <w:r>
+              <w:rPr>
+                <w:rFonts w:ascii="Arial" w:cs="Arial" w:eastAsia="Arial" w:hAnsi="Arial"/>
+                <w:color w:val="444444"/>
+                <w:sz w:val="20"/>
+                <w:szCs w:val="20"/>
+              </w:rPr>
+              <w:t xml:space="preserve">Bank Infrastructure</w:t>
+            </w:r>
+          </w:p>
+        </w:tc>
+        <w:tc>
+          <w:tcPr>
+            <w:tcW w:type="dxa" w:w="2000"/>
+            <w:tcBorders>
+              <w:top w:val="single" w:color="B0B0B0" w:sz="1"/>
+              <w:left w:val="single" w:color="B0B0B0" w:sz="1"/>
+              <w:bottom w:val="single" w:color="B0B0B0" w:sz="1"/>
+              <w:right w:val="single" w:color="B0B0B0" w:sz="1"/>
+            </w:tcBorders>
+            <w:shd w:fill="E8F0FE" w:val="clear"/>
+            <w:vAlign w:val="center"/>
+          </w:tcPr>
+          <w:p>
+            <w:pPr>
+              <w:spacing w:before="30" w:after="30"/>
+              <w:jc w:val="left"/>
+            </w:pPr>
+            <w:r>
+              <w:rPr>
+                <w:rFonts w:ascii="Arial" w:cs="Arial" w:eastAsia="Arial" w:hAnsi="Arial"/>
+                <w:color w:val="444444"/>
+                <w:sz w:val="20"/>
+                <w:szCs w:val="20"/>
+              </w:rPr>
+              <w:t xml:space="preserve">Source of Funds (T24 etc.)</w:t>
+            </w:r>
+          </w:p>
+        </w:tc>
+        <w:tc>
+          <w:tcPr>
+            <w:tcW w:type="dxa" w:w="4200"/>
+            <w:tcBorders>
+              <w:top w:val="single" w:color="B0B0B0" w:sz="1"/>
+              <w:left w:val="single" w:color="B0B0B0" w:sz="1"/>
+              <w:bottom w:val="single" w:color="B0B0B0" w:sz="1"/>
+              <w:right w:val="single" w:color="B0B0B0" w:sz="1"/>
+            </w:tcBorders>
+            <w:shd w:fill="E8F0FE" w:val="clear"/>
+            <w:vAlign w:val="center"/>
+          </w:tcPr>
+          <w:p>
+            <w:pPr>
+              <w:spacing w:before="30" w:after="30"/>
+              <w:jc w:val="left"/>
+            </w:pPr>
+            <w:r>
+              <w:rPr>
+                <w:rFonts w:ascii="Arial" w:cs="Arial" w:eastAsia="Arial" w:hAnsi="Arial"/>
+                <w:color w:val="444444"/>
+                <w:sz w:val="20"/>
+                <w:szCs w:val="20"/>
+              </w:rPr>
+              <w:t xml:space="preserve">Out of scope — future integration via Bank-wide Integration Layer</w:t>
+            </w:r>
+          </w:p>
+        </w:tc>
+        <w:tc>
+          <w:tcPr>
+            <w:tcW w:type="dxa" w:w="1160"/>
+            <w:tcBorders>
+              <w:top w:val="single" w:color="B0B0B0" w:sz="1"/>
+              <w:left w:val="single" w:color="B0B0B0" w:sz="1"/>
+              <w:bottom w:val="single" w:color="B0B0B0" w:sz="1"/>
+              <w:right w:val="single" w:color="B0B0B0" w:sz="1"/>
+            </w:tcBorders>
+            <w:shd w:fill="E8F0FE" w:val="clear"/>
+            <w:vAlign w:val="center"/>
+          </w:tcPr>
+          <w:p>
+            <w:pPr>
+              <w:spacing w:before="30" w:after="30"/>
+              <w:jc w:val="left"/>
+            </w:pPr>
+            <w:r>
+              <w:rPr>
+                <w:rFonts w:ascii="Arial" w:cs="Arial" w:eastAsia="Arial" w:hAnsi="Arial"/>
+                <w:color w:val="444444"/>
+                <w:sz w:val="20"/>
+                <w:szCs w:val="20"/>
+              </w:rPr>
+              <w:t xml:space="preserve">Out of Scope</w:t>
+            </w:r>
+          </w:p>
+        </w:tc>
+      </w:tr>
+      <w:tr>
+        <w:tc>
+          <w:tcPr>
+            <w:tcW w:type="dxa" w:w="2000"/>
+            <w:tcBorders>
+              <w:top w:val="single" w:color="B0B0B0" w:sz="1"/>
+              <w:left w:val="single" w:color="B0B0B0" w:sz="1"/>
+              <w:bottom w:val="single" w:color="B0B0B0" w:sz="1"/>
+              <w:right w:val="single" w:color="B0B0B0" w:sz="1"/>
+            </w:tcBorders>
+            <w:vAlign w:val="center"/>
+          </w:tcPr>
+          <w:p>
+            <w:pPr>
+              <w:spacing w:before="30" w:after="30"/>
+              <w:jc w:val="left"/>
+            </w:pPr>
+            <w:r>
+              <w:rPr>
+                <w:rFonts w:ascii="Arial" w:cs="Arial" w:eastAsia="Arial" w:hAnsi="Arial"/>
+                <w:color w:val="444444"/>
+                <w:sz w:val="20"/>
+                <w:szCs w:val="20"/>
+              </w:rPr>
+              <w:t xml:space="preserve">Bank Infrastructure</w:t>
+            </w:r>
+          </w:p>
+        </w:tc>
+        <w:tc>
+          <w:tcPr>
+            <w:tcW w:type="dxa" w:w="2000"/>
+            <w:tcBorders>
+              <w:top w:val="single" w:color="B0B0B0" w:sz="1"/>
+              <w:left w:val="single" w:color="B0B0B0" w:sz="1"/>
+              <w:bottom w:val="single" w:color="B0B0B0" w:sz="1"/>
+              <w:right w:val="single" w:color="B0B0B0" w:sz="1"/>
+            </w:tcBorders>
+            <w:vAlign w:val="center"/>
+          </w:tcPr>
+          <w:p>
+            <w:pPr>
+              <w:spacing w:before="30" w:after="30"/>
+              <w:jc w:val="left"/>
+            </w:pPr>
+            <w:r>
+              <w:rPr>
+                <w:rFonts w:ascii="Arial" w:cs="Arial" w:eastAsia="Arial" w:hAnsi="Arial"/>
+                <w:color w:val="444444"/>
+                <w:sz w:val="20"/>
+                <w:szCs w:val="20"/>
+              </w:rPr>
+              <w:t xml:space="preserve">BPA / IDA Workflow</w:t>
+            </w:r>
+          </w:p>
+        </w:tc>
+        <w:tc>
+          <w:tcPr>
+            <w:tcW w:type="dxa" w:w="4200"/>
+            <w:tcBorders>
+              <w:top w:val="single" w:color="B0B0B0" w:sz="1"/>
+              <w:left w:val="single" w:color="B0B0B0" w:sz="1"/>
+              <w:bottom w:val="single" w:color="B0B0B0" w:sz="1"/>
+              <w:right w:val="single" w:color="B0B0B0" w:sz="1"/>
+            </w:tcBorders>
+            <w:vAlign w:val="center"/>
+          </w:tcPr>
+          <w:p>
+            <w:pPr>
+              <w:spacing w:before="30" w:after="30"/>
+              <w:jc w:val="left"/>
+            </w:pPr>
+            <w:r>
+              <w:rPr>
+                <w:rFonts w:ascii="Arial" w:cs="Arial" w:eastAsia="Arial" w:hAnsi="Arial"/>
+                <w:color w:val="444444"/>
+                <w:sz w:val="20"/>
+                <w:szCs w:val="20"/>
+              </w:rPr>
+              <w:t xml:space="preserve">Out of scope — bank-side approval workflows</w:t>
+            </w:r>
+          </w:p>
+        </w:tc>
+        <w:tc>
+          <w:tcPr>
+            <w:tcW w:type="dxa" w:w="1160"/>
+            <w:tcBorders>
+              <w:top w:val="single" w:color="B0B0B0" w:sz="1"/>
+              <w:left w:val="single" w:color="B0B0B0" w:sz="1"/>
+              <w:bottom w:val="single" w:color="B0B0B0" w:sz="1"/>
+              <w:right w:val="single" w:color="B0B0B0" w:sz="1"/>
+            </w:tcBorders>
+            <w:vAlign w:val="center"/>
+          </w:tcPr>
+          <w:p>
+            <w:pPr>
+              <w:spacing w:before="30" w:after="30"/>
+              <w:jc w:val="left"/>
+            </w:pPr>
+            <w:r>
+              <w:rPr>
+                <w:rFonts w:ascii="Arial" w:cs="Arial" w:eastAsia="Arial" w:hAnsi="Arial"/>
+                <w:color w:val="444444"/>
+                <w:sz w:val="20"/>
+                <w:szCs w:val="20"/>
+              </w:rPr>
+              <w:t xml:space="preserve">Out of Scope</w:t>
+            </w:r>
+          </w:p>
+        </w:tc>
+      </w:tr>
+      <w:tr>
+        <w:tc>
+          <w:tcPr>
+            <w:tcW w:type="dxa" w:w="2000"/>
+            <w:tcBorders>
+              <w:top w:val="single" w:color="B0B0B0" w:sz="1"/>
+              <w:left w:val="single" w:color="B0B0B0" w:sz="1"/>
+              <w:bottom w:val="single" w:color="B0B0B0" w:sz="1"/>
+              <w:right w:val="single" w:color="B0B0B0" w:sz="1"/>
+            </w:tcBorders>
+            <w:shd w:fill="E8F0FE" w:val="clear"/>
+            <w:vAlign w:val="center"/>
+          </w:tcPr>
+          <w:p>
+            <w:pPr>
+              <w:spacing w:before="30" w:after="30"/>
+              <w:jc w:val="left"/>
+            </w:pPr>
+            <w:r>
+              <w:rPr>
+                <w:rFonts w:ascii="Arial" w:cs="Arial" w:eastAsia="Arial" w:hAnsi="Arial"/>
+                <w:color w:val="444444"/>
+                <w:sz w:val="20"/>
+                <w:szCs w:val="20"/>
+              </w:rPr>
+              <w:t xml:space="preserve">Bank Infrastructure</w:t>
+            </w:r>
+          </w:p>
+        </w:tc>
+        <w:tc>
+          <w:tcPr>
+            <w:tcW w:type="dxa" w:w="2000"/>
+            <w:tcBorders>
+              <w:top w:val="single" w:color="B0B0B0" w:sz="1"/>
+              <w:left w:val="single" w:color="B0B0B0" w:sz="1"/>
+              <w:bottom w:val="single" w:color="B0B0B0" w:sz="1"/>
+              <w:right w:val="single" w:color="B0B0B0" w:sz="1"/>
+            </w:tcBorders>
+            <w:shd w:fill="E8F0FE" w:val="clear"/>
+            <w:vAlign w:val="center"/>
+          </w:tcPr>
+          <w:p>
+            <w:pPr>
+              <w:spacing w:before="30" w:after="30"/>
+              <w:jc w:val="left"/>
+            </w:pPr>
+            <w:r>
+              <w:rPr>
+                <w:rFonts w:ascii="Arial" w:cs="Arial" w:eastAsia="Arial" w:hAnsi="Arial"/>
+                <w:color w:val="444444"/>
+                <w:sz w:val="20"/>
+                <w:szCs w:val="20"/>
+              </w:rPr>
+              <w:t xml:space="preserve">TCI</w:t>
+            </w:r>
+          </w:p>
+        </w:tc>
+        <w:tc>
+          <w:tcPr>
+            <w:tcW w:type="dxa" w:w="4200"/>
+            <w:tcBorders>
+              <w:top w:val="single" w:color="B0B0B0" w:sz="1"/>
+              <w:left w:val="single" w:color="B0B0B0" w:sz="1"/>
+              <w:bottom w:val="single" w:color="B0B0B0" w:sz="1"/>
+              <w:right w:val="single" w:color="B0B0B0" w:sz="1"/>
+            </w:tcBorders>
+            <w:shd w:fill="E8F0FE" w:val="clear"/>
+            <w:vAlign w:val="center"/>
+          </w:tcPr>
+          <w:p>
+            <w:pPr>
+              <w:spacing w:before="30" w:after="30"/>
+              <w:jc w:val="left"/>
+            </w:pPr>
+            <w:r>
+              <w:rPr>
+                <w:rFonts w:ascii="Arial" w:cs="Arial" w:eastAsia="Arial" w:hAnsi="Arial"/>
+                <w:color w:val="444444"/>
+                <w:sz w:val="20"/>
+                <w:szCs w:val="20"/>
+              </w:rPr>
+              <w:t xml:space="preserve">Out of scope — transaction control interface</w:t>
+            </w:r>
+          </w:p>
+        </w:tc>
+        <w:tc>
+          <w:tcPr>
+            <w:tcW w:type="dxa" w:w="1160"/>
+            <w:tcBorders>
+              <w:top w:val="single" w:color="B0B0B0" w:sz="1"/>
+              <w:left w:val="single" w:color="B0B0B0" w:sz="1"/>
+              <w:bottom w:val="single" w:color="B0B0B0" w:sz="1"/>
+              <w:right w:val="single" w:color="B0B0B0" w:sz="1"/>
+            </w:tcBorders>
+            <w:shd w:fill="E8F0FE" w:val="clear"/>
+            <w:vAlign w:val="center"/>
+          </w:tcPr>
+          <w:p>
+            <w:pPr>
+              <w:spacing w:before="30" w:after="30"/>
+              <w:jc w:val="left"/>
+            </w:pPr>
+            <w:r>
+              <w:rPr>
+                <w:rFonts w:ascii="Arial" w:cs="Arial" w:eastAsia="Arial" w:hAnsi="Arial"/>
+                <w:color w:val="444444"/>
+                <w:sz w:val="20"/>
+                <w:szCs w:val="20"/>
+              </w:rPr>
+              <w:t xml:space="preserve">Out of Scope</w:t>
+            </w:r>
+          </w:p>
+        </w:tc>
+      </w:tr>
+      <w:tr>
+        <w:tc>
+          <w:tcPr>
+            <w:tcW w:type="dxa" w:w="2000"/>
+            <w:tcBorders>
+              <w:top w:val="single" w:color="B0B0B0" w:sz="1"/>
+              <w:left w:val="single" w:color="B0B0B0" w:sz="1"/>
+              <w:bottom w:val="single" w:color="B0B0B0" w:sz="1"/>
+              <w:right w:val="single" w:color="B0B0B0" w:sz="1"/>
+            </w:tcBorders>
+            <w:vAlign w:val="center"/>
+          </w:tcPr>
+          <w:p>
+            <w:pPr>
+              <w:spacing w:before="30" w:after="30"/>
+              <w:jc w:val="left"/>
+            </w:pPr>
+            <w:r>
+              <w:rPr>
+                <w:rFonts w:ascii="Arial" w:cs="Arial" w:eastAsia="Arial" w:hAnsi="Arial"/>
+                <w:color w:val="444444"/>
+                <w:sz w:val="20"/>
+                <w:szCs w:val="20"/>
+              </w:rPr>
+              <w:t xml:space="preserve">Outbound</w:t>
+            </w:r>
+          </w:p>
+        </w:tc>
+        <w:tc>
+          <w:tcPr>
+            <w:tcW w:type="dxa" w:w="2000"/>
+            <w:tcBorders>
+              <w:top w:val="single" w:color="B0B0B0" w:sz="1"/>
+              <w:left w:val="single" w:color="B0B0B0" w:sz="1"/>
+              <w:bottom w:val="single" w:color="B0B0B0" w:sz="1"/>
+              <w:right w:val="single" w:color="B0B0B0" w:sz="1"/>
+            </w:tcBorders>
+            <w:vAlign w:val="center"/>
+          </w:tcPr>
+          <w:p>
+            <w:pPr>
+              <w:spacing w:before="30" w:after="30"/>
+              <w:jc w:val="left"/>
+            </w:pPr>
+            <w:r>
+              <w:rPr>
+                <w:rFonts w:ascii="Arial" w:cs="Arial" w:eastAsia="Arial" w:hAnsi="Arial"/>
+                <w:color w:val="444444"/>
+                <w:sz w:val="20"/>
+                <w:szCs w:val="20"/>
+              </w:rPr>
+              <w:t xml:space="preserve">Payment Networks</w:t>
+            </w:r>
+          </w:p>
+        </w:tc>
+        <w:tc>
+          <w:tcPr>
+            <w:tcW w:type="dxa" w:w="4200"/>
+            <w:tcBorders>
+              <w:top w:val="single" w:color="B0B0B0" w:sz="1"/>
+              <w:left w:val="single" w:color="B0B0B0" w:sz="1"/>
+              <w:bottom w:val="single" w:color="B0B0B0" w:sz="1"/>
+              <w:right w:val="single" w:color="B0B0B0" w:sz="1"/>
+            </w:tcBorders>
+            <w:vAlign w:val="center"/>
+          </w:tcPr>
+          <w:p>
+            <w:pPr>
+              <w:spacing w:before="30" w:after="30"/>
+              <w:jc w:val="left"/>
+            </w:pPr>
+            <w:r>
+              <w:rPr>
+                <w:rFonts w:ascii="Arial" w:cs="Arial" w:eastAsia="Arial" w:hAnsi="Arial"/>
+                <w:color w:val="444444"/>
+                <w:sz w:val="20"/>
+                <w:szCs w:val="20"/>
+              </w:rPr>
+              <w:t xml:space="preserve">Out of scope — future via Financial Gateways layer (CITAD, NAPAS, SWIFT)</w:t>
+            </w:r>
+          </w:p>
+        </w:tc>
+        <w:tc>
+          <w:tcPr>
+            <w:tcW w:type="dxa" w:w="1160"/>
+            <w:tcBorders>
+              <w:top w:val="single" w:color="B0B0B0" w:sz="1"/>
+              <w:left w:val="single" w:color="B0B0B0" w:sz="1"/>
+              <w:bottom w:val="single" w:color="B0B0B0" w:sz="1"/>
+              <w:right w:val="single" w:color="B0B0B0" w:sz="1"/>
+            </w:tcBorders>
+            <w:vAlign w:val="center"/>
+          </w:tcPr>
+          <w:p>
+            <w:pPr>
+              <w:spacing w:before="30" w:after="30"/>
+              <w:jc w:val="left"/>
+            </w:pPr>
+            <w:r>
+              <w:rPr>
+                <w:rFonts w:ascii="Arial" w:cs="Arial" w:eastAsia="Arial" w:hAnsi="Arial"/>
+                <w:color w:val="444444"/>
+                <w:sz w:val="20"/>
+                <w:szCs w:val="20"/>
+              </w:rPr>
+              <w:t xml:space="preserve">Out of Scope</w:t>
+            </w:r>
+          </w:p>
+        </w:tc>
+      </w:tr>
+      <w:tr>
+        <w:tc>
+          <w:tcPr>
+            <w:tcW w:type="dxa" w:w="2000"/>
+            <w:tcBorders>
+              <w:top w:val="single" w:color="B0B0B0" w:sz="1"/>
+              <w:left w:val="single" w:color="B0B0B0" w:sz="1"/>
+              <w:bottom w:val="single" w:color="B0B0B0" w:sz="1"/>
+              <w:right w:val="single" w:color="B0B0B0" w:sz="1"/>
+            </w:tcBorders>
+            <w:shd w:fill="E8F0FE" w:val="clear"/>
+            <w:vAlign w:val="center"/>
+          </w:tcPr>
+          <w:p>
+            <w:pPr>
+              <w:spacing w:before="30" w:after="30"/>
+              <w:jc w:val="left"/>
+            </w:pPr>
+            <w:r>
+              <w:rPr>
+                <w:rFonts w:ascii="Arial" w:cs="Arial" w:eastAsia="Arial" w:hAnsi="Arial"/>
+                <w:color w:val="444444"/>
+                <w:sz w:val="20"/>
+                <w:szCs w:val="20"/>
+              </w:rPr>
+              <w:t xml:space="preserve">Outbound</w:t>
+            </w:r>
+          </w:p>
+        </w:tc>
+        <w:tc>
+          <w:tcPr>
+            <w:tcW w:type="dxa" w:w="2000"/>
+            <w:tcBorders>
+              <w:top w:val="single" w:color="B0B0B0" w:sz="1"/>
+              <w:left w:val="single" w:color="B0B0B0" w:sz="1"/>
+              <w:bottom w:val="single" w:color="B0B0B0" w:sz="1"/>
+              <w:right w:val="single" w:color="B0B0B0" w:sz="1"/>
+            </w:tcBorders>
+            <w:shd w:fill="E8F0FE" w:val="clear"/>
+            <w:vAlign w:val="center"/>
+          </w:tcPr>
+          <w:p>
+            <w:pPr>
+              <w:spacing w:before="30" w:after="30"/>
+              <w:jc w:val="left"/>
+            </w:pPr>
+            <w:r>
+              <w:rPr>
+                <w:rFonts w:ascii="Arial" w:cs="Arial" w:eastAsia="Arial" w:hAnsi="Arial"/>
+                <w:color w:val="444444"/>
+                <w:sz w:val="20"/>
+                <w:szCs w:val="20"/>
+              </w:rPr>
+              <w:t xml:space="preserve">Service Providers</w:t>
+            </w:r>
+          </w:p>
+        </w:tc>
+        <w:tc>
+          <w:tcPr>
+            <w:tcW w:type="dxa" w:w="4200"/>
+            <w:tcBorders>
+              <w:top w:val="single" w:color="B0B0B0" w:sz="1"/>
+              <w:left w:val="single" w:color="B0B0B0" w:sz="1"/>
+              <w:bottom w:val="single" w:color="B0B0B0" w:sz="1"/>
+              <w:right w:val="single" w:color="B0B0B0" w:sz="1"/>
+            </w:tcBorders>
+            <w:shd w:fill="E8F0FE" w:val="clear"/>
+            <w:vAlign w:val="center"/>
+          </w:tcPr>
+          <w:p>
+            <w:pPr>
+              <w:spacing w:before="30" w:after="30"/>
+              <w:jc w:val="left"/>
+            </w:pPr>
+            <w:r>
+              <w:rPr>
+                <w:rFonts w:ascii="Arial" w:cs="Arial" w:eastAsia="Arial" w:hAnsi="Arial"/>
+                <w:color w:val="444444"/>
+                <w:sz w:val="20"/>
+                <w:szCs w:val="20"/>
+              </w:rPr>
+              <w:t xml:space="preserve">Out of scope — future Billings module (EVN, VNPay, PAYOO)</w:t>
+            </w:r>
+          </w:p>
+        </w:tc>
+        <w:tc>
+          <w:tcPr>
+            <w:tcW w:type="dxa" w:w="1160"/>
+            <w:tcBorders>
+              <w:top w:val="single" w:color="B0B0B0" w:sz="1"/>
+              <w:left w:val="single" w:color="B0B0B0" w:sz="1"/>
+              <w:bottom w:val="single" w:color="B0B0B0" w:sz="1"/>
+              <w:right w:val="single" w:color="B0B0B0" w:sz="1"/>
+            </w:tcBorders>
+            <w:shd w:fill="E8F0FE" w:val="clear"/>
+            <w:vAlign w:val="center"/>
+          </w:tcPr>
+          <w:p>
+            <w:pPr>
+              <w:spacing w:before="30" w:after="30"/>
+              <w:jc w:val="left"/>
+            </w:pPr>
+            <w:r>
+              <w:rPr>
+                <w:rFonts w:ascii="Arial" w:cs="Arial" w:eastAsia="Arial" w:hAnsi="Arial"/>
+                <w:color w:val="444444"/>
+                <w:sz w:val="20"/>
+                <w:szCs w:val="20"/>
+              </w:rPr>
+              <w:t xml:space="preserve">Out of Scope</w:t>
+            </w:r>
+          </w:p>
+        </w:tc>
+      </w:tr>
+    </w:tbl>
+    <w:p>
+      <w:pPr>
+        <w:spacing w:before="100" w:after="100"/>
+      </w:pPr>
+    </w:p>
+    <w:p>
+      <w:pPr>
+        <w:pStyle w:val="Heading2"/>
+        <w:spacing w:before="300" w:after="150"/>
+      </w:pPr>
+      <w:r>
+        <w:rPr>
+          <w:rFonts w:ascii="Arial" w:cs="Arial" w:eastAsia="Arial" w:hAnsi="Arial"/>
+        </w:rPr>
+        <w:t xml:space="preserve">C4 Level 1 — System Context Diagram</w:t>
+      </w:r>
+    </w:p>
+    <w:p>
+      <w:pPr>
+        <w:spacing w:before="80" w:after="80"/>
+      </w:pPr>
+      <w:r>
+        <w:rPr>
+          <w:rFonts w:ascii="Arial" w:cs="Arial" w:eastAsia="Arial" w:hAnsi="Arial"/>
+          <w:color w:val="444444"/>
+          <w:sz w:val="20"/>
+          <w:szCs w:val="20"/>
+        </w:rPr>
+        <w:t xml:space="preserve">Shows the Payment SAGA Platform positioned within the bank-wide ecosystem, with all surrounding systems from the Enterprise Architecture.</w:t>
+      </w:r>
+    </w:p>
+    <w:p>
+      <w:pPr>
+        <w:spacing w:before="100" w:after="100"/>
+      </w:pPr>
     </w:p>
     <w:p>
       <w:pPr>
@@ -6081,8 +9681,13 @@
           <w:sz w:val="20"/>
           <w:szCs w:val="20"/>
         </w:rPr>
-        <w:t xml:space="preserve">Service Mesh: </w:t>
+        <w:t xml:space="preserve">Actors:</w:t>
       </w:r>
+    </w:p>
+    <w:p>
+      <w:pPr>
+        <w:spacing w:before="80" w:after="80"/>
+      </w:pPr>
       <w:r>
         <w:rPr>
           <w:rFonts w:ascii="Arial" w:cs="Arial" w:eastAsia="Arial" w:hAnsi="Arial"/>
@@ -6090,8 +9695,41 @@
           <w:sz w:val="20"/>
           <w:szCs w:val="20"/>
         </w:rPr>
-        <w:t xml:space="preserve">Istio (mTLS STRICT, AuthorizationPolicy, Circuit Breaking, B3 Tracing)</w:t>
+        <w:t xml:space="preserve">  • Bank Customer — initiates payments via ROC/COC (Retail/Corporate Online Channels)</w:t>
       </w:r>
+    </w:p>
+    <w:p>
+      <w:pPr>
+        <w:spacing w:before="80" w:after="80"/>
+      </w:pPr>
+      <w:r>
+        <w:rPr>
+          <w:rFonts w:ascii="Arial" w:cs="Arial" w:eastAsia="Arial" w:hAnsi="Arial"/>
+          <w:color w:val="444444"/>
+          <w:sz w:val="20"/>
+          <w:szCs w:val="20"/>
+        </w:rPr>
+        <w:t xml:space="preserve">  • Third-Party Provider (TPP) — licensed TPP accessing Open Banking APIs per SBV Circular 64</w:t>
+      </w:r>
+    </w:p>
+    <w:p>
+      <w:pPr>
+        <w:spacing w:before="80" w:after="80"/>
+      </w:pPr>
+      <w:r>
+        <w:rPr>
+          <w:rFonts w:ascii="Arial" w:cs="Arial" w:eastAsia="Arial" w:hAnsi="Arial"/>
+          <w:color w:val="444444"/>
+          <w:sz w:val="20"/>
+          <w:szCs w:val="20"/>
+        </w:rPr>
+        <w:t xml:space="preserve">  • Operations Team — monitors workflows, handles DLT review and manual interventions</w:t>
+      </w:r>
+    </w:p>
+    <w:p>
+      <w:pPr>
+        <w:spacing w:before="100" w:after="100"/>
+      </w:pPr>
     </w:p>
     <w:p>
       <w:pPr>
@@ -6106,8 +9744,13 @@
           <w:sz w:val="20"/>
           <w:szCs w:val="20"/>
         </w:rPr>
-        <w:t xml:space="preserve">Microservices: </w:t>
+        <w:t xml:space="preserve">Bank-wide Ecosystem:</w:t>
       </w:r>
+    </w:p>
+    <w:p>
+      <w:pPr>
+        <w:spacing w:before="80" w:after="80"/>
+      </w:pPr>
       <w:r>
         <w:rPr>
           <w:rFonts w:ascii="Arial" w:cs="Arial" w:eastAsia="Arial" w:hAnsi="Arial"/>
@@ -6115,8 +9758,97 @@
           <w:sz w:val="20"/>
           <w:szCs w:val="20"/>
         </w:rPr>
-        <w:t xml:space="preserve">Orchestrator (:9090), Order (:8081), Inventory (:8082), Payment Gateway (:8083), Open Banking (:8085)</w:t>
+        <w:t xml:space="preserve">  • Bank-wide Integration Layer (ESB) — connects channels, core systems, and external networks</w:t>
       </w:r>
+    </w:p>
+    <w:p>
+      <w:pPr>
+        <w:spacing w:before="80" w:after="80"/>
+      </w:pPr>
+      <w:r>
+        <w:rPr>
+          <w:rFonts w:ascii="Arial" w:cs="Arial" w:eastAsia="Arial" w:hAnsi="Arial"/>
+          <w:color w:val="444444"/>
+          <w:sz w:val="20"/>
+          <w:szCs w:val="20"/>
+        </w:rPr>
+        <w:t xml:space="preserve">  • Core Banking (T24) — Source of Funds: account management, ledger posting, balance inquiry</w:t>
+      </w:r>
+    </w:p>
+    <w:p>
+      <w:pPr>
+        <w:spacing w:before="80" w:after="80"/>
+      </w:pPr>
+      <w:r>
+        <w:rPr>
+          <w:rFonts w:ascii="Arial" w:cs="Arial" w:eastAsia="Arial" w:hAnsi="Arial"/>
+          <w:color w:val="444444"/>
+          <w:sz w:val="20"/>
+          <w:szCs w:val="20"/>
+        </w:rPr>
+        <w:t xml:space="preserve">  • CMS / Loyalty / AE+ — card management, loyalty points, additional banking products</w:t>
+      </w:r>
+    </w:p>
+    <w:p>
+      <w:pPr>
+        <w:spacing w:before="80" w:after="80"/>
+      </w:pPr>
+      <w:r>
+        <w:rPr>
+          <w:rFonts w:ascii="Arial" w:cs="Arial" w:eastAsia="Arial" w:hAnsi="Arial"/>
+          <w:color w:val="444444"/>
+          <w:sz w:val="20"/>
+          <w:szCs w:val="20"/>
+        </w:rPr>
+        <w:t xml:space="preserve">  • BPA / IDA Workflow — bank-side approval workflows for high-value transactions</w:t>
+      </w:r>
+    </w:p>
+    <w:p>
+      <w:pPr>
+        <w:spacing w:before="80" w:after="80"/>
+      </w:pPr>
+      <w:r>
+        <w:rPr>
+          <w:rFonts w:ascii="Arial" w:cs="Arial" w:eastAsia="Arial" w:hAnsi="Arial"/>
+          <w:color w:val="444444"/>
+          <w:sz w:val="20"/>
+          <w:szCs w:val="20"/>
+        </w:rPr>
+        <w:t xml:space="preserve">  • TCI — Transaction Control Interface: transaction monitoring and limits</w:t>
+      </w:r>
+    </w:p>
+    <w:p>
+      <w:pPr>
+        <w:spacing w:before="80" w:after="80"/>
+      </w:pPr>
+      <w:r>
+        <w:rPr>
+          <w:rFonts w:ascii="Arial" w:cs="Arial" w:eastAsia="Arial" w:hAnsi="Arial"/>
+          <w:color w:val="444444"/>
+          <w:sz w:val="20"/>
+          <w:szCs w:val="20"/>
+        </w:rPr>
+        <w:t xml:space="preserve">  • Visual FX — foreign exchange rate management and FX conversion</w:t>
+      </w:r>
+    </w:p>
+    <w:p>
+      <w:pPr>
+        <w:spacing w:before="80" w:after="80"/>
+      </w:pPr>
+      <w:r>
+        <w:rPr>
+          <w:rFonts w:ascii="Arial" w:cs="Arial" w:eastAsia="Arial" w:hAnsi="Arial"/>
+          <w:color w:val="444444"/>
+          <w:sz w:val="20"/>
+          <w:szCs w:val="20"/>
+        </w:rPr>
+        <w:t xml:space="preserve">  • Enterprise IdP — OAuth2/OIDC identity provider for JWT issuance and validation</w:t>
+      </w:r>
+    </w:p>
+    <w:p>
+      <w:pPr>
+        <w:spacing w:before="100" w:after="100"/>
+      </w:pPr>
     </w:p>
     <w:p>
       <w:pPr>
@@ -6131,8 +9863,13 @@
           <w:sz w:val="20"/>
           <w:szCs w:val="20"/>
         </w:rPr>
-        <w:t xml:space="preserve">Infrastructure: </w:t>
+        <w:t xml:space="preserve">Inbound Channels:</w:t>
       </w:r>
+    </w:p>
+    <w:p>
+      <w:pPr>
+        <w:spacing w:before="80" w:after="80"/>
+      </w:pPr>
       <w:r>
         <w:rPr>
           <w:rFonts w:ascii="Arial" w:cs="Arial" w:eastAsia="Arial" w:hAnsi="Arial"/>
@@ -6140,8 +9877,69 @@
           <w:sz w:val="20"/>
           <w:szCs w:val="20"/>
         </w:rPr>
-        <w:t xml:space="preserve">Temporal Server, Apache Kafka, Debezium CDC, Redis</w:t>
+        <w:t xml:space="preserve">  • ROC / COC — Retail and Corporate Online Channels (web and mobile banking apps)</w:t>
       </w:r>
+    </w:p>
+    <w:p>
+      <w:pPr>
+        <w:spacing w:before="80" w:after="80"/>
+      </w:pPr>
+      <w:r>
+        <w:rPr>
+          <w:rFonts w:ascii="Arial" w:cs="Arial" w:eastAsia="Arial" w:hAnsi="Arial"/>
+          <w:color w:val="444444"/>
+          <w:sz w:val="20"/>
+          <w:szCs w:val="20"/>
+        </w:rPr>
+        <w:t xml:space="preserve">  • Partners — ERP (MISA), e-Wallets (MoMo, Shopee), Securities (VCI, VND, SSI, DNSE, VPS)</w:t>
+      </w:r>
+    </w:p>
+    <w:p>
+      <w:pPr>
+        <w:spacing w:before="80" w:after="80"/>
+      </w:pPr>
+      <w:r>
+        <w:rPr>
+          <w:rFonts w:ascii="Arial" w:cs="Arial" w:eastAsia="Arial" w:hAnsi="Arial"/>
+          <w:color w:val="444444"/>
+          <w:sz w:val="20"/>
+          <w:szCs w:val="20"/>
+        </w:rPr>
+        <w:t xml:space="preserve">  • Direct Integration — host-to-host API integrations with corporate clients</w:t>
+      </w:r>
+    </w:p>
+    <w:p>
+      <w:pPr>
+        <w:spacing w:before="80" w:after="80"/>
+      </w:pPr>
+      <w:r>
+        <w:rPr>
+          <w:rFonts w:ascii="Arial" w:cs="Arial" w:eastAsia="Arial" w:hAnsi="Arial"/>
+          <w:color w:val="444444"/>
+          <w:sz w:val="20"/>
+          <w:szCs w:val="20"/>
+        </w:rPr>
+        <w:t xml:space="preserve">  • TWO / CMS Channels — Transaction Workflow Operations, Cash Management Systems</w:t>
+      </w:r>
+    </w:p>
+    <w:p>
+      <w:pPr>
+        <w:spacing w:before="80" w:after="80"/>
+      </w:pPr>
+      <w:r>
+        <w:rPr>
+          <w:rFonts w:ascii="Arial" w:cs="Arial" w:eastAsia="Arial" w:hAnsi="Arial"/>
+          <w:color w:val="444444"/>
+          <w:sz w:val="20"/>
+          <w:szCs w:val="20"/>
+        </w:rPr>
+        <w:t xml:space="preserve">  • Payment Gateway Channels — Cybersource, NAPAS domestic gateway</w:t>
+      </w:r>
+    </w:p>
+    <w:p>
+      <w:pPr>
+        <w:spacing w:before="100" w:after="100"/>
+      </w:pPr>
     </w:p>
     <w:p>
       <w:pPr>
@@ -6156,7 +9954,206 @@
           <w:sz w:val="20"/>
           <w:szCs w:val="20"/>
         </w:rPr>
-        <w:t xml:space="preserve">Data Layer: </w:t>
+        <w:t xml:space="preserve">Outbound Networks &amp; Providers:</w:t>
+      </w:r>
+    </w:p>
+    <w:p>
+      <w:pPr>
+        <w:spacing w:before="80" w:after="80"/>
+      </w:pPr>
+      <w:r>
+        <w:rPr>
+          <w:rFonts w:ascii="Arial" w:cs="Arial" w:eastAsia="Arial" w:hAnsi="Arial"/>
+          <w:color w:val="444444"/>
+          <w:sz w:val="20"/>
+          <w:szCs w:val="20"/>
+        </w:rPr>
+        <w:t xml:space="preserve">  • CITAD — State Bank interbank clearing (VND domestic)</w:t>
+      </w:r>
+    </w:p>
+    <w:p>
+      <w:pPr>
+        <w:spacing w:before="80" w:after="80"/>
+      </w:pPr>
+      <w:r>
+        <w:rPr>
+          <w:rFonts w:ascii="Arial" w:cs="Arial" w:eastAsia="Arial" w:hAnsi="Arial"/>
+          <w:color w:val="444444"/>
+          <w:sz w:val="20"/>
+          <w:szCs w:val="20"/>
+        </w:rPr>
+        <w:t xml:space="preserve">  • NAPAS (BFTZ.8) — National Payment Switch: domestic card and interbank</w:t>
+      </w:r>
+    </w:p>
+    <w:p>
+      <w:pPr>
+        <w:spacing w:before="80" w:after="80"/>
+      </w:pPr>
+      <w:r>
+        <w:rPr>
+          <w:rFonts w:ascii="Arial" w:cs="Arial" w:eastAsia="Arial" w:hAnsi="Arial"/>
+          <w:color w:val="444444"/>
+          <w:sz w:val="20"/>
+          <w:szCs w:val="20"/>
+        </w:rPr>
+        <w:t xml:space="preserve">  • SWIFT (MX/MT) — international wire transfers (MT103, MX pacs.008)</w:t>
+      </w:r>
+    </w:p>
+    <w:p>
+      <w:pPr>
+        <w:spacing w:before="80" w:after="80"/>
+      </w:pPr>
+      <w:r>
+        <w:rPr>
+          <w:rFonts w:ascii="Arial" w:cs="Arial" w:eastAsia="Arial" w:hAnsi="Arial"/>
+          <w:color w:val="444444"/>
+          <w:sz w:val="20"/>
+          <w:szCs w:val="20"/>
+        </w:rPr>
+        <w:t xml:space="preserve">  • Partner Banks — VCB, BIDV, and other domestic banks</w:t>
+      </w:r>
+    </w:p>
+    <w:p>
+      <w:pPr>
+        <w:spacing w:before="80" w:after="80"/>
+      </w:pPr>
+      <w:r>
+        <w:rPr>
+          <w:rFonts w:ascii="Arial" w:cs="Arial" w:eastAsia="Arial" w:hAnsi="Arial"/>
+          <w:color w:val="444444"/>
+          <w:sz w:val="20"/>
+          <w:szCs w:val="20"/>
+        </w:rPr>
+        <w:t xml:space="preserve">  • Service Providers — billings &amp; top-up: EVN, VinHome, VNPay, PAYOO, Hawacom</w:t>
+      </w:r>
+    </w:p>
+    <w:p>
+      <w:pPr>
+        <w:spacing w:before="100" w:after="100"/>
+      </w:pPr>
+    </w:p>
+    <w:p>
+      <w:pPr>
+        <w:spacing w:before="80" w:after="80"/>
+      </w:pPr>
+      <w:r>
+        <w:rPr>
+          <w:rFonts w:ascii="Arial" w:cs="Arial" w:eastAsia="Arial" w:hAnsi="Arial"/>
+          <w:b/>
+          <w:bCs/>
+          <w:color w:val="444444"/>
+          <w:sz w:val="20"/>
+          <w:szCs w:val="20"/>
+        </w:rPr>
+        <w:t xml:space="preserve">Payment Service Providers:</w:t>
+      </w:r>
+    </w:p>
+    <w:p>
+      <w:pPr>
+        <w:spacing w:before="80" w:after="80"/>
+      </w:pPr>
+      <w:r>
+        <w:rPr>
+          <w:rFonts w:ascii="Arial" w:cs="Arial" w:eastAsia="Arial" w:hAnsi="Arial"/>
+          <w:color w:val="444444"/>
+          <w:sz w:val="20"/>
+          <w:szCs w:val="20"/>
+        </w:rPr>
+        <w:t xml:space="preserve">  • Stripe — card processing, webhooks (HMAC-SHA256)</w:t>
+      </w:r>
+    </w:p>
+    <w:p>
+      <w:pPr>
+        <w:spacing w:before="80" w:after="80"/>
+      </w:pPr>
+      <w:r>
+        <w:rPr>
+          <w:rFonts w:ascii="Arial" w:cs="Arial" w:eastAsia="Arial" w:hAnsi="Arial"/>
+          <w:color w:val="444444"/>
+          <w:sz w:val="20"/>
+          <w:szCs w:val="20"/>
+        </w:rPr>
+        <w:t xml:space="preserve">  • PayPal — payments, webhooks (RSA-SHA256)</w:t>
+      </w:r>
+    </w:p>
+    <w:p>
+      <w:pPr>
+        <w:spacing w:before="80" w:after="80"/>
+      </w:pPr>
+      <w:r>
+        <w:rPr>
+          <w:rFonts w:ascii="Arial" w:cs="Arial" w:eastAsia="Arial" w:hAnsi="Arial"/>
+          <w:color w:val="444444"/>
+          <w:sz w:val="20"/>
+          <w:szCs w:val="20"/>
+        </w:rPr>
+        <w:t xml:space="preserve">  • Adyen — multi-method payments, webhooks (HMAC-SHA256)</w:t>
+      </w:r>
+    </w:p>
+    <w:p>
+      <w:pPr>
+        <w:spacing w:before="80" w:after="80"/>
+      </w:pPr>
+      <w:r>
+        <w:rPr>
+          <w:rFonts w:ascii="Arial" w:cs="Arial" w:eastAsia="Arial" w:hAnsi="Arial"/>
+          <w:color w:val="444444"/>
+          <w:sz w:val="20"/>
+          <w:szCs w:val="20"/>
+        </w:rPr>
+        <w:t xml:space="preserve">  • Square — POS and online payments, webhooks</w:t>
+      </w:r>
+    </w:p>
+    <w:p>
+      <w:pPr>
+        <w:spacing w:before="100" w:after="100"/>
+      </w:pPr>
+    </w:p>
+    <w:p>
+      <w:pPr>
+        <w:pStyle w:val="Heading2"/>
+        <w:spacing w:before="300" w:after="150"/>
+      </w:pPr>
+      <w:r>
+        <w:rPr>
+          <w:rFonts w:ascii="Arial" w:cs="Arial" w:eastAsia="Arial" w:hAnsi="Arial"/>
+        </w:rPr>
+        <w:t xml:space="preserve">C4 Level 2 — Container Diagram</w:t>
+      </w:r>
+    </w:p>
+    <w:p>
+      <w:pPr>
+        <w:spacing w:before="80" w:after="80"/>
+      </w:pPr>
+      <w:r>
+        <w:rPr>
+          <w:rFonts w:ascii="Arial" w:cs="Arial" w:eastAsia="Arial" w:hAnsi="Arial"/>
+          <w:color w:val="444444"/>
+          <w:sz w:val="20"/>
+          <w:szCs w:val="20"/>
+        </w:rPr>
+        <w:t xml:space="preserve">Shows the internal containers organized by EA layers: Payment Product, Payment Orchestrator, Payment Core (Preparing → Processing → Finalizing), and Financial Gateways.</w:t>
+      </w:r>
+    </w:p>
+    <w:p>
+      <w:pPr>
+        <w:spacing w:before="100" w:after="100"/>
+      </w:pPr>
+    </w:p>
+    <w:p>
+      <w:pPr>
+        <w:spacing w:before="80" w:after="80"/>
+      </w:pPr>
+      <w:r>
+        <w:rPr>
+          <w:rFonts w:ascii="Arial" w:cs="Arial" w:eastAsia="Arial" w:hAnsi="Arial"/>
+          <w:b/>
+          <w:bCs/>
+          <w:color w:val="444444"/>
+          <w:sz w:val="20"/>
+          <w:szCs w:val="20"/>
+        </w:rPr>
+        <w:t xml:space="preserve">Edge Layer (AWS): </w:t>
       </w:r>
       <w:r>
         <w:rPr>
@@ -6165,7 +10162,1211 @@
           <w:sz w:val="20"/>
           <w:szCs w:val="20"/>
         </w:rPr>
-        <w:t xml:space="preserve">saga_db (:5436), order_db (:5432), inventory_db (:5434), payment_db (:5435)</w:t>
+        <w:t xml:space="preserve">AWS WAF + Shield (DDoS protection, OWASP rules) → AWS ALB (SSL termination, health checks)</w:t>
+      </w:r>
+    </w:p>
+    <w:p>
+      <w:pPr>
+        <w:spacing w:before="100" w:after="100"/>
+      </w:pPr>
+    </w:p>
+    <w:p>
+      <w:pPr>
+        <w:spacing w:before="80" w:after="80"/>
+      </w:pPr>
+      <w:r>
+        <w:rPr>
+          <w:rFonts w:ascii="Arial" w:cs="Arial" w:eastAsia="Arial" w:hAnsi="Arial"/>
+          <w:b/>
+          <w:bCs/>
+          <w:color w:val="444444"/>
+          <w:sz w:val="20"/>
+          <w:szCs w:val="20"/>
+        </w:rPr>
+        <w:t xml:space="preserve">Payment Product Layer:</w:t>
+      </w:r>
+    </w:p>
+    <w:p>
+      <w:pPr>
+        <w:spacing w:before="80" w:after="80"/>
+      </w:pPr>
+      <w:r>
+        <w:rPr>
+          <w:rFonts w:ascii="Arial" w:cs="Arial" w:eastAsia="Arial" w:hAnsi="Arial"/>
+          <w:color w:val="444444"/>
+          <w:sz w:val="20"/>
+          <w:szCs w:val="20"/>
+        </w:rPr>
+        <w:t xml:space="preserve">  • Kong Ingress Controller (Kong 3.4) — API Gateway: JWT auth, rate limiting (100/min payments, 1000/min global), security headers, correlation ID, webhook routing</w:t>
+      </w:r>
+    </w:p>
+    <w:p>
+      <w:pPr>
+        <w:spacing w:before="80" w:after="80"/>
+      </w:pPr>
+      <w:r>
+        <w:rPr>
+          <w:rFonts w:ascii="Arial" w:cs="Arial" w:eastAsia="Arial" w:hAnsi="Arial"/>
+          <w:color w:val="444444"/>
+          <w:sz w:val="20"/>
+          <w:szCs w:val="20"/>
+        </w:rPr>
+        <w:t xml:space="preserve">  • Open Banking API (Java 21 / Spring Boot 3.2.1 / Port 8085) — SBV Circular 64: TPP Tier 1-3 access, consent management, SCA. 2-10 pods (HPA)</w:t>
+      </w:r>
+    </w:p>
+    <w:p>
+      <w:pPr>
+        <w:spacing w:before="100" w:after="100"/>
+      </w:pPr>
+    </w:p>
+    <w:p>
+      <w:pPr>
+        <w:spacing w:before="80" w:after="80"/>
+      </w:pPr>
+      <w:r>
+        <w:rPr>
+          <w:rFonts w:ascii="Arial" w:cs="Arial" w:eastAsia="Arial" w:hAnsi="Arial"/>
+          <w:b/>
+          <w:bCs/>
+          <w:color w:val="444444"/>
+          <w:sz w:val="20"/>
+          <w:szCs w:val="20"/>
+        </w:rPr>
+        <w:t xml:space="preserve">Payment Orchestrator Layer:</w:t>
+      </w:r>
+    </w:p>
+    <w:p>
+      <w:pPr>
+        <w:spacing w:before="80" w:after="80"/>
+      </w:pPr>
+      <w:r>
+        <w:rPr>
+          <w:rFonts w:ascii="Arial" w:cs="Arial" w:eastAsia="Arial" w:hAnsi="Arial"/>
+          <w:color w:val="444444"/>
+          <w:sz w:val="20"/>
+          <w:szCs w:val="20"/>
+        </w:rPr>
+        <w:t xml:space="preserve">  • SAGA Orchestrator (Java 21 / Port 9090) — Payment Init + Orchestration Engine + Data Converter. Temporal workflows, Spring State Machine, Kafka consumer, PaymentRouter (36 sharded queues). 8-50 pods (HPA)</w:t>
+      </w:r>
+    </w:p>
+    <w:p>
+      <w:pPr>
+        <w:spacing w:before="100" w:after="100"/>
+      </w:pPr>
+    </w:p>
+    <w:p>
+      <w:pPr>
+        <w:spacing w:before="80" w:after="80"/>
+      </w:pPr>
+      <w:r>
+        <w:rPr>
+          <w:rFonts w:ascii="Arial" w:cs="Arial" w:eastAsia="Arial" w:hAnsi="Arial"/>
+          <w:b/>
+          <w:bCs/>
+          <w:color w:val="444444"/>
+          <w:sz w:val="20"/>
+          <w:szCs w:val="20"/>
+        </w:rPr>
+        <w:t xml:space="preserve">Payment Core Layer:</w:t>
+      </w:r>
+    </w:p>
+    <w:p>
+      <w:pPr>
+        <w:spacing w:before="80" w:after="80"/>
+      </w:pPr>
+      <w:r>
+        <w:rPr>
+          <w:rFonts w:ascii="Arial" w:cs="Arial" w:eastAsia="Arial" w:hAnsi="Arial"/>
+          <w:color w:val="444444"/>
+          <w:sz w:val="20"/>
+          <w:szCs w:val="20"/>
+        </w:rPr>
+        <w:t xml:space="preserve">  • Order Service (Port 8081) — PREPARING: Acceptance &amp; Mapping, Business Validations. Order lifecycle management. 2 replicas</w:t>
+      </w:r>
+    </w:p>
+    <w:p>
+      <w:pPr>
+        <w:spacing w:before="80" w:after="80"/>
+      </w:pPr>
+      <w:r>
+        <w:rPr>
+          <w:rFonts w:ascii="Arial" w:cs="Arial" w:eastAsia="Arial" w:hAnsi="Arial"/>
+          <w:color w:val="444444"/>
+          <w:sz w:val="20"/>
+          <w:szCs w:val="20"/>
+        </w:rPr>
+        <w:t xml:space="preserve">  • Inventory Service (Port 8082) — PROCESSING: Fund Reservation. Stock management with TTL and optimistic locking. 2 replicas</w:t>
+      </w:r>
+    </w:p>
+    <w:p>
+      <w:pPr>
+        <w:spacing w:before="80" w:after="80"/>
+      </w:pPr>
+      <w:r>
+        <w:rPr>
+          <w:rFonts w:ascii="Arial" w:cs="Arial" w:eastAsia="Arial" w:hAnsi="Arial"/>
+          <w:color w:val="444444"/>
+          <w:sz w:val="20"/>
+          <w:szCs w:val="20"/>
+        </w:rPr>
+        <w:t xml:space="preserve">  • Payment Gateway Service (Port 8083) — PROCESSING: Fee &amp; Posting, Routing. FINALIZING: Interfacing (CDC outbox). Webhook reception. 2 replicas</w:t>
+      </w:r>
+    </w:p>
+    <w:p>
+      <w:pPr>
+        <w:spacing w:before="100" w:after="100"/>
+      </w:pPr>
+    </w:p>
+    <w:p>
+      <w:pPr>
+        <w:spacing w:before="80" w:after="80"/>
+      </w:pPr>
+      <w:r>
+        <w:rPr>
+          <w:rFonts w:ascii="Arial" w:cs="Arial" w:eastAsia="Arial" w:hAnsi="Arial"/>
+          <w:b/>
+          <w:bCs/>
+          <w:color w:val="444444"/>
+          <w:sz w:val="20"/>
+          <w:szCs w:val="20"/>
+        </w:rPr>
+        <w:t xml:space="preserve">Financial Gateways Layer:</w:t>
+      </w:r>
+    </w:p>
+    <w:p>
+      <w:pPr>
+        <w:spacing w:before="80" w:after="80"/>
+      </w:pPr>
+      <w:r>
+        <w:rPr>
+          <w:rFonts w:ascii="Arial" w:cs="Arial" w:eastAsia="Arial" w:hAnsi="Arial"/>
+          <w:color w:val="444444"/>
+          <w:sz w:val="20"/>
+          <w:szCs w:val="20"/>
+        </w:rPr>
+        <w:t xml:space="preserve">  • Webhook Processor Engine (in Payment Gateway) — Network Routing + Messaging Formatting. Provider-specific processors with signature verification and event normalization</w:t>
+      </w:r>
+    </w:p>
+    <w:p>
+      <w:pPr>
+        <w:spacing w:before="80" w:after="80"/>
+      </w:pPr>
+      <w:r>
+        <w:rPr>
+          <w:rFonts w:ascii="Arial" w:cs="Arial" w:eastAsia="Arial" w:hAnsi="Arial"/>
+          <w:color w:val="444444"/>
+          <w:sz w:val="20"/>
+          <w:szCs w:val="20"/>
+        </w:rPr>
+        <w:t xml:space="preserve">  • CDC Outbox Pipeline (Debezium 2.5 / Kafka Connect) — Interfacing: webhook_kafka_outbox → PostgreSQL WAL → Debezium → Kafka. &lt;10ms latency</w:t>
+      </w:r>
+    </w:p>
+    <w:p>
+      <w:pPr>
+        <w:spacing w:before="100" w:after="100"/>
+      </w:pPr>
+    </w:p>
+    <w:p>
+      <w:pPr>
+        <w:spacing w:before="80" w:after="80"/>
+      </w:pPr>
+      <w:r>
+        <w:rPr>
+          <w:rFonts w:ascii="Arial" w:cs="Arial" w:eastAsia="Arial" w:hAnsi="Arial"/>
+          <w:b/>
+          <w:bCs/>
+          <w:color w:val="444444"/>
+          <w:sz w:val="20"/>
+          <w:szCs w:val="20"/>
+        </w:rPr>
+        <w:t xml:space="preserve">Platform Infrastructure:</w:t>
+      </w:r>
+    </w:p>
+    <w:p>
+      <w:pPr>
+        <w:spacing w:before="80" w:after="80"/>
+      </w:pPr>
+      <w:r>
+        <w:rPr>
+          <w:rFonts w:ascii="Arial" w:cs="Arial" w:eastAsia="Arial" w:hAnsi="Arial"/>
+          <w:color w:val="444444"/>
+          <w:sz w:val="20"/>
+          <w:szCs w:val="20"/>
+        </w:rPr>
+        <w:t xml:space="preserve">  • Temporal Server (1.22.3 / gRPC 7233) — durable workflow execution: 512 history shards</w:t>
+      </w:r>
+    </w:p>
+    <w:p>
+      <w:pPr>
+        <w:spacing w:before="80" w:after="80"/>
+      </w:pPr>
+      <w:r>
+        <w:rPr>
+          <w:rFonts w:ascii="Arial" w:cs="Arial" w:eastAsia="Arial" w:hAnsi="Arial"/>
+          <w:color w:val="444444"/>
+          <w:sz w:val="20"/>
+          <w:szCs w:val="20"/>
+        </w:rPr>
+        <w:t xml:space="preserve">  • Apache Kafka (3.6 / MSK) — event streaming: 8 topics, 12 partitions max, LZ4 compression</w:t>
+      </w:r>
+    </w:p>
+    <w:p>
+      <w:pPr>
+        <w:spacing w:before="80" w:after="80"/>
+      </w:pPr>
+      <w:r>
+        <w:rPr>
+          <w:rFonts w:ascii="Arial" w:cs="Arial" w:eastAsia="Arial" w:hAnsi="Arial"/>
+          <w:color w:val="444444"/>
+          <w:sz w:val="20"/>
+          <w:szCs w:val="20"/>
+        </w:rPr>
+        <w:t xml:space="preserve">  • Redis (7 / ElastiCache) — idempotency keys, distributed locking, caching. 3-node multi-AZ</w:t>
+      </w:r>
+    </w:p>
+    <w:p>
+      <w:pPr>
+        <w:spacing w:before="80" w:after="80"/>
+      </w:pPr>
+      <w:r>
+        <w:rPr>
+          <w:rFonts w:ascii="Arial" w:cs="Arial" w:eastAsia="Arial" w:hAnsi="Arial"/>
+          <w:color w:val="444444"/>
+          <w:sz w:val="20"/>
+          <w:szCs w:val="20"/>
+        </w:rPr>
+        <w:t xml:space="preserve">  • Istio Service Mesh (1.20 / Envoy) — mTLS STRICT, AuthorizationPolicy, circuit breaking, B3 tracing</w:t>
+      </w:r>
+    </w:p>
+    <w:p>
+      <w:pPr>
+        <w:spacing w:before="100" w:after="100"/>
+      </w:pPr>
+    </w:p>
+    <w:p>
+      <w:pPr>
+        <w:spacing w:before="80" w:after="80"/>
+      </w:pPr>
+      <w:r>
+        <w:rPr>
+          <w:rFonts w:ascii="Arial" w:cs="Arial" w:eastAsia="Arial" w:hAnsi="Arial"/>
+          <w:b/>
+          <w:bCs/>
+          <w:color w:val="444444"/>
+          <w:sz w:val="20"/>
+          <w:szCs w:val="20"/>
+        </w:rPr>
+        <w:t xml:space="preserve">Data Layer (Database-per-Service):</w:t>
+      </w:r>
+    </w:p>
+    <w:p>
+      <w:pPr>
+        <w:spacing w:before="80" w:after="80"/>
+      </w:pPr>
+      <w:r>
+        <w:rPr>
+          <w:rFonts w:ascii="Arial" w:cs="Arial" w:eastAsia="Arial" w:hAnsi="Arial"/>
+          <w:color w:val="444444"/>
+          <w:sz w:val="20"/>
+          <w:szCs w:val="20"/>
+        </w:rPr>
+        <w:t xml:space="preserve">  • saga_db (PostgreSQL 16 / Port 5436) — payment_requests, state_machine_context, outbox_events, event_store. RLS enabled</w:t>
+      </w:r>
+    </w:p>
+    <w:p>
+      <w:pPr>
+        <w:spacing w:before="80" w:after="80"/>
+      </w:pPr>
+      <w:r>
+        <w:rPr>
+          <w:rFonts w:ascii="Arial" w:cs="Arial" w:eastAsia="Arial" w:hAnsi="Arial"/>
+          <w:color w:val="444444"/>
+          <w:sz w:val="20"/>
+          <w:szCs w:val="20"/>
+        </w:rPr>
+        <w:t xml:space="preserve">  • order_db (PostgreSQL 16 / Port 5432) — orders, order_items, customers</w:t>
+      </w:r>
+    </w:p>
+    <w:p>
+      <w:pPr>
+        <w:spacing w:before="80" w:after="80"/>
+      </w:pPr>
+      <w:r>
+        <w:rPr>
+          <w:rFonts w:ascii="Arial" w:cs="Arial" w:eastAsia="Arial" w:hAnsi="Arial"/>
+          <w:color w:val="444444"/>
+          <w:sz w:val="20"/>
+          <w:szCs w:val="20"/>
+        </w:rPr>
+        <w:t xml:space="preserve">  • inventory_db (PostgreSQL 16 / Port 5434) — products, inventory_reservations</w:t>
+      </w:r>
+    </w:p>
+    <w:p>
+      <w:pPr>
+        <w:spacing w:before="80" w:after="80"/>
+      </w:pPr>
+      <w:r>
+        <w:rPr>
+          <w:rFonts w:ascii="Arial" w:cs="Arial" w:eastAsia="Arial" w:hAnsi="Arial"/>
+          <w:color w:val="444444"/>
+          <w:sz w:val="20"/>
+          <w:szCs w:val="20"/>
+        </w:rPr>
+        <w:t xml:space="preserve">  • payment_db (PostgreSQL 16 / Port 5435) — payment_authorizations, captures, refunds, webhook_kafka_outbox. CDC enabled</w:t>
+      </w:r>
+    </w:p>
+    <w:p>
+      <w:pPr>
+        <w:spacing w:before="100" w:after="100"/>
+      </w:pPr>
+    </w:p>
+    <w:p>
+      <w:pPr>
+        <w:pStyle w:val="Heading2"/>
+        <w:spacing w:before="300" w:after="150"/>
+      </w:pPr>
+      <w:r>
+        <w:rPr>
+          <w:rFonts w:ascii="Arial" w:cs="Arial" w:eastAsia="Arial" w:hAnsi="Arial"/>
+        </w:rPr>
+        <w:t xml:space="preserve">C4 Level 3 — Component Diagram (SAGA Orchestrator)</w:t>
+      </w:r>
+    </w:p>
+    <w:p>
+      <w:pPr>
+        <w:spacing w:before="80" w:after="80"/>
+      </w:pPr>
+      <w:r>
+        <w:rPr>
+          <w:rFonts w:ascii="Arial" w:cs="Arial" w:eastAsia="Arial" w:hAnsi="Arial"/>
+          <w:color w:val="444444"/>
+          <w:sz w:val="20"/>
+          <w:szCs w:val="20"/>
+        </w:rPr>
+        <w:t xml:space="preserve">Zooms into the SAGA Orchestrator container to show its internal components:</w:t>
+      </w:r>
+    </w:p>
+    <w:p>
+      <w:pPr>
+        <w:spacing w:before="100" w:after="100"/>
+      </w:pPr>
+    </w:p>
+    <w:p>
+      <w:pPr>
+        <w:spacing w:before="80" w:after="80"/>
+      </w:pPr>
+      <w:r>
+        <w:rPr>
+          <w:rFonts w:ascii="Arial" w:cs="Arial" w:eastAsia="Arial" w:hAnsi="Arial"/>
+          <w:color w:val="444444"/>
+          <w:sz w:val="20"/>
+          <w:szCs w:val="20"/>
+        </w:rPr>
+        <w:t xml:space="preserve">  • </w:t>
+      </w:r>
+      <w:r>
+        <w:rPr>
+          <w:rFonts w:ascii="Arial" w:cs="Arial" w:eastAsia="Arial" w:hAnsi="Arial"/>
+          <w:b/>
+          <w:bCs/>
+          <w:color w:val="444444"/>
+          <w:sz w:val="20"/>
+          <w:szCs w:val="20"/>
+        </w:rPr>
+        <w:t xml:space="preserve">PaymentController</w:t>
+      </w:r>
+      <w:r>
+        <w:rPr>
+          <w:rFonts w:ascii="Arial" w:cs="Arial" w:eastAsia="Arial" w:hAnsi="Arial"/>
+          <w:color w:val="444444"/>
+          <w:sz w:val="20"/>
+          <w:szCs w:val="20"/>
+        </w:rPr>
+        <w:t xml:space="preserve"> — Spring REST Controller: POST /api/v1/payments, starts Temporal workflows</w:t>
+      </w:r>
+    </w:p>
+    <w:p>
+      <w:pPr>
+        <w:spacing w:before="80" w:after="80"/>
+      </w:pPr>
+      <w:r>
+        <w:rPr>
+          <w:rFonts w:ascii="Arial" w:cs="Arial" w:eastAsia="Arial" w:hAnsi="Arial"/>
+          <w:color w:val="444444"/>
+          <w:sz w:val="20"/>
+          <w:szCs w:val="20"/>
+        </w:rPr>
+        <w:t xml:space="preserve">  • </w:t>
+      </w:r>
+      <w:r>
+        <w:rPr>
+          <w:rFonts w:ascii="Arial" w:cs="Arial" w:eastAsia="Arial" w:hAnsi="Arial"/>
+          <w:b/>
+          <w:bCs/>
+          <w:color w:val="444444"/>
+          <w:sz w:val="20"/>
+          <w:szCs w:val="20"/>
+        </w:rPr>
+        <w:t xml:space="preserve">PaymentRouter</w:t>
+      </w:r>
+      <w:r>
+        <w:rPr>
+          <w:rFonts w:ascii="Arial" w:cs="Arial" w:eastAsia="Arial" w:hAnsi="Arial"/>
+          <w:color w:val="444444"/>
+          <w:sz w:val="20"/>
+          <w:szCs w:val="20"/>
+        </w:rPr>
+        <w:t xml:space="preserve"> — calculates priority (CRITICAL/HIGH/NORMAL/LOW) and shard ID from customerId hash, routes to 1 of 36 task queues</w:t>
+      </w:r>
+    </w:p>
+    <w:p>
+      <w:pPr>
+        <w:spacing w:before="80" w:after="80"/>
+      </w:pPr>
+      <w:r>
+        <w:rPr>
+          <w:rFonts w:ascii="Arial" w:cs="Arial" w:eastAsia="Arial" w:hAnsi="Arial"/>
+          <w:color w:val="444444"/>
+          <w:sz w:val="20"/>
+          <w:szCs w:val="20"/>
+        </w:rPr>
+        <w:t xml:space="preserve">  • </w:t>
+      </w:r>
+      <w:r>
+        <w:rPr>
+          <w:rFonts w:ascii="Arial" w:cs="Arial" w:eastAsia="Arial" w:hAnsi="Arial"/>
+          <w:b/>
+          <w:bCs/>
+          <w:color w:val="444444"/>
+          <w:sz w:val="20"/>
+          <w:szCs w:val="20"/>
+        </w:rPr>
+        <w:t xml:space="preserve">PaymentSagaWorkflowImpl</w:t>
+      </w:r>
+      <w:r>
+        <w:rPr>
+          <w:rFonts w:ascii="Arial" w:cs="Arial" w:eastAsia="Arial" w:hAnsi="Arial"/>
+          <w:color w:val="444444"/>
+          <w:sz w:val="20"/>
+          <w:szCs w:val="20"/>
+        </w:rPr>
+        <w:t xml:space="preserve"> — Temporal Workflow: 5-step SAGA with LIFO compensation stack and 6 webhook signal handlers</w:t>
+      </w:r>
+    </w:p>
+    <w:p>
+      <w:pPr>
+        <w:spacing w:before="80" w:after="80"/>
+      </w:pPr>
+      <w:r>
+        <w:rPr>
+          <w:rFonts w:ascii="Arial" w:cs="Arial" w:eastAsia="Arial" w:hAnsi="Arial"/>
+          <w:color w:val="444444"/>
+          <w:sz w:val="20"/>
+          <w:szCs w:val="20"/>
+        </w:rPr>
+        <w:t xml:space="preserve">  • </w:t>
+      </w:r>
+      <w:r>
+        <w:rPr>
+          <w:rFonts w:ascii="Arial" w:cs="Arial" w:eastAsia="Arial" w:hAnsi="Arial"/>
+          <w:b/>
+          <w:bCs/>
+          <w:color w:val="444444"/>
+          <w:sz w:val="20"/>
+          <w:szCs w:val="20"/>
+        </w:rPr>
+        <w:t xml:space="preserve">PaymentActivities</w:t>
+      </w:r>
+      <w:r>
+        <w:rPr>
+          <w:rFonts w:ascii="Arial" w:cs="Arial" w:eastAsia="Arial" w:hAnsi="Arial"/>
+          <w:color w:val="444444"/>
+          <w:sz w:val="20"/>
+          <w:szCs w:val="20"/>
+        </w:rPr>
+        <w:t xml:space="preserve"> — calls Order/Inventory/Payment services via Feign REST. Retry: 3 attempts, 1-30s backoff</w:t>
+      </w:r>
+    </w:p>
+    <w:p>
+      <w:pPr>
+        <w:spacing w:before="80" w:after="80"/>
+      </w:pPr>
+      <w:r>
+        <w:rPr>
+          <w:rFonts w:ascii="Arial" w:cs="Arial" w:eastAsia="Arial" w:hAnsi="Arial"/>
+          <w:color w:val="444444"/>
+          <w:sz w:val="20"/>
+          <w:szCs w:val="20"/>
+        </w:rPr>
+        <w:t xml:space="preserve">  • </w:t>
+      </w:r>
+      <w:r>
+        <w:rPr>
+          <w:rFonts w:ascii="Arial" w:cs="Arial" w:eastAsia="Arial" w:hAnsi="Arial"/>
+          <w:b/>
+          <w:bCs/>
+          <w:color w:val="444444"/>
+          <w:sz w:val="20"/>
+          <w:szCs w:val="20"/>
+        </w:rPr>
+        <w:t xml:space="preserve">StateMachineActivities</w:t>
+      </w:r>
+      <w:r>
+        <w:rPr>
+          <w:rFonts w:ascii="Arial" w:cs="Arial" w:eastAsia="Arial" w:hAnsi="Arial"/>
+          <w:color w:val="444444"/>
+          <w:sz w:val="20"/>
+          <w:szCs w:val="20"/>
+        </w:rPr>
+        <w:t xml:space="preserve"> — transitions Spring State Machine (10 forward states + compensation states), publishes domain events to outbox</w:t>
+      </w:r>
+    </w:p>
+    <w:p>
+      <w:pPr>
+        <w:spacing w:before="80" w:after="80"/>
+      </w:pPr>
+      <w:r>
+        <w:rPr>
+          <w:rFonts w:ascii="Arial" w:cs="Arial" w:eastAsia="Arial" w:hAnsi="Arial"/>
+          <w:color w:val="444444"/>
+          <w:sz w:val="20"/>
+          <w:szCs w:val="20"/>
+        </w:rPr>
+        <w:t xml:space="preserve">  • </w:t>
+      </w:r>
+      <w:r>
+        <w:rPr>
+          <w:rFonts w:ascii="Arial" w:cs="Arial" w:eastAsia="Arial" w:hAnsi="Arial"/>
+          <w:b/>
+          <w:bCs/>
+          <w:color w:val="444444"/>
+          <w:sz w:val="20"/>
+          <w:szCs w:val="20"/>
+        </w:rPr>
+        <w:t xml:space="preserve">DataActivities</w:t>
+      </w:r>
+      <w:r>
+        <w:rPr>
+          <w:rFonts w:ascii="Arial" w:cs="Arial" w:eastAsia="Arial" w:hAnsi="Arial"/>
+          <w:color w:val="444444"/>
+          <w:sz w:val="20"/>
+          <w:szCs w:val="20"/>
+        </w:rPr>
+        <w:t xml:space="preserve"> — CRUD on payment_requests, state_machine_context. Keeps workflow state minimal</w:t>
+      </w:r>
+    </w:p>
+    <w:p>
+      <w:pPr>
+        <w:spacing w:before="80" w:after="80"/>
+      </w:pPr>
+      <w:r>
+        <w:rPr>
+          <w:rFonts w:ascii="Arial" w:cs="Arial" w:eastAsia="Arial" w:hAnsi="Arial"/>
+          <w:color w:val="444444"/>
+          <w:sz w:val="20"/>
+          <w:szCs w:val="20"/>
+        </w:rPr>
+        <w:t xml:space="preserve">  • </w:t>
+      </w:r>
+      <w:r>
+        <w:rPr>
+          <w:rFonts w:ascii="Arial" w:cs="Arial" w:eastAsia="Arial" w:hAnsi="Arial"/>
+          <w:b/>
+          <w:bCs/>
+          <w:color w:val="444444"/>
+          <w:sz w:val="20"/>
+          <w:szCs w:val="20"/>
+        </w:rPr>
+        <w:t xml:space="preserve">PaymentStateMachineConfig</w:t>
+      </w:r>
+      <w:r>
+        <w:rPr>
+          <w:rFonts w:ascii="Arial" w:cs="Arial" w:eastAsia="Arial" w:hAnsi="Arial"/>
+          <w:color w:val="444444"/>
+          <w:sz w:val="20"/>
+          <w:szCs w:val="20"/>
+        </w:rPr>
+        <w:t xml:space="preserve"> — defines states (PENDING→COMPLETED), events, guards, and transition actions</w:t>
+      </w:r>
+    </w:p>
+    <w:p>
+      <w:pPr>
+        <w:spacing w:before="80" w:after="80"/>
+      </w:pPr>
+      <w:r>
+        <w:rPr>
+          <w:rFonts w:ascii="Arial" w:cs="Arial" w:eastAsia="Arial" w:hAnsi="Arial"/>
+          <w:color w:val="444444"/>
+          <w:sz w:val="20"/>
+          <w:szCs w:val="20"/>
+        </w:rPr>
+        <w:t xml:space="preserve">  • </w:t>
+      </w:r>
+      <w:r>
+        <w:rPr>
+          <w:rFonts w:ascii="Arial" w:cs="Arial" w:eastAsia="Arial" w:hAnsi="Arial"/>
+          <w:b/>
+          <w:bCs/>
+          <w:color w:val="444444"/>
+          <w:sz w:val="20"/>
+          <w:szCs w:val="20"/>
+        </w:rPr>
+        <w:t xml:space="preserve">WebhookEventConsumer</w:t>
+      </w:r>
+      <w:r>
+        <w:rPr>
+          <w:rFonts w:ascii="Arial" w:cs="Arial" w:eastAsia="Arial" w:hAnsi="Arial"/>
+          <w:color w:val="444444"/>
+          <w:sz w:val="20"/>
+          <w:szCs w:val="20"/>
+        </w:rPr>
+        <w:t xml:space="preserve"> — Kafka listener: webhook.payment.events (3 threads, manual ack, 5 retries with 1-30s exponential backoff)</w:t>
+      </w:r>
+    </w:p>
+    <w:p>
+      <w:pPr>
+        <w:spacing w:before="80" w:after="80"/>
+      </w:pPr>
+      <w:r>
+        <w:rPr>
+          <w:rFonts w:ascii="Arial" w:cs="Arial" w:eastAsia="Arial" w:hAnsi="Arial"/>
+          <w:color w:val="444444"/>
+          <w:sz w:val="20"/>
+          <w:szCs w:val="20"/>
+        </w:rPr>
+        <w:t xml:space="preserve">  • </w:t>
+      </w:r>
+      <w:r>
+        <w:rPr>
+          <w:rFonts w:ascii="Arial" w:cs="Arial" w:eastAsia="Arial" w:hAnsi="Arial"/>
+          <w:b/>
+          <w:bCs/>
+          <w:color w:val="444444"/>
+          <w:sz w:val="20"/>
+          <w:szCs w:val="20"/>
+        </w:rPr>
+        <w:t xml:space="preserve">WebhookIdempotencyService</w:t>
+      </w:r>
+      <w:r>
+        <w:rPr>
+          <w:rFonts w:ascii="Arial" w:cs="Arial" w:eastAsia="Arial" w:hAnsi="Arial"/>
+          <w:color w:val="444444"/>
+          <w:sz w:val="20"/>
+          <w:szCs w:val="20"/>
+        </w:rPr>
+        <w:t xml:space="preserve"> — Redis-based deduplication by eventId</w:t>
+      </w:r>
+    </w:p>
+    <w:p>
+      <w:pPr>
+        <w:spacing w:before="80" w:after="80"/>
+      </w:pPr>
+      <w:r>
+        <w:rPr>
+          <w:rFonts w:ascii="Arial" w:cs="Arial" w:eastAsia="Arial" w:hAnsi="Arial"/>
+          <w:color w:val="444444"/>
+          <w:sz w:val="20"/>
+          <w:szCs w:val="20"/>
+        </w:rPr>
+        <w:t xml:space="preserve">  • </w:t>
+      </w:r>
+      <w:r>
+        <w:rPr>
+          <w:rFonts w:ascii="Arial" w:cs="Arial" w:eastAsia="Arial" w:hAnsi="Arial"/>
+          <w:b/>
+          <w:bCs/>
+          <w:color w:val="444444"/>
+          <w:sz w:val="20"/>
+          <w:szCs w:val="20"/>
+        </w:rPr>
+        <w:t xml:space="preserve">WorkflowCorrelationService</w:t>
+      </w:r>
+      <w:r>
+        <w:rPr>
+          <w:rFonts w:ascii="Arial" w:cs="Arial" w:eastAsia="Arial" w:hAnsi="Arial"/>
+          <w:color w:val="444444"/>
+          <w:sz w:val="20"/>
+          <w:szCs w:val="20"/>
+        </w:rPr>
+        <w:t xml:space="preserve"> — maps orderId/authId/captureId to Temporal workflowId for signal delivery</w:t>
+      </w:r>
+    </w:p>
+    <w:p>
+      <w:pPr>
+        <w:spacing w:before="80" w:after="80"/>
+      </w:pPr>
+      <w:r>
+        <w:rPr>
+          <w:rFonts w:ascii="Arial" w:cs="Arial" w:eastAsia="Arial" w:hAnsi="Arial"/>
+          <w:color w:val="444444"/>
+          <w:sz w:val="20"/>
+          <w:szCs w:val="20"/>
+        </w:rPr>
+        <w:t xml:space="preserve">  • </w:t>
+      </w:r>
+      <w:r>
+        <w:rPr>
+          <w:rFonts w:ascii="Arial" w:cs="Arial" w:eastAsia="Arial" w:hAnsi="Arial"/>
+          <w:b/>
+          <w:bCs/>
+          <w:color w:val="444444"/>
+          <w:sz w:val="20"/>
+          <w:szCs w:val="20"/>
+        </w:rPr>
+        <w:t xml:space="preserve">WorkflowActionDispatcher</w:t>
+      </w:r>
+      <w:r>
+        <w:rPr>
+          <w:rFonts w:ascii="Arial" w:cs="Arial" w:eastAsia="Arial" w:hAnsi="Arial"/>
+          <w:color w:val="444444"/>
+          <w:sz w:val="20"/>
+          <w:szCs w:val="20"/>
+        </w:rPr>
+        <w:t xml:space="preserve"> — dispatches signals: externalPaymentConfirmed, externalCaptureConfirmed, externalPaymentFailed, disputeOpened</w:t>
+      </w:r>
+    </w:p>
+    <w:p>
+      <w:pPr>
+        <w:spacing w:before="80" w:after="80"/>
+      </w:pPr>
+      <w:r>
+        <w:rPr>
+          <w:rFonts w:ascii="Arial" w:cs="Arial" w:eastAsia="Arial" w:hAnsi="Arial"/>
+          <w:color w:val="444444"/>
+          <w:sz w:val="20"/>
+          <w:szCs w:val="20"/>
+        </w:rPr>
+        <w:t xml:space="preserve">  • </w:t>
+      </w:r>
+      <w:r>
+        <w:rPr>
+          <w:rFonts w:ascii="Arial" w:cs="Arial" w:eastAsia="Arial" w:hAnsi="Arial"/>
+          <w:b/>
+          <w:bCs/>
+          <w:color w:val="444444"/>
+          <w:sz w:val="20"/>
+          <w:szCs w:val="20"/>
+        </w:rPr>
+        <w:t xml:space="preserve">ShardedWorkerFactory</w:t>
+      </w:r>
+      <w:r>
+        <w:rPr>
+          <w:rFonts w:ascii="Arial" w:cs="Arial" w:eastAsia="Arial" w:hAnsi="Arial"/>
+          <w:color w:val="444444"/>
+          <w:sz w:val="20"/>
+          <w:szCs w:val="20"/>
+        </w:rPr>
+        <w:t xml:space="preserve"> — registers Temporal workers for each shard-priority combination (36 task queues)</w:t>
+      </w:r>
+    </w:p>
+    <w:p>
+      <w:pPr>
+        <w:spacing w:before="80" w:after="80"/>
+      </w:pPr>
+      <w:r>
+        <w:rPr>
+          <w:rFonts w:ascii="Arial" w:cs="Arial" w:eastAsia="Arial" w:hAnsi="Arial"/>
+          <w:color w:val="444444"/>
+          <w:sz w:val="20"/>
+          <w:szCs w:val="20"/>
+        </w:rPr>
+        <w:t xml:space="preserve">  • </w:t>
+      </w:r>
+      <w:r>
+        <w:rPr>
+          <w:rFonts w:ascii="Arial" w:cs="Arial" w:eastAsia="Arial" w:hAnsi="Arial"/>
+          <w:b/>
+          <w:bCs/>
+          <w:color w:val="444444"/>
+          <w:sz w:val="20"/>
+          <w:szCs w:val="20"/>
+        </w:rPr>
+        <w:t xml:space="preserve">OutboxPublisher</w:t>
+      </w:r>
+      <w:r>
+        <w:rPr>
+          <w:rFonts w:ascii="Arial" w:cs="Arial" w:eastAsia="Arial" w:hAnsi="Arial"/>
+          <w:color w:val="444444"/>
+          <w:sz w:val="20"/>
+          <w:szCs w:val="20"/>
+        </w:rPr>
+        <w:t xml:space="preserve"> — writes domain events to outbox_events table within business transaction. Debezium CDC captures for Kafka</w:t>
+      </w:r>
+    </w:p>
+    <w:p>
+      <w:pPr>
+        <w:spacing w:before="100" w:after="100"/>
+      </w:pPr>
+    </w:p>
+    <w:p>
+      <w:pPr>
+        <w:pStyle w:val="Heading2"/>
+        <w:spacing w:before="300" w:after="150"/>
+      </w:pPr>
+      <w:r>
+        <w:rPr>
+          <w:rFonts w:ascii="Arial" w:cs="Arial" w:eastAsia="Arial" w:hAnsi="Arial"/>
+        </w:rPr>
+        <w:t xml:space="preserve">C4 Level 3 — Component Diagram (Payment Gateway Service)</w:t>
+      </w:r>
+    </w:p>
+    <w:p>
+      <w:pPr>
+        <w:spacing w:before="80" w:after="80"/>
+      </w:pPr>
+      <w:r>
+        <w:rPr>
+          <w:rFonts w:ascii="Arial" w:cs="Arial" w:eastAsia="Arial" w:hAnsi="Arial"/>
+          <w:color w:val="444444"/>
+          <w:sz w:val="20"/>
+          <w:szCs w:val="20"/>
+        </w:rPr>
+        <w:t xml:space="preserve">Zooms into the Payment Gateway Service to show the webhook processing and CDC outbox pipeline:</w:t>
+      </w:r>
+    </w:p>
+    <w:p>
+      <w:pPr>
+        <w:spacing w:before="100" w:after="100"/>
+      </w:pPr>
+    </w:p>
+    <w:p>
+      <w:pPr>
+        <w:spacing w:before="80" w:after="80"/>
+      </w:pPr>
+      <w:r>
+        <w:rPr>
+          <w:rFonts w:ascii="Arial" w:cs="Arial" w:eastAsia="Arial" w:hAnsi="Arial"/>
+          <w:color w:val="444444"/>
+          <w:sz w:val="20"/>
+          <w:szCs w:val="20"/>
+        </w:rPr>
+        <w:t xml:space="preserve">  • </w:t>
+      </w:r>
+      <w:r>
+        <w:rPr>
+          <w:rFonts w:ascii="Arial" w:cs="Arial" w:eastAsia="Arial" w:hAnsi="Arial"/>
+          <w:b/>
+          <w:bCs/>
+          <w:color w:val="444444"/>
+          <w:sz w:val="20"/>
+          <w:szCs w:val="20"/>
+        </w:rPr>
+        <w:t xml:space="preserve">WebhookController</w:t>
+      </w:r>
+      <w:r>
+        <w:rPr>
+          <w:rFonts w:ascii="Arial" w:cs="Arial" w:eastAsia="Arial" w:hAnsi="Arial"/>
+          <w:color w:val="444444"/>
+          <w:sz w:val="20"/>
+          <w:szCs w:val="20"/>
+        </w:rPr>
+        <w:t xml:space="preserve"> — POST /api/webhooks/{provider}: receives PSP webhooks, validates signatures</w:t>
+      </w:r>
+    </w:p>
+    <w:p>
+      <w:pPr>
+        <w:spacing w:before="80" w:after="80"/>
+      </w:pPr>
+      <w:r>
+        <w:rPr>
+          <w:rFonts w:ascii="Arial" w:cs="Arial" w:eastAsia="Arial" w:hAnsi="Arial"/>
+          <w:color w:val="444444"/>
+          <w:sz w:val="20"/>
+          <w:szCs w:val="20"/>
+        </w:rPr>
+        <w:t xml:space="preserve">  • </w:t>
+      </w:r>
+      <w:r>
+        <w:rPr>
+          <w:rFonts w:ascii="Arial" w:cs="Arial" w:eastAsia="Arial" w:hAnsi="Arial"/>
+          <w:b/>
+          <w:bCs/>
+          <w:color w:val="444444"/>
+          <w:sz w:val="20"/>
+          <w:szCs w:val="20"/>
+        </w:rPr>
+        <w:t xml:space="preserve">PaymentController</w:t>
+      </w:r>
+      <w:r>
+        <w:rPr>
+          <w:rFonts w:ascii="Arial" w:cs="Arial" w:eastAsia="Arial" w:hAnsi="Arial"/>
+          <w:color w:val="444444"/>
+          <w:sz w:val="20"/>
+          <w:szCs w:val="20"/>
+        </w:rPr>
+        <w:t xml:space="preserve"> — POST /api/v1/payments/authorize|capture|refund: payment operations</w:t>
+      </w:r>
+    </w:p>
+    <w:p>
+      <w:pPr>
+        <w:spacing w:before="80" w:after="80"/>
+      </w:pPr>
+      <w:r>
+        <w:rPr>
+          <w:rFonts w:ascii="Arial" w:cs="Arial" w:eastAsia="Arial" w:hAnsi="Arial"/>
+          <w:color w:val="444444"/>
+          <w:sz w:val="20"/>
+          <w:szCs w:val="20"/>
+        </w:rPr>
+        <w:t xml:space="preserve">  • </w:t>
+      </w:r>
+      <w:r>
+        <w:rPr>
+          <w:rFonts w:ascii="Arial" w:cs="Arial" w:eastAsia="Arial" w:hAnsi="Arial"/>
+          <w:b/>
+          <w:bCs/>
+          <w:color w:val="444444"/>
+          <w:sz w:val="20"/>
+          <w:szCs w:val="20"/>
+        </w:rPr>
+        <w:t xml:space="preserve">WebhookProcessorEngine</w:t>
+      </w:r>
+      <w:r>
+        <w:rPr>
+          <w:rFonts w:ascii="Arial" w:cs="Arial" w:eastAsia="Arial" w:hAnsi="Arial"/>
+          <w:color w:val="444444"/>
+          <w:sz w:val="20"/>
+          <w:szCs w:val="20"/>
+        </w:rPr>
+        <w:t xml:space="preserve"> — dispatches webhooks to provider-specific processors</w:t>
+      </w:r>
+    </w:p>
+    <w:p>
+      <w:pPr>
+        <w:spacing w:before="80" w:after="80"/>
+      </w:pPr>
+      <w:r>
+        <w:rPr>
+          <w:rFonts w:ascii="Arial" w:cs="Arial" w:eastAsia="Arial" w:hAnsi="Arial"/>
+          <w:color w:val="444444"/>
+          <w:sz w:val="20"/>
+          <w:szCs w:val="20"/>
+        </w:rPr>
+        <w:t xml:space="preserve">  • </w:t>
+      </w:r>
+      <w:r>
+        <w:rPr>
+          <w:rFonts w:ascii="Arial" w:cs="Arial" w:eastAsia="Arial" w:hAnsi="Arial"/>
+          <w:b/>
+          <w:bCs/>
+          <w:color w:val="444444"/>
+          <w:sz w:val="20"/>
+          <w:szCs w:val="20"/>
+        </w:rPr>
+        <w:t xml:space="preserve">StripeWebhookProcessor</w:t>
+      </w:r>
+      <w:r>
+        <w:rPr>
+          <w:rFonts w:ascii="Arial" w:cs="Arial" w:eastAsia="Arial" w:hAnsi="Arial"/>
+          <w:color w:val="444444"/>
+          <w:sz w:val="20"/>
+          <w:szCs w:val="20"/>
+        </w:rPr>
+        <w:t xml:space="preserve"> — HMAC-SHA256 signature verification, Stripe event parsing</w:t>
+      </w:r>
+    </w:p>
+    <w:p>
+      <w:pPr>
+        <w:spacing w:before="80" w:after="80"/>
+      </w:pPr>
+      <w:r>
+        <w:rPr>
+          <w:rFonts w:ascii="Arial" w:cs="Arial" w:eastAsia="Arial" w:hAnsi="Arial"/>
+          <w:color w:val="444444"/>
+          <w:sz w:val="20"/>
+          <w:szCs w:val="20"/>
+        </w:rPr>
+        <w:t xml:space="preserve">  • </w:t>
+      </w:r>
+      <w:r>
+        <w:rPr>
+          <w:rFonts w:ascii="Arial" w:cs="Arial" w:eastAsia="Arial" w:hAnsi="Arial"/>
+          <w:b/>
+          <w:bCs/>
+          <w:color w:val="444444"/>
+          <w:sz w:val="20"/>
+          <w:szCs w:val="20"/>
+        </w:rPr>
+        <w:t xml:space="preserve">PayPalWebhookProcessor</w:t>
+      </w:r>
+      <w:r>
+        <w:rPr>
+          <w:rFonts w:ascii="Arial" w:cs="Arial" w:eastAsia="Arial" w:hAnsi="Arial"/>
+          <w:color w:val="444444"/>
+          <w:sz w:val="20"/>
+          <w:szCs w:val="20"/>
+        </w:rPr>
+        <w:t xml:space="preserve"> — RSA-SHA256 certificate verification, PayPal event parsing</w:t>
+      </w:r>
+    </w:p>
+    <w:p>
+      <w:pPr>
+        <w:spacing w:before="80" w:after="80"/>
+      </w:pPr>
+      <w:r>
+        <w:rPr>
+          <w:rFonts w:ascii="Arial" w:cs="Arial" w:eastAsia="Arial" w:hAnsi="Arial"/>
+          <w:color w:val="444444"/>
+          <w:sz w:val="20"/>
+          <w:szCs w:val="20"/>
+        </w:rPr>
+        <w:t xml:space="preserve">  • </w:t>
+      </w:r>
+      <w:r>
+        <w:rPr>
+          <w:rFonts w:ascii="Arial" w:cs="Arial" w:eastAsia="Arial" w:hAnsi="Arial"/>
+          <w:b/>
+          <w:bCs/>
+          <w:color w:val="444444"/>
+          <w:sz w:val="20"/>
+          <w:szCs w:val="20"/>
+        </w:rPr>
+        <w:t xml:space="preserve">AdyenWebhookProcessor / SquareWebhookProcessor</w:t>
+      </w:r>
+      <w:r>
+        <w:rPr>
+          <w:rFonts w:ascii="Arial" w:cs="Arial" w:eastAsia="Arial" w:hAnsi="Arial"/>
+          <w:color w:val="444444"/>
+          <w:sz w:val="20"/>
+          <w:szCs w:val="20"/>
+        </w:rPr>
+        <w:t xml:space="preserve"> — provider-specific signature verification and event parsing</w:t>
+      </w:r>
+    </w:p>
+    <w:p>
+      <w:pPr>
+        <w:spacing w:before="80" w:after="80"/>
+      </w:pPr>
+      <w:r>
+        <w:rPr>
+          <w:rFonts w:ascii="Arial" w:cs="Arial" w:eastAsia="Arial" w:hAnsi="Arial"/>
+          <w:color w:val="444444"/>
+          <w:sz w:val="20"/>
+          <w:szCs w:val="20"/>
+        </w:rPr>
+        <w:t xml:space="preserve">  • </w:t>
+      </w:r>
+      <w:r>
+        <w:rPr>
+          <w:rFonts w:ascii="Arial" w:cs="Arial" w:eastAsia="Arial" w:hAnsi="Arial"/>
+          <w:b/>
+          <w:bCs/>
+          <w:color w:val="444444"/>
+          <w:sz w:val="20"/>
+          <w:szCs w:val="20"/>
+        </w:rPr>
+        <w:t xml:space="preserve">WebhookKafkaPublisher</w:t>
+      </w:r>
+      <w:r>
+        <w:rPr>
+          <w:rFonts w:ascii="Arial" w:cs="Arial" w:eastAsia="Arial" w:hAnsi="Arial"/>
+          <w:color w:val="444444"/>
+          <w:sz w:val="20"/>
+          <w:szCs w:val="20"/>
+        </w:rPr>
+        <w:t xml:space="preserve"> — writes processed webhook events to webhook_kafka_outbox within business transaction</w:t>
+      </w:r>
+    </w:p>
+    <w:p>
+      <w:pPr>
+        <w:spacing w:before="80" w:after="80"/>
+      </w:pPr>
+      <w:r>
+        <w:rPr>
+          <w:rFonts w:ascii="Arial" w:cs="Arial" w:eastAsia="Arial" w:hAnsi="Arial"/>
+          <w:color w:val="444444"/>
+          <w:sz w:val="20"/>
+          <w:szCs w:val="20"/>
+        </w:rPr>
+        <w:t xml:space="preserve">  • </w:t>
+      </w:r>
+      <w:r>
+        <w:rPr>
+          <w:rFonts w:ascii="Arial" w:cs="Arial" w:eastAsia="Arial" w:hAnsi="Arial"/>
+          <w:b/>
+          <w:bCs/>
+          <w:color w:val="444444"/>
+          <w:sz w:val="20"/>
+          <w:szCs w:val="20"/>
+        </w:rPr>
+        <w:t xml:space="preserve">PaymentService</w:t>
+      </w:r>
+      <w:r>
+        <w:rPr>
+          <w:rFonts w:ascii="Arial" w:cs="Arial" w:eastAsia="Arial" w:hAnsi="Arial"/>
+          <w:color w:val="444444"/>
+          <w:sz w:val="20"/>
+          <w:szCs w:val="20"/>
+        </w:rPr>
+        <w:t xml:space="preserve"> — payment orchestration: authorize, capture, void, refund via PSP client adapters</w:t>
+      </w:r>
+    </w:p>
+    <w:p>
+      <w:pPr>
+        <w:spacing w:before="80" w:after="80"/>
+      </w:pPr>
+      <w:r>
+        <w:rPr>
+          <w:rFonts w:ascii="Arial" w:cs="Arial" w:eastAsia="Arial" w:hAnsi="Arial"/>
+          <w:color w:val="444444"/>
+          <w:sz w:val="20"/>
+          <w:szCs w:val="20"/>
+        </w:rPr>
+        <w:t xml:space="preserve">  • </w:t>
+      </w:r>
+      <w:r>
+        <w:rPr>
+          <w:rFonts w:ascii="Arial" w:cs="Arial" w:eastAsia="Arial" w:hAnsi="Arial"/>
+          <w:b/>
+          <w:bCs/>
+          <w:color w:val="444444"/>
+          <w:sz w:val="20"/>
+          <w:szCs w:val="20"/>
+        </w:rPr>
+        <w:t xml:space="preserve">WebhookKafkaOutbox</w:t>
+      </w:r>
+      <w:r>
+        <w:rPr>
+          <w:rFonts w:ascii="Arial" w:cs="Arial" w:eastAsia="Arial" w:hAnsi="Arial"/>
+          <w:color w:val="444444"/>
+          <w:sz w:val="20"/>
+          <w:szCs w:val="20"/>
+        </w:rPr>
+        <w:t xml:space="preserve"> — JPA Entity + Repository with FOR UPDATE SKIP LOCKED. CDC publication on INSERT</w:t>
+      </w:r>
+    </w:p>
+    <w:p>
+      <w:pPr>
+        <w:spacing w:before="80" w:after="80"/>
+      </w:pPr>
+      <w:r>
+        <w:rPr>
+          <w:rFonts w:ascii="Arial" w:cs="Arial" w:eastAsia="Arial" w:hAnsi="Arial"/>
+          <w:color w:val="444444"/>
+          <w:sz w:val="20"/>
+          <w:szCs w:val="20"/>
+        </w:rPr>
+        <w:t xml:space="preserve">  • </w:t>
+      </w:r>
+      <w:r>
+        <w:rPr>
+          <w:rFonts w:ascii="Arial" w:cs="Arial" w:eastAsia="Arial" w:hAnsi="Arial"/>
+          <w:b/>
+          <w:bCs/>
+          <w:color w:val="444444"/>
+          <w:sz w:val="20"/>
+          <w:szCs w:val="20"/>
+        </w:rPr>
+        <w:t xml:space="preserve">WebhookKafkaCdcCleanupJob</w:t>
+      </w:r>
+      <w:r>
+        <w:rPr>
+          <w:rFonts w:ascii="Arial" w:cs="Arial" w:eastAsia="Arial" w:hAnsi="Arial"/>
+          <w:color w:val="444444"/>
+          <w:sz w:val="20"/>
+          <w:szCs w:val="20"/>
+        </w:rPr>
+        <w:t xml:space="preserve"> — hourly cleanup of captured outbox events (status=CAPTURED, age&gt;1h)</w:t>
       </w:r>
     </w:p>
     <w:p>
